--- a/Knowledge/3-Work knowledge/1-Software Engineering/2-General Technologies/9-Databases/5-My Source/2-SQL/1-Intro to SQL/3-SQL Syntax.docx
+++ b/Knowledge/3-Work knowledge/1-Software Engineering/2-General Technologies/9-Databases/5-My Source/2-SQL/1-Intro to SQL/3-SQL Syntax.docx
@@ -15,30 +15,18 @@
     <w:p>
       <w:pPr>
         <w:pStyle w:val="Heading2"/>
-        <w:rPr>
-          <w:lang w:val="en-US"/>
-        </w:rPr>
       </w:pPr>
       <w:r>
         <w:rPr>
           <w:rFonts w:ascii="Segoe UI Emoji" w:hAnsi="Segoe UI Emoji" w:cs="Segoe UI Emoji"/>
-          <w:lang w:val="en-US"/>
         </w:rPr>
         <w:t>🌟</w:t>
       </w:r>
       <w:r>
-        <w:rPr>
-          <w:lang w:val="en-US"/>
-        </w:rPr>
         <w:t xml:space="preserve"> Definition</w:t>
       </w:r>
     </w:p>
     <w:p>
-      <w:pPr>
-        <w:rPr>
-          <w:lang w:val="en-US"/>
-        </w:rPr>
-      </w:pPr>
       <w:r>
         <w:rPr>
           <w:b/>
@@ -95,7 +83,6 @@
       <w:pPr>
         <w:rPr>
           <w:rFonts w:ascii="Roboto Mono" w:hAnsi="Roboto Mono"/>
-          <w:lang w:val="en-US"/>
         </w:rPr>
       </w:pPr>
       <w:r>
@@ -103,14 +90,12 @@
           <w:rFonts w:ascii="Roboto Mono" w:hAnsi="Roboto Mono"/>
           <w:b/>
           <w:bCs/>
-          <w:lang w:val="en-US"/>
         </w:rPr>
         <w:t>SQL Syntax</w:t>
       </w:r>
       <w:r>
         <w:rPr>
           <w:rFonts w:ascii="Roboto Mono" w:hAnsi="Roboto Mono"/>
-          <w:lang w:val="en-US"/>
         </w:rPr>
         <w:t xml:space="preserve"> refers to the </w:t>
       </w:r>
@@ -119,14 +104,12 @@
           <w:rFonts w:ascii="Roboto Mono" w:hAnsi="Roboto Mono"/>
           <w:b/>
           <w:bCs/>
-          <w:lang w:val="en-US"/>
         </w:rPr>
         <w:t>rules and structure used to write SQL statements correctly</w:t>
       </w:r>
       <w:r>
         <w:rPr>
           <w:rFonts w:ascii="Roboto Mono" w:hAnsi="Roboto Mono"/>
-          <w:lang w:val="en-US"/>
         </w:rPr>
         <w:t>.</w:t>
       </w:r>
@@ -135,13 +118,11 @@
       <w:pPr>
         <w:rPr>
           <w:rFonts w:ascii="Roboto Mono" w:hAnsi="Roboto Mono"/>
-          <w:lang w:val="en-US"/>
-        </w:rPr>
-      </w:pPr>
-      <w:r>
-        <w:rPr>
-          <w:rFonts w:ascii="Roboto Mono" w:hAnsi="Roboto Mono"/>
-          <w:lang w:val="en-US"/>
+        </w:rPr>
+      </w:pPr>
+      <w:r>
+        <w:rPr>
+          <w:rFonts w:ascii="Roboto Mono" w:hAnsi="Roboto Mono"/>
         </w:rPr>
         <w:t>Just as English has grammar rules, SQL has syntax rules that determine how commands must be written so the database can understand them.</w:t>
       </w:r>
@@ -150,46 +131,32 @@
       <w:pPr>
         <w:rPr>
           <w:rFonts w:ascii="Roboto Mono" w:hAnsi="Roboto Mono"/>
-          <w:lang w:val="en-US"/>
-        </w:rPr>
-      </w:pPr>
-      <w:r>
-        <w:rPr>
-          <w:rFonts w:ascii="Roboto Mono" w:hAnsi="Roboto Mono"/>
-          <w:lang w:val="en-US"/>
-        </w:rPr>
-        <w:pict w14:anchorId="49E2D6B1">
-          <v:rect id="_x0000_i1476" style="width:0;height:1.5pt" o:hralign="center" o:hrstd="t" o:hr="t" fillcolor="#a0a0a0" stroked="f"/>
+        </w:rPr>
+      </w:pPr>
+      <w:r>
+        <w:rPr>
+          <w:rFonts w:ascii="Roboto Mono" w:hAnsi="Roboto Mono"/>
+        </w:rPr>
+        <w:pict w14:anchorId="43BF4DE2">
+          <v:rect id="_x0000_i1025" style="width:0;height:1.5pt" o:hralign="center" o:hrstd="t" o:hr="t" fillcolor="#a0a0a0" stroked="f"/>
         </w:pict>
       </w:r>
     </w:p>
     <w:p>
       <w:pPr>
         <w:pStyle w:val="Heading2"/>
-        <w:rPr>
-          <w:lang w:val="en-US"/>
-        </w:rPr>
       </w:pPr>
       <w:r>
         <w:rPr>
           <w:rFonts w:ascii="Segoe UI Emoji" w:hAnsi="Segoe UI Emoji" w:cs="Segoe UI Emoji"/>
-          <w:lang w:val="en-US"/>
         </w:rPr>
         <w:t>🎯</w:t>
       </w:r>
       <w:r>
-        <w:rPr>
-          <w:lang w:val="en-US"/>
-        </w:rPr>
         <w:t xml:space="preserve"> Purpose</w:t>
       </w:r>
     </w:p>
     <w:p>
-      <w:pPr>
-        <w:rPr>
-          <w:lang w:val="en-US"/>
-        </w:rPr>
-      </w:pPr>
       <w:r>
         <w:rPr>
           <w:b/>
@@ -246,13 +213,11 @@
       <w:pPr>
         <w:rPr>
           <w:rFonts w:ascii="Roboto Mono" w:hAnsi="Roboto Mono"/>
-          <w:lang w:val="en-US"/>
-        </w:rPr>
-      </w:pPr>
-      <w:r>
-        <w:rPr>
-          <w:rFonts w:ascii="Roboto Mono" w:hAnsi="Roboto Mono"/>
-          <w:lang w:val="en-US"/>
+        </w:rPr>
+      </w:pPr>
+      <w:r>
+        <w:rPr>
+          <w:rFonts w:ascii="Roboto Mono" w:hAnsi="Roboto Mono"/>
         </w:rPr>
         <w:t>SQL syntax helps:</w:t>
       </w:r>
@@ -261,17 +226,16 @@
       <w:pPr>
         <w:numPr>
           <w:ilvl w:val="0"/>
-          <w:numId w:val="3"/>
+          <w:numId w:val="1"/>
         </w:numPr>
-        <w:rPr>
-          <w:rFonts w:ascii="Roboto Mono" w:hAnsi="Roboto Mono"/>
-          <w:lang w:val="en-US"/>
-        </w:rPr>
-      </w:pPr>
-      <w:r>
-        <w:rPr>
-          <w:rFonts w:ascii="Roboto Mono" w:hAnsi="Roboto Mono"/>
-          <w:lang w:val="en-US"/>
+        <w:spacing w:after="0" w:line="276" w:lineRule="auto"/>
+        <w:rPr>
+          <w:rFonts w:ascii="Roboto Mono" w:hAnsi="Roboto Mono"/>
+        </w:rPr>
+      </w:pPr>
+      <w:r>
+        <w:rPr>
+          <w:rFonts w:ascii="Roboto Mono" w:hAnsi="Roboto Mono"/>
         </w:rPr>
         <w:t>Communicate with a database</w:t>
       </w:r>
@@ -280,17 +244,16 @@
       <w:pPr>
         <w:numPr>
           <w:ilvl w:val="0"/>
-          <w:numId w:val="3"/>
+          <w:numId w:val="1"/>
         </w:numPr>
-        <w:rPr>
-          <w:rFonts w:ascii="Roboto Mono" w:hAnsi="Roboto Mono"/>
-          <w:lang w:val="en-US"/>
-        </w:rPr>
-      </w:pPr>
-      <w:r>
-        <w:rPr>
-          <w:rFonts w:ascii="Roboto Mono" w:hAnsi="Roboto Mono"/>
-          <w:lang w:val="en-US"/>
+        <w:spacing w:after="0" w:line="276" w:lineRule="auto"/>
+        <w:rPr>
+          <w:rFonts w:ascii="Roboto Mono" w:hAnsi="Roboto Mono"/>
+        </w:rPr>
+      </w:pPr>
+      <w:r>
+        <w:rPr>
+          <w:rFonts w:ascii="Roboto Mono" w:hAnsi="Roboto Mono"/>
         </w:rPr>
         <w:t>Write valid SQL queries</w:t>
       </w:r>
@@ -299,17 +262,16 @@
       <w:pPr>
         <w:numPr>
           <w:ilvl w:val="0"/>
-          <w:numId w:val="3"/>
+          <w:numId w:val="1"/>
         </w:numPr>
-        <w:rPr>
-          <w:rFonts w:ascii="Roboto Mono" w:hAnsi="Roboto Mono"/>
-          <w:lang w:val="en-US"/>
-        </w:rPr>
-      </w:pPr>
-      <w:r>
-        <w:rPr>
-          <w:rFonts w:ascii="Roboto Mono" w:hAnsi="Roboto Mono"/>
-          <w:lang w:val="en-US"/>
+        <w:spacing w:after="0" w:line="276" w:lineRule="auto"/>
+        <w:rPr>
+          <w:rFonts w:ascii="Roboto Mono" w:hAnsi="Roboto Mono"/>
+        </w:rPr>
+      </w:pPr>
+      <w:r>
+        <w:rPr>
+          <w:rFonts w:ascii="Roboto Mono" w:hAnsi="Roboto Mono"/>
         </w:rPr>
         <w:t>Retrieve and modify data</w:t>
       </w:r>
@@ -318,17 +280,16 @@
       <w:pPr>
         <w:numPr>
           <w:ilvl w:val="0"/>
-          <w:numId w:val="3"/>
+          <w:numId w:val="1"/>
         </w:numPr>
-        <w:rPr>
-          <w:rFonts w:ascii="Roboto Mono" w:hAnsi="Roboto Mono"/>
-          <w:lang w:val="en-US"/>
-        </w:rPr>
-      </w:pPr>
-      <w:r>
-        <w:rPr>
-          <w:rFonts w:ascii="Roboto Mono" w:hAnsi="Roboto Mono"/>
-          <w:lang w:val="en-US"/>
+        <w:spacing w:after="0" w:line="276" w:lineRule="auto"/>
+        <w:rPr>
+          <w:rFonts w:ascii="Roboto Mono" w:hAnsi="Roboto Mono"/>
+        </w:rPr>
+      </w:pPr>
+      <w:r>
+        <w:rPr>
+          <w:rFonts w:ascii="Roboto Mono" w:hAnsi="Roboto Mono"/>
         </w:rPr>
         <w:t>Create and manage database objects</w:t>
       </w:r>
@@ -337,13 +298,11 @@
       <w:pPr>
         <w:rPr>
           <w:rFonts w:ascii="Roboto Mono" w:hAnsi="Roboto Mono"/>
-          <w:lang w:val="en-US"/>
-        </w:rPr>
-      </w:pPr>
-      <w:r>
-        <w:rPr>
-          <w:rFonts w:ascii="Roboto Mono" w:hAnsi="Roboto Mono"/>
-          <w:lang w:val="en-US"/>
+        </w:rPr>
+      </w:pPr>
+      <w:r>
+        <w:rPr>
+          <w:rFonts w:ascii="Roboto Mono" w:hAnsi="Roboto Mono"/>
         </w:rPr>
         <w:t>If the syntax is incorrect, the database returns an error.</w:t>
       </w:r>
@@ -352,46 +311,32 @@
       <w:pPr>
         <w:rPr>
           <w:rFonts w:ascii="Roboto Mono" w:hAnsi="Roboto Mono"/>
-          <w:lang w:val="en-US"/>
-        </w:rPr>
-      </w:pPr>
-      <w:r>
-        <w:rPr>
-          <w:rFonts w:ascii="Roboto Mono" w:hAnsi="Roboto Mono"/>
-          <w:lang w:val="en-US"/>
-        </w:rPr>
-        <w:pict w14:anchorId="1E530DBC">
-          <v:rect id="_x0000_i1477" style="width:0;height:1.5pt" o:hralign="center" o:hrstd="t" o:hr="t" fillcolor="#a0a0a0" stroked="f"/>
+        </w:rPr>
+      </w:pPr>
+      <w:r>
+        <w:rPr>
+          <w:rFonts w:ascii="Roboto Mono" w:hAnsi="Roboto Mono"/>
+        </w:rPr>
+        <w:pict w14:anchorId="1D1BACE6">
+          <v:rect id="_x0000_i1026" style="width:0;height:1.5pt" o:hralign="center" o:hrstd="t" o:hr="t" fillcolor="#a0a0a0" stroked="f"/>
         </w:pict>
       </w:r>
     </w:p>
     <w:p>
       <w:pPr>
         <w:pStyle w:val="Heading2"/>
-        <w:rPr>
-          <w:lang w:val="en-US"/>
-        </w:rPr>
       </w:pPr>
       <w:r>
         <w:rPr>
           <w:rFonts w:ascii="Segoe UI Emoji" w:hAnsi="Segoe UI Emoji" w:cs="Segoe UI Emoji"/>
-          <w:lang w:val="en-US"/>
         </w:rPr>
         <w:t>🧠</w:t>
       </w:r>
       <w:r>
-        <w:rPr>
-          <w:lang w:val="en-US"/>
-        </w:rPr>
         <w:t xml:space="preserve"> Simple Example</w:t>
       </w:r>
     </w:p>
     <w:p>
-      <w:pPr>
-        <w:rPr>
-          <w:lang w:val="en-US"/>
-        </w:rPr>
-      </w:pPr>
       <w:r>
         <w:rPr>
           <w:b/>
@@ -450,7 +395,6 @@
           <w:rFonts w:ascii="Roboto Mono" w:hAnsi="Roboto Mono"/>
           <w:b/>
           <w:bCs/>
-          <w:lang w:val="en-US"/>
         </w:rPr>
       </w:pPr>
       <w:r>
@@ -458,7 +402,6 @@
           <w:rFonts w:ascii="Roboto Mono" w:hAnsi="Roboto Mono"/>
           <w:b/>
           <w:bCs/>
-          <w:lang w:val="en-US"/>
         </w:rPr>
         <w:t>SQL Statement</w:t>
       </w:r>
@@ -469,7 +412,6 @@
           <w:rFonts w:ascii="Roboto Mono" w:hAnsi="Roboto Mono"/>
           <w:b/>
           <w:bCs/>
-          <w:lang w:val="en-US"/>
         </w:rPr>
       </w:pPr>
       <w:r>
@@ -477,7 +419,7 @@
           <w:noProof/>
         </w:rPr>
         <w:drawing>
-          <wp:inline distT="0" distB="0" distL="0" distR="0" wp14:anchorId="18781FC0" wp14:editId="703FA8E8">
+          <wp:inline distT="0" distB="0" distL="0" distR="0" wp14:anchorId="43EA6FC4" wp14:editId="13CE786A">
             <wp:extent cx="5943600" cy="735965"/>
             <wp:effectExtent l="0" t="0" r="0" b="6985"/>
             <wp:docPr id="1268030139" name="Picture 1"/>
@@ -530,13 +472,11 @@
       <w:pPr>
         <w:rPr>
           <w:rFonts w:ascii="Roboto Mono" w:hAnsi="Roboto Mono"/>
-          <w:lang w:val="en-US"/>
-        </w:rPr>
-      </w:pPr>
-      <w:r>
-        <w:rPr>
-          <w:rFonts w:ascii="Roboto Mono" w:hAnsi="Roboto Mono"/>
-          <w:lang w:val="en-US"/>
+        </w:rPr>
+      </w:pPr>
+      <w:r>
+        <w:rPr>
+          <w:rFonts w:ascii="Roboto Mono" w:hAnsi="Roboto Mono"/>
         </w:rPr>
         <w:t>SELECT Name</w:t>
       </w:r>
@@ -545,13 +485,11 @@
       <w:pPr>
         <w:rPr>
           <w:rFonts w:ascii="Roboto Mono" w:hAnsi="Roboto Mono"/>
-          <w:lang w:val="en-US"/>
-        </w:rPr>
-      </w:pPr>
-      <w:r>
-        <w:rPr>
-          <w:rFonts w:ascii="Roboto Mono" w:hAnsi="Roboto Mono"/>
-          <w:lang w:val="en-US"/>
+        </w:rPr>
+      </w:pPr>
+      <w:r>
+        <w:rPr>
+          <w:rFonts w:ascii="Roboto Mono" w:hAnsi="Roboto Mono"/>
         </w:rPr>
         <w:t>FROM Customers;</w:t>
       </w:r>
@@ -560,13 +498,11 @@
       <w:pPr>
         <w:rPr>
           <w:rFonts w:ascii="Roboto Mono" w:hAnsi="Roboto Mono"/>
-          <w:lang w:val="en-US"/>
-        </w:rPr>
-      </w:pPr>
-      <w:r>
-        <w:rPr>
-          <w:rFonts w:ascii="Roboto Mono" w:hAnsi="Roboto Mono"/>
-          <w:lang w:val="en-US"/>
+        </w:rPr>
+      </w:pPr>
+      <w:r>
+        <w:rPr>
+          <w:rFonts w:ascii="Roboto Mono" w:hAnsi="Roboto Mono"/>
         </w:rPr>
         <w:t>This follows SQL syntax rules:</w:t>
       </w:r>
@@ -575,16 +511,14 @@
       <w:pPr>
         <w:rPr>
           <w:rFonts w:ascii="Roboto Mono" w:hAnsi="Roboto Mono"/>
-          <w:lang w:val="en-US"/>
         </w:rPr>
       </w:pPr>
       <w:r>
         <w:rPr>
           <w:noProof/>
         </w:rPr>
-        <w:lastRenderedPageBreak/>
         <w:drawing>
-          <wp:inline distT="0" distB="0" distL="0" distR="0" wp14:anchorId="73E74B24" wp14:editId="09D0C21E">
+          <wp:inline distT="0" distB="0" distL="0" distR="0" wp14:anchorId="72EE358C" wp14:editId="37894128">
             <wp:extent cx="5943600" cy="975995"/>
             <wp:effectExtent l="0" t="0" r="0" b="0"/>
             <wp:docPr id="771342194" name="Picture 2"/>
@@ -637,26 +571,20 @@
       <w:pPr>
         <w:rPr>
           <w:rFonts w:ascii="Roboto Mono" w:hAnsi="Roboto Mono"/>
-          <w:lang w:val="en-US"/>
-        </w:rPr>
-      </w:pPr>
-      <w:r>
-        <w:rPr>
-          <w:rFonts w:ascii="Roboto Mono" w:hAnsi="Roboto Mono"/>
-          <w:lang w:val="en-US"/>
+        </w:rPr>
+      </w:pPr>
+      <w:r>
+        <w:rPr>
+          <w:rFonts w:ascii="Roboto Mono" w:hAnsi="Roboto Mono"/>
         </w:rPr>
         <w:t xml:space="preserve">SELECT </w:t>
       </w:r>
       <w:r>
-        <w:rPr>
-          <w:lang w:val="en-US"/>
-        </w:rPr>
         <w:t>→</w:t>
       </w:r>
       <w:r>
         <w:rPr>
           <w:rFonts w:ascii="Roboto Mono" w:hAnsi="Roboto Mono"/>
-          <w:lang w:val="en-US"/>
         </w:rPr>
         <w:t xml:space="preserve"> What data to retrieve</w:t>
       </w:r>
@@ -665,26 +593,20 @@
       <w:pPr>
         <w:rPr>
           <w:rFonts w:ascii="Roboto Mono" w:hAnsi="Roboto Mono"/>
-          <w:lang w:val="en-US"/>
-        </w:rPr>
-      </w:pPr>
-      <w:r>
-        <w:rPr>
-          <w:rFonts w:ascii="Roboto Mono" w:hAnsi="Roboto Mono"/>
-          <w:lang w:val="en-US"/>
+        </w:rPr>
+      </w:pPr>
+      <w:r>
+        <w:rPr>
+          <w:rFonts w:ascii="Roboto Mono" w:hAnsi="Roboto Mono"/>
         </w:rPr>
         <w:t xml:space="preserve">Name   </w:t>
       </w:r>
       <w:r>
-        <w:rPr>
-          <w:lang w:val="en-US"/>
-        </w:rPr>
         <w:t>→</w:t>
       </w:r>
       <w:r>
         <w:rPr>
           <w:rFonts w:ascii="Roboto Mono" w:hAnsi="Roboto Mono"/>
-          <w:lang w:val="en-US"/>
         </w:rPr>
         <w:t xml:space="preserve"> Column name</w:t>
       </w:r>
@@ -693,26 +615,20 @@
       <w:pPr>
         <w:rPr>
           <w:rFonts w:ascii="Roboto Mono" w:hAnsi="Roboto Mono"/>
-          <w:lang w:val="en-US"/>
-        </w:rPr>
-      </w:pPr>
-      <w:r>
-        <w:rPr>
-          <w:rFonts w:ascii="Roboto Mono" w:hAnsi="Roboto Mono"/>
-          <w:lang w:val="en-US"/>
+        </w:rPr>
+      </w:pPr>
+      <w:r>
+        <w:rPr>
+          <w:rFonts w:ascii="Roboto Mono" w:hAnsi="Roboto Mono"/>
         </w:rPr>
         <w:t xml:space="preserve">FROM   </w:t>
       </w:r>
       <w:r>
-        <w:rPr>
-          <w:lang w:val="en-US"/>
-        </w:rPr>
         <w:t>→</w:t>
       </w:r>
       <w:r>
         <w:rPr>
           <w:rFonts w:ascii="Roboto Mono" w:hAnsi="Roboto Mono"/>
-          <w:lang w:val="en-US"/>
         </w:rPr>
         <w:t xml:space="preserve"> Source table</w:t>
       </w:r>
@@ -721,26 +637,20 @@
       <w:pPr>
         <w:rPr>
           <w:rFonts w:ascii="Roboto Mono" w:hAnsi="Roboto Mono"/>
-          <w:lang w:val="en-US"/>
-        </w:rPr>
-      </w:pPr>
-      <w:r>
-        <w:rPr>
-          <w:rFonts w:ascii="Roboto Mono" w:hAnsi="Roboto Mono"/>
-          <w:lang w:val="en-US"/>
+        </w:rPr>
+      </w:pPr>
+      <w:r>
+        <w:rPr>
+          <w:rFonts w:ascii="Roboto Mono" w:hAnsi="Roboto Mono"/>
         </w:rPr>
         <w:t xml:space="preserve">Customers </w:t>
       </w:r>
       <w:r>
-        <w:rPr>
-          <w:lang w:val="en-US"/>
-        </w:rPr>
         <w:t>→</w:t>
       </w:r>
       <w:r>
         <w:rPr>
           <w:rFonts w:ascii="Roboto Mono" w:hAnsi="Roboto Mono"/>
-          <w:lang w:val="en-US"/>
         </w:rPr>
         <w:t xml:space="preserve"> Table name</w:t>
       </w:r>
@@ -749,26 +659,20 @@
       <w:pPr>
         <w:rPr>
           <w:rFonts w:ascii="Roboto Mono" w:hAnsi="Roboto Mono"/>
-          <w:lang w:val="en-US"/>
-        </w:rPr>
-      </w:pPr>
-      <w:r>
-        <w:rPr>
-          <w:rFonts w:ascii="Roboto Mono" w:hAnsi="Roboto Mono"/>
-          <w:lang w:val="en-US"/>
+        </w:rPr>
+      </w:pPr>
+      <w:r>
+        <w:rPr>
+          <w:rFonts w:ascii="Roboto Mono" w:hAnsi="Roboto Mono"/>
         </w:rPr>
         <w:t xml:space="preserve">;      </w:t>
       </w:r>
       <w:r>
-        <w:rPr>
-          <w:lang w:val="en-US"/>
-        </w:rPr>
         <w:t>→</w:t>
       </w:r>
       <w:r>
         <w:rPr>
           <w:rFonts w:ascii="Roboto Mono" w:hAnsi="Roboto Mono"/>
-          <w:lang w:val="en-US"/>
         </w:rPr>
         <w:t xml:space="preserve"> End of statement</w:t>
       </w:r>
@@ -777,46 +681,32 @@
       <w:pPr>
         <w:rPr>
           <w:rFonts w:ascii="Roboto Mono" w:hAnsi="Roboto Mono"/>
-          <w:lang w:val="en-US"/>
-        </w:rPr>
-      </w:pPr>
-      <w:r>
-        <w:rPr>
-          <w:rFonts w:ascii="Roboto Mono" w:hAnsi="Roboto Mono"/>
-          <w:lang w:val="en-US"/>
-        </w:rPr>
-        <w:pict w14:anchorId="73429912">
-          <v:rect id="_x0000_i1478" style="width:0;height:1.5pt" o:hralign="center" o:hrstd="t" o:hr="t" fillcolor="#a0a0a0" stroked="f"/>
+        </w:rPr>
+      </w:pPr>
+      <w:r>
+        <w:rPr>
+          <w:rFonts w:ascii="Roboto Mono" w:hAnsi="Roboto Mono"/>
+        </w:rPr>
+        <w:pict w14:anchorId="49C4A635">
+          <v:rect id="_x0000_i1027" style="width:0;height:1.5pt" o:hralign="center" o:hrstd="t" o:hr="t" fillcolor="#a0a0a0" stroked="f"/>
         </w:pict>
       </w:r>
     </w:p>
     <w:p>
       <w:pPr>
         <w:pStyle w:val="Heading2"/>
-        <w:rPr>
-          <w:lang w:val="en-US"/>
-        </w:rPr>
       </w:pPr>
       <w:r>
         <w:rPr>
           <w:rFonts w:ascii="Segoe UI Emoji" w:hAnsi="Segoe UI Emoji" w:cs="Segoe UI Emoji"/>
-          <w:lang w:val="en-US"/>
         </w:rPr>
         <w:t>📚</w:t>
       </w:r>
       <w:r>
-        <w:rPr>
-          <w:lang w:val="en-US"/>
-        </w:rPr>
         <w:t xml:space="preserve"> Basic SQL Syntax Structure</w:t>
       </w:r>
     </w:p>
     <w:p>
-      <w:pPr>
-        <w:rPr>
-          <w:lang w:val="en-US"/>
-        </w:rPr>
-      </w:pPr>
       <w:r>
         <w:rPr>
           <w:b/>
@@ -875,7 +765,6 @@
           <w:rFonts w:ascii="Roboto Mono" w:hAnsi="Roboto Mono"/>
           <w:b/>
           <w:bCs/>
-          <w:lang w:val="en-US"/>
         </w:rPr>
       </w:pPr>
       <w:r>
@@ -883,7 +772,6 @@
           <w:rFonts w:ascii="Roboto Mono" w:hAnsi="Roboto Mono"/>
           <w:b/>
           <w:bCs/>
-          <w:lang w:val="en-US"/>
         </w:rPr>
         <w:t>SELECT Query</w:t>
       </w:r>
@@ -894,7 +782,6 @@
           <w:rFonts w:ascii="Roboto Mono" w:hAnsi="Roboto Mono"/>
           <w:b/>
           <w:bCs/>
-          <w:lang w:val="en-US"/>
         </w:rPr>
       </w:pPr>
       <w:r>
@@ -902,7 +789,7 @@
           <w:noProof/>
         </w:rPr>
         <w:drawing>
-          <wp:inline distT="0" distB="0" distL="0" distR="0" wp14:anchorId="716A3729" wp14:editId="3F45B3EC">
+          <wp:inline distT="0" distB="0" distL="0" distR="0" wp14:anchorId="27957AC4" wp14:editId="2C9385E0">
             <wp:extent cx="5943600" cy="763270"/>
             <wp:effectExtent l="0" t="0" r="0" b="0"/>
             <wp:docPr id="1790011235" name="Picture 3"/>
@@ -955,13 +842,11 @@
       <w:pPr>
         <w:rPr>
           <w:rFonts w:ascii="Roboto Mono" w:hAnsi="Roboto Mono"/>
-          <w:lang w:val="en-US"/>
-        </w:rPr>
-      </w:pPr>
-      <w:r>
-        <w:rPr>
-          <w:rFonts w:ascii="Roboto Mono" w:hAnsi="Roboto Mono"/>
-          <w:lang w:val="en-US"/>
+        </w:rPr>
+      </w:pPr>
+      <w:r>
+        <w:rPr>
+          <w:rFonts w:ascii="Roboto Mono" w:hAnsi="Roboto Mono"/>
         </w:rPr>
         <w:t>SELECT column_name</w:t>
       </w:r>
@@ -970,13 +855,11 @@
       <w:pPr>
         <w:rPr>
           <w:rFonts w:ascii="Roboto Mono" w:hAnsi="Roboto Mono"/>
-          <w:lang w:val="en-US"/>
-        </w:rPr>
-      </w:pPr>
-      <w:r>
-        <w:rPr>
-          <w:rFonts w:ascii="Roboto Mono" w:hAnsi="Roboto Mono"/>
-          <w:lang w:val="en-US"/>
+        </w:rPr>
+      </w:pPr>
+      <w:r>
+        <w:rPr>
+          <w:rFonts w:ascii="Roboto Mono" w:hAnsi="Roboto Mono"/>
         </w:rPr>
         <w:t>FROM table_name;</w:t>
       </w:r>
@@ -985,13 +868,11 @@
       <w:pPr>
         <w:rPr>
           <w:rFonts w:ascii="Roboto Mono" w:hAnsi="Roboto Mono"/>
-          <w:lang w:val="en-US"/>
-        </w:rPr>
-      </w:pPr>
-      <w:r>
-        <w:rPr>
-          <w:rFonts w:ascii="Roboto Mono" w:hAnsi="Roboto Mono"/>
-          <w:lang w:val="en-US"/>
+        </w:rPr>
+      </w:pPr>
+      <w:r>
+        <w:rPr>
+          <w:rFonts w:ascii="Roboto Mono" w:hAnsi="Roboto Mono"/>
         </w:rPr>
         <w:t>Example:</w:t>
       </w:r>
@@ -1000,7 +881,6 @@
       <w:pPr>
         <w:rPr>
           <w:rFonts w:ascii="Roboto Mono" w:hAnsi="Roboto Mono"/>
-          <w:lang w:val="en-US"/>
         </w:rPr>
       </w:pPr>
       <w:r>
@@ -1008,7 +888,7 @@
           <w:noProof/>
         </w:rPr>
         <w:drawing>
-          <wp:inline distT="0" distB="0" distL="0" distR="0" wp14:anchorId="730A995C" wp14:editId="607DAB33">
+          <wp:inline distT="0" distB="0" distL="0" distR="0" wp14:anchorId="32839F98" wp14:editId="7E8E4D0D">
             <wp:extent cx="5943600" cy="765810"/>
             <wp:effectExtent l="0" t="0" r="0" b="0"/>
             <wp:docPr id="1000821323" name="Picture 4"/>
@@ -1061,13 +941,11 @@
       <w:pPr>
         <w:rPr>
           <w:rFonts w:ascii="Roboto Mono" w:hAnsi="Roboto Mono"/>
-          <w:lang w:val="en-US"/>
-        </w:rPr>
-      </w:pPr>
-      <w:r>
-        <w:rPr>
-          <w:rFonts w:ascii="Roboto Mono" w:hAnsi="Roboto Mono"/>
-          <w:lang w:val="en-US"/>
+        </w:rPr>
+      </w:pPr>
+      <w:r>
+        <w:rPr>
+          <w:rFonts w:ascii="Roboto Mono" w:hAnsi="Roboto Mono"/>
         </w:rPr>
         <w:t>SELECT Name</w:t>
       </w:r>
@@ -1076,13 +954,11 @@
       <w:pPr>
         <w:rPr>
           <w:rFonts w:ascii="Roboto Mono" w:hAnsi="Roboto Mono"/>
-          <w:lang w:val="en-US"/>
-        </w:rPr>
-      </w:pPr>
-      <w:r>
-        <w:rPr>
-          <w:rFonts w:ascii="Roboto Mono" w:hAnsi="Roboto Mono"/>
-          <w:lang w:val="en-US"/>
+        </w:rPr>
+      </w:pPr>
+      <w:r>
+        <w:rPr>
+          <w:rFonts w:ascii="Roboto Mono" w:hAnsi="Roboto Mono"/>
         </w:rPr>
         <w:t>FROM Customers;</w:t>
       </w:r>
@@ -1091,37 +967,28 @@
       <w:pPr>
         <w:rPr>
           <w:rFonts w:ascii="Roboto Mono" w:hAnsi="Roboto Mono"/>
-          <w:lang w:val="en-US"/>
-        </w:rPr>
-      </w:pPr>
-      <w:r>
-        <w:rPr>
-          <w:rFonts w:ascii="Roboto Mono" w:hAnsi="Roboto Mono"/>
-          <w:lang w:val="en-US"/>
-        </w:rPr>
-        <w:pict w14:anchorId="3EFA7857">
-          <v:rect id="_x0000_i1483" style="width:0;height:1.5pt" o:hralign="center" o:hrstd="t" o:hr="t" fillcolor="#a0a0a0" stroked="f"/>
+        </w:rPr>
+      </w:pPr>
+      <w:r>
+        <w:rPr>
+          <w:rFonts w:ascii="Roboto Mono" w:hAnsi="Roboto Mono"/>
+        </w:rPr>
+        <w:pict w14:anchorId="18291101">
+          <v:rect id="_x0000_i1028" style="width:0;height:1.5pt" o:hralign="center" o:hrstd="t" o:hr="t" fillcolor="#a0a0a0" stroked="f"/>
         </w:pict>
       </w:r>
     </w:p>
     <w:p>
       <w:pPr>
         <w:pStyle w:val="Heading2"/>
-        <w:rPr>
-          <w:lang w:val="en-US"/>
-        </w:rPr>
       </w:pPr>
       <w:r>
         <w:rPr>
           <w:rFonts w:ascii="Segoe UI Emoji" w:hAnsi="Segoe UI Emoji" w:cs="Segoe UI Emoji"/>
-          <w:lang w:val="en-US"/>
         </w:rPr>
         <w:t>🔑</w:t>
       </w:r>
       <w:r>
-        <w:rPr>
-          <w:lang w:val="en-US"/>
-        </w:rPr>
         <w:t xml:space="preserve"> Common SQL Keywords</w:t>
       </w:r>
     </w:p>
@@ -1185,18 +1052,12 @@
       </w:r>
     </w:p>
     <w:p>
-      <w:pPr>
-        <w:rPr>
-          <w:lang w:val="en-US"/>
-        </w:rPr>
-      </w:pPr>
       <w:r>
         <w:rPr>
           <w:noProof/>
         </w:rPr>
-        <w:lastRenderedPageBreak/>
         <w:drawing>
-          <wp:inline distT="0" distB="0" distL="0" distR="0" wp14:anchorId="474E35BA" wp14:editId="78F7F52A">
+          <wp:inline distT="0" distB="0" distL="0" distR="0" wp14:anchorId="342EECD3" wp14:editId="0740334C">
             <wp:extent cx="5943600" cy="3288665"/>
             <wp:effectExtent l="0" t="0" r="0" b="6985"/>
             <wp:docPr id="1319106114" name="Picture 9"/>
@@ -1258,8 +1119,8 @@
         <w:tblLook w:val="04A0" w:firstRow="1" w:lastRow="0" w:firstColumn="1" w:lastColumn="0" w:noHBand="0" w:noVBand="1"/>
       </w:tblPr>
       <w:tblGrid>
-        <w:gridCol w:w="1660"/>
-        <w:gridCol w:w="1792"/>
+        <w:gridCol w:w="1804"/>
+        <w:gridCol w:w="1948"/>
       </w:tblGrid>
       <w:tr>
         <w:trPr>
@@ -1278,7 +1139,6 @@
                 <w:rFonts w:ascii="Roboto Mono" w:hAnsi="Roboto Mono"/>
                 <w:b/>
                 <w:bCs/>
-                <w:lang w:val="en-US"/>
               </w:rPr>
             </w:pPr>
             <w:r>
@@ -1286,7 +1146,6 @@
                 <w:rFonts w:ascii="Roboto Mono" w:hAnsi="Roboto Mono"/>
                 <w:b/>
                 <w:bCs/>
-                <w:lang w:val="en-US"/>
               </w:rPr>
               <w:t>Keyword</w:t>
             </w:r>
@@ -1304,7 +1163,6 @@
                 <w:rFonts w:ascii="Roboto Mono" w:hAnsi="Roboto Mono"/>
                 <w:b/>
                 <w:bCs/>
-                <w:lang w:val="en-US"/>
               </w:rPr>
             </w:pPr>
             <w:r>
@@ -1312,7 +1170,6 @@
                 <w:rFonts w:ascii="Roboto Mono" w:hAnsi="Roboto Mono"/>
                 <w:b/>
                 <w:bCs/>
-                <w:lang w:val="en-US"/>
               </w:rPr>
               <w:t>Purpose</w:t>
             </w:r>
@@ -1333,13 +1190,11 @@
             <w:pPr>
               <w:rPr>
                 <w:rFonts w:ascii="Roboto Mono" w:hAnsi="Roboto Mono"/>
-                <w:lang w:val="en-US"/>
               </w:rPr>
             </w:pPr>
             <w:r>
               <w:rPr>
                 <w:rFonts w:ascii="Roboto Mono" w:hAnsi="Roboto Mono"/>
-                <w:lang w:val="en-US"/>
               </w:rPr>
               <w:t>SELECT</w:t>
             </w:r>
@@ -1355,13 +1210,11 @@
             <w:pPr>
               <w:rPr>
                 <w:rFonts w:ascii="Roboto Mono" w:hAnsi="Roboto Mono"/>
-                <w:lang w:val="en-US"/>
               </w:rPr>
             </w:pPr>
             <w:r>
               <w:rPr>
                 <w:rFonts w:ascii="Roboto Mono" w:hAnsi="Roboto Mono"/>
-                <w:lang w:val="en-US"/>
               </w:rPr>
               <w:t>Retrieve data</w:t>
             </w:r>
@@ -1382,13 +1235,11 @@
             <w:pPr>
               <w:rPr>
                 <w:rFonts w:ascii="Roboto Mono" w:hAnsi="Roboto Mono"/>
-                <w:lang w:val="en-US"/>
               </w:rPr>
             </w:pPr>
             <w:r>
               <w:rPr>
                 <w:rFonts w:ascii="Roboto Mono" w:hAnsi="Roboto Mono"/>
-                <w:lang w:val="en-US"/>
               </w:rPr>
               <w:t>FROM</w:t>
             </w:r>
@@ -1404,13 +1255,11 @@
             <w:pPr>
               <w:rPr>
                 <w:rFonts w:ascii="Roboto Mono" w:hAnsi="Roboto Mono"/>
-                <w:lang w:val="en-US"/>
               </w:rPr>
             </w:pPr>
             <w:r>
               <w:rPr>
                 <w:rFonts w:ascii="Roboto Mono" w:hAnsi="Roboto Mono"/>
-                <w:lang w:val="en-US"/>
               </w:rPr>
               <w:t>Specify table</w:t>
             </w:r>
@@ -1431,13 +1280,11 @@
             <w:pPr>
               <w:rPr>
                 <w:rFonts w:ascii="Roboto Mono" w:hAnsi="Roboto Mono"/>
-                <w:lang w:val="en-US"/>
               </w:rPr>
             </w:pPr>
             <w:r>
               <w:rPr>
                 <w:rFonts w:ascii="Roboto Mono" w:hAnsi="Roboto Mono"/>
-                <w:lang w:val="en-US"/>
               </w:rPr>
               <w:t>WHERE</w:t>
             </w:r>
@@ -1453,13 +1300,11 @@
             <w:pPr>
               <w:rPr>
                 <w:rFonts w:ascii="Roboto Mono" w:hAnsi="Roboto Mono"/>
-                <w:lang w:val="en-US"/>
               </w:rPr>
             </w:pPr>
             <w:r>
               <w:rPr>
                 <w:rFonts w:ascii="Roboto Mono" w:hAnsi="Roboto Mono"/>
-                <w:lang w:val="en-US"/>
               </w:rPr>
               <w:t>Filter rows</w:t>
             </w:r>
@@ -1480,13 +1325,11 @@
             <w:pPr>
               <w:rPr>
                 <w:rFonts w:ascii="Roboto Mono" w:hAnsi="Roboto Mono"/>
-                <w:lang w:val="en-US"/>
               </w:rPr>
             </w:pPr>
             <w:r>
               <w:rPr>
                 <w:rFonts w:ascii="Roboto Mono" w:hAnsi="Roboto Mono"/>
-                <w:lang w:val="en-US"/>
               </w:rPr>
               <w:t>INSERT INTO</w:t>
             </w:r>
@@ -1502,13 +1345,11 @@
             <w:pPr>
               <w:rPr>
                 <w:rFonts w:ascii="Roboto Mono" w:hAnsi="Roboto Mono"/>
-                <w:lang w:val="en-US"/>
               </w:rPr>
             </w:pPr>
             <w:r>
               <w:rPr>
                 <w:rFonts w:ascii="Roboto Mono" w:hAnsi="Roboto Mono"/>
-                <w:lang w:val="en-US"/>
               </w:rPr>
               <w:t>Add data</w:t>
             </w:r>
@@ -1529,13 +1370,11 @@
             <w:pPr>
               <w:rPr>
                 <w:rFonts w:ascii="Roboto Mono" w:hAnsi="Roboto Mono"/>
-                <w:lang w:val="en-US"/>
               </w:rPr>
             </w:pPr>
             <w:r>
               <w:rPr>
                 <w:rFonts w:ascii="Roboto Mono" w:hAnsi="Roboto Mono"/>
-                <w:lang w:val="en-US"/>
               </w:rPr>
               <w:t>UPDATE</w:t>
             </w:r>
@@ -1551,13 +1390,11 @@
             <w:pPr>
               <w:rPr>
                 <w:rFonts w:ascii="Roboto Mono" w:hAnsi="Roboto Mono"/>
-                <w:lang w:val="en-US"/>
               </w:rPr>
             </w:pPr>
             <w:r>
               <w:rPr>
                 <w:rFonts w:ascii="Roboto Mono" w:hAnsi="Roboto Mono"/>
-                <w:lang w:val="en-US"/>
               </w:rPr>
               <w:t>Modify data</w:t>
             </w:r>
@@ -1578,13 +1415,11 @@
             <w:pPr>
               <w:rPr>
                 <w:rFonts w:ascii="Roboto Mono" w:hAnsi="Roboto Mono"/>
-                <w:lang w:val="en-US"/>
               </w:rPr>
             </w:pPr>
             <w:r>
               <w:rPr>
                 <w:rFonts w:ascii="Roboto Mono" w:hAnsi="Roboto Mono"/>
-                <w:lang w:val="en-US"/>
               </w:rPr>
               <w:t>DELETE</w:t>
             </w:r>
@@ -1600,13 +1435,11 @@
             <w:pPr>
               <w:rPr>
                 <w:rFonts w:ascii="Roboto Mono" w:hAnsi="Roboto Mono"/>
-                <w:lang w:val="en-US"/>
               </w:rPr>
             </w:pPr>
             <w:r>
               <w:rPr>
                 <w:rFonts w:ascii="Roboto Mono" w:hAnsi="Roboto Mono"/>
-                <w:lang w:val="en-US"/>
               </w:rPr>
               <w:t>Remove data</w:t>
             </w:r>
@@ -1627,13 +1460,11 @@
             <w:pPr>
               <w:rPr>
                 <w:rFonts w:ascii="Roboto Mono" w:hAnsi="Roboto Mono"/>
-                <w:lang w:val="en-US"/>
               </w:rPr>
             </w:pPr>
             <w:r>
               <w:rPr>
                 <w:rFonts w:ascii="Roboto Mono" w:hAnsi="Roboto Mono"/>
-                <w:lang w:val="en-US"/>
               </w:rPr>
               <w:t>CREATE TABLE</w:t>
             </w:r>
@@ -1649,13 +1480,11 @@
             <w:pPr>
               <w:rPr>
                 <w:rFonts w:ascii="Roboto Mono" w:hAnsi="Roboto Mono"/>
-                <w:lang w:val="en-US"/>
               </w:rPr>
             </w:pPr>
             <w:r>
               <w:rPr>
                 <w:rFonts w:ascii="Roboto Mono" w:hAnsi="Roboto Mono"/>
-                <w:lang w:val="en-US"/>
               </w:rPr>
               <w:t>Create table</w:t>
             </w:r>
@@ -1676,13 +1505,11 @@
             <w:pPr>
               <w:rPr>
                 <w:rFonts w:ascii="Roboto Mono" w:hAnsi="Roboto Mono"/>
-                <w:lang w:val="en-US"/>
               </w:rPr>
             </w:pPr>
             <w:r>
               <w:rPr>
                 <w:rFonts w:ascii="Roboto Mono" w:hAnsi="Roboto Mono"/>
-                <w:lang w:val="en-US"/>
               </w:rPr>
               <w:t>ALTER TABLE</w:t>
             </w:r>
@@ -1698,13 +1525,11 @@
             <w:pPr>
               <w:rPr>
                 <w:rFonts w:ascii="Roboto Mono" w:hAnsi="Roboto Mono"/>
-                <w:lang w:val="en-US"/>
               </w:rPr>
             </w:pPr>
             <w:r>
               <w:rPr>
                 <w:rFonts w:ascii="Roboto Mono" w:hAnsi="Roboto Mono"/>
-                <w:lang w:val="en-US"/>
               </w:rPr>
               <w:t>Modify table</w:t>
             </w:r>
@@ -1725,13 +1550,11 @@
             <w:pPr>
               <w:rPr>
                 <w:rFonts w:ascii="Roboto Mono" w:hAnsi="Roboto Mono"/>
-                <w:lang w:val="en-US"/>
               </w:rPr>
             </w:pPr>
             <w:r>
               <w:rPr>
                 <w:rFonts w:ascii="Roboto Mono" w:hAnsi="Roboto Mono"/>
-                <w:lang w:val="en-US"/>
               </w:rPr>
               <w:t>DROP TABLE</w:t>
             </w:r>
@@ -1747,13 +1570,11 @@
             <w:pPr>
               <w:rPr>
                 <w:rFonts w:ascii="Roboto Mono" w:hAnsi="Roboto Mono"/>
-                <w:lang w:val="en-US"/>
               </w:rPr>
             </w:pPr>
             <w:r>
               <w:rPr>
                 <w:rFonts w:ascii="Roboto Mono" w:hAnsi="Roboto Mono"/>
-                <w:lang w:val="en-US"/>
               </w:rPr>
               <w:t>Delete table</w:t>
             </w:r>
@@ -1765,16 +1586,14 @@
       <w:pPr>
         <w:rPr>
           <w:rFonts w:ascii="Roboto Mono" w:hAnsi="Roboto Mono"/>
-          <w:lang w:val="en-US"/>
-        </w:rPr>
-      </w:pPr>
-      <w:r>
-        <w:rPr>
-          <w:rFonts w:ascii="Roboto Mono" w:hAnsi="Roboto Mono"/>
-          <w:lang w:val="en-US"/>
-        </w:rPr>
-        <w:pict w14:anchorId="29E782F0">
-          <v:rect id="_x0000_i1484" style="width:0;height:1.5pt" o:hralign="center" o:hrstd="t" o:hr="t" fillcolor="#a0a0a0" stroked="f"/>
+        </w:rPr>
+      </w:pPr>
+      <w:r>
+        <w:rPr>
+          <w:rFonts w:ascii="Roboto Mono" w:hAnsi="Roboto Mono"/>
+        </w:rPr>
+        <w:pict w14:anchorId="7A7E0D5B">
+          <v:rect id="_x0000_i1029" style="width:0;height:1.5pt" o:hralign="center" o:hrstd="t" o:hr="t" fillcolor="#a0a0a0" stroked="f"/>
         </w:pict>
       </w:r>
     </w:p>
@@ -1782,46 +1601,32 @@
       <w:pPr>
         <w:rPr>
           <w:rFonts w:ascii="Roboto Mono" w:hAnsi="Roboto Mono"/>
-          <w:lang w:val="en-US"/>
-        </w:rPr>
-      </w:pPr>
-      <w:r>
-        <w:rPr>
-          <w:rFonts w:ascii="Roboto Mono" w:hAnsi="Roboto Mono"/>
-          <w:lang w:val="en-US"/>
-        </w:rPr>
-        <w:pict w14:anchorId="670F15AA">
-          <v:rect id="_x0000_i1488" style="width:0;height:1.5pt" o:hralign="center" o:hrstd="t" o:hr="t" fillcolor="#a0a0a0" stroked="f"/>
+        </w:rPr>
+      </w:pPr>
+      <w:r>
+        <w:rPr>
+          <w:rFonts w:ascii="Roboto Mono" w:hAnsi="Roboto Mono"/>
+        </w:rPr>
+        <w:pict w14:anchorId="50D34C86">
+          <v:rect id="_x0000_i1030" style="width:0;height:1.5pt" o:hralign="center" o:hrstd="t" o:hr="t" fillcolor="#a0a0a0" stroked="f"/>
         </w:pict>
       </w:r>
     </w:p>
     <w:p>
       <w:pPr>
         <w:pStyle w:val="Heading2"/>
-        <w:rPr>
-          <w:lang w:val="en-US"/>
-        </w:rPr>
       </w:pPr>
       <w:r>
         <w:rPr>
           <w:rFonts w:ascii="Segoe UI Emoji" w:hAnsi="Segoe UI Emoji" w:cs="Segoe UI Emoji"/>
-          <w:lang w:val="en-US"/>
         </w:rPr>
         <w:t>📏</w:t>
       </w:r>
       <w:r>
-        <w:rPr>
-          <w:lang w:val="en-US"/>
-        </w:rPr>
         <w:t xml:space="preserve"> Basic SQL Syntax Rules</w:t>
       </w:r>
     </w:p>
     <w:p>
-      <w:pPr>
-        <w:rPr>
-          <w:lang w:val="en-US"/>
-        </w:rPr>
-      </w:pPr>
       <w:r>
         <w:rPr>
           <w:b/>
@@ -1880,7 +1685,6 @@
           <w:rFonts w:ascii="Roboto Mono" w:hAnsi="Roboto Mono"/>
           <w:b/>
           <w:bCs/>
-          <w:lang w:val="en-US"/>
         </w:rPr>
       </w:pPr>
       <w:r>
@@ -1888,7 +1692,6 @@
           <w:rFonts w:ascii="Roboto Mono" w:hAnsi="Roboto Mono"/>
           <w:b/>
           <w:bCs/>
-          <w:lang w:val="en-US"/>
         </w:rPr>
         <w:t>1. Keywords</w:t>
       </w:r>
@@ -1897,13 +1700,11 @@
       <w:pPr>
         <w:rPr>
           <w:rFonts w:ascii="Roboto Mono" w:hAnsi="Roboto Mono"/>
-          <w:lang w:val="en-US"/>
-        </w:rPr>
-      </w:pPr>
-      <w:r>
-        <w:rPr>
-          <w:rFonts w:ascii="Roboto Mono" w:hAnsi="Roboto Mono"/>
-          <w:lang w:val="en-US"/>
+        </w:rPr>
+      </w:pPr>
+      <w:r>
+        <w:rPr>
+          <w:rFonts w:ascii="Roboto Mono" w:hAnsi="Roboto Mono"/>
         </w:rPr>
         <w:t>SQL keywords are usually written in uppercase:</w:t>
       </w:r>
@@ -1912,16 +1713,14 @@
       <w:pPr>
         <w:rPr>
           <w:rFonts w:ascii="Roboto Mono" w:hAnsi="Roboto Mono"/>
-          <w:lang w:val="en-US"/>
         </w:rPr>
       </w:pPr>
       <w:r>
         <w:rPr>
           <w:noProof/>
         </w:rPr>
-        <w:lastRenderedPageBreak/>
         <w:drawing>
-          <wp:inline distT="0" distB="0" distL="0" distR="0" wp14:anchorId="4A0489BE" wp14:editId="5C397D2B">
+          <wp:inline distT="0" distB="0" distL="0" distR="0" wp14:anchorId="44FC9984" wp14:editId="299A2B8E">
             <wp:extent cx="5943600" cy="918210"/>
             <wp:effectExtent l="0" t="0" r="0" b="0"/>
             <wp:docPr id="1682363775" name="Picture 10"/>
@@ -1974,13 +1773,11 @@
       <w:pPr>
         <w:rPr>
           <w:rFonts w:ascii="Roboto Mono" w:hAnsi="Roboto Mono"/>
-          <w:lang w:val="en-US"/>
-        </w:rPr>
-      </w:pPr>
-      <w:r>
-        <w:rPr>
-          <w:rFonts w:ascii="Roboto Mono" w:hAnsi="Roboto Mono"/>
-          <w:lang w:val="en-US"/>
+        </w:rPr>
+      </w:pPr>
+      <w:r>
+        <w:rPr>
+          <w:rFonts w:ascii="Roboto Mono" w:hAnsi="Roboto Mono"/>
         </w:rPr>
         <w:t>SELECT</w:t>
       </w:r>
@@ -1989,13 +1786,11 @@
       <w:pPr>
         <w:rPr>
           <w:rFonts w:ascii="Roboto Mono" w:hAnsi="Roboto Mono"/>
-          <w:lang w:val="en-US"/>
-        </w:rPr>
-      </w:pPr>
-      <w:r>
-        <w:rPr>
-          <w:rFonts w:ascii="Roboto Mono" w:hAnsi="Roboto Mono"/>
-          <w:lang w:val="en-US"/>
+        </w:rPr>
+      </w:pPr>
+      <w:r>
+        <w:rPr>
+          <w:rFonts w:ascii="Roboto Mono" w:hAnsi="Roboto Mono"/>
         </w:rPr>
         <w:t>FROM</w:t>
       </w:r>
@@ -2004,13 +1799,11 @@
       <w:pPr>
         <w:rPr>
           <w:rFonts w:ascii="Roboto Mono" w:hAnsi="Roboto Mono"/>
-          <w:lang w:val="en-US"/>
-        </w:rPr>
-      </w:pPr>
-      <w:r>
-        <w:rPr>
-          <w:rFonts w:ascii="Roboto Mono" w:hAnsi="Roboto Mono"/>
-          <w:lang w:val="en-US"/>
+        </w:rPr>
+      </w:pPr>
+      <w:r>
+        <w:rPr>
+          <w:rFonts w:ascii="Roboto Mono" w:hAnsi="Roboto Mono"/>
         </w:rPr>
         <w:t>WHERE</w:t>
       </w:r>
@@ -2019,13 +1812,11 @@
       <w:pPr>
         <w:rPr>
           <w:rFonts w:ascii="Roboto Mono" w:hAnsi="Roboto Mono"/>
-          <w:lang w:val="en-US"/>
-        </w:rPr>
-      </w:pPr>
-      <w:r>
-        <w:rPr>
-          <w:rFonts w:ascii="Roboto Mono" w:hAnsi="Roboto Mono"/>
-          <w:lang w:val="en-US"/>
+        </w:rPr>
+      </w:pPr>
+      <w:r>
+        <w:rPr>
+          <w:rFonts w:ascii="Roboto Mono" w:hAnsi="Roboto Mono"/>
         </w:rPr>
         <w:t>Although SQL is generally not case-sensitive.</w:t>
       </w:r>
@@ -2034,16 +1825,14 @@
       <w:pPr>
         <w:rPr>
           <w:rFonts w:ascii="Roboto Mono" w:hAnsi="Roboto Mono"/>
-          <w:lang w:val="en-US"/>
-        </w:rPr>
-      </w:pPr>
-      <w:r>
-        <w:rPr>
-          <w:rFonts w:ascii="Roboto Mono" w:hAnsi="Roboto Mono"/>
-          <w:lang w:val="en-US"/>
-        </w:rPr>
-        <w:pict w14:anchorId="48BF1830">
-          <v:rect id="_x0000_i1489" style="width:0;height:1.5pt" o:hralign="center" o:hrstd="t" o:hr="t" fillcolor="#a0a0a0" stroked="f"/>
+        </w:rPr>
+      </w:pPr>
+      <w:r>
+        <w:rPr>
+          <w:rFonts w:ascii="Roboto Mono" w:hAnsi="Roboto Mono"/>
+        </w:rPr>
+        <w:pict w14:anchorId="552BA33E">
+          <v:rect id="_x0000_i1031" style="width:0;height:1.5pt" o:hralign="center" o:hrstd="t" o:hr="t" fillcolor="#a0a0a0" stroked="f"/>
         </w:pict>
       </w:r>
     </w:p>
@@ -2053,7 +1842,6 @@
           <w:rFonts w:ascii="Roboto Mono" w:hAnsi="Roboto Mono"/>
           <w:b/>
           <w:bCs/>
-          <w:lang w:val="en-US"/>
         </w:rPr>
       </w:pPr>
       <w:r>
@@ -2061,7 +1849,6 @@
           <w:rFonts w:ascii="Roboto Mono" w:hAnsi="Roboto Mono"/>
           <w:b/>
           <w:bCs/>
-          <w:lang w:val="en-US"/>
         </w:rPr>
         <w:t>2. Statement Terminator</w:t>
       </w:r>
@@ -2070,13 +1857,11 @@
       <w:pPr>
         <w:rPr>
           <w:rFonts w:ascii="Roboto Mono" w:hAnsi="Roboto Mono"/>
-          <w:lang w:val="en-US"/>
-        </w:rPr>
-      </w:pPr>
-      <w:r>
-        <w:rPr>
-          <w:rFonts w:ascii="Roboto Mono" w:hAnsi="Roboto Mono"/>
-          <w:lang w:val="en-US"/>
+        </w:rPr>
+      </w:pPr>
+      <w:r>
+        <w:rPr>
+          <w:rFonts w:ascii="Roboto Mono" w:hAnsi="Roboto Mono"/>
         </w:rPr>
         <w:t>Many SQL systems use:</w:t>
       </w:r>
@@ -2085,7 +1870,6 @@
       <w:pPr>
         <w:rPr>
           <w:rFonts w:ascii="Roboto Mono" w:hAnsi="Roboto Mono"/>
-          <w:lang w:val="en-US"/>
         </w:rPr>
       </w:pPr>
       <w:r>
@@ -2093,7 +1877,7 @@
           <w:noProof/>
         </w:rPr>
         <w:drawing>
-          <wp:inline distT="0" distB="0" distL="0" distR="0" wp14:anchorId="630540E3" wp14:editId="0464B153">
+          <wp:inline distT="0" distB="0" distL="0" distR="0" wp14:anchorId="1A85AED2" wp14:editId="159065AA">
             <wp:extent cx="5943600" cy="620395"/>
             <wp:effectExtent l="0" t="0" r="0" b="8255"/>
             <wp:docPr id="24112002" name="Picture 11"/>
@@ -2146,13 +1930,11 @@
       <w:pPr>
         <w:rPr>
           <w:rFonts w:ascii="Roboto Mono" w:hAnsi="Roboto Mono"/>
-          <w:lang w:val="en-US"/>
-        </w:rPr>
-      </w:pPr>
-      <w:r>
-        <w:rPr>
-          <w:rFonts w:ascii="Roboto Mono" w:hAnsi="Roboto Mono"/>
-          <w:lang w:val="en-US"/>
+        </w:rPr>
+      </w:pPr>
+      <w:r>
+        <w:rPr>
+          <w:rFonts w:ascii="Roboto Mono" w:hAnsi="Roboto Mono"/>
         </w:rPr>
         <w:t>;</w:t>
       </w:r>
@@ -2161,13 +1943,11 @@
       <w:pPr>
         <w:rPr>
           <w:rFonts w:ascii="Roboto Mono" w:hAnsi="Roboto Mono"/>
-          <w:lang w:val="en-US"/>
-        </w:rPr>
-      </w:pPr>
-      <w:r>
-        <w:rPr>
-          <w:rFonts w:ascii="Roboto Mono" w:hAnsi="Roboto Mono"/>
-          <w:lang w:val="en-US"/>
+        </w:rPr>
+      </w:pPr>
+      <w:r>
+        <w:rPr>
+          <w:rFonts w:ascii="Roboto Mono" w:hAnsi="Roboto Mono"/>
         </w:rPr>
         <w:t>to mark the end of a statement.</w:t>
       </w:r>
@@ -2176,13 +1956,11 @@
       <w:pPr>
         <w:rPr>
           <w:rFonts w:ascii="Roboto Mono" w:hAnsi="Roboto Mono"/>
-          <w:lang w:val="en-US"/>
-        </w:rPr>
-      </w:pPr>
-      <w:r>
-        <w:rPr>
-          <w:rFonts w:ascii="Roboto Mono" w:hAnsi="Roboto Mono"/>
-          <w:lang w:val="en-US"/>
+        </w:rPr>
+      </w:pPr>
+      <w:r>
+        <w:rPr>
+          <w:rFonts w:ascii="Roboto Mono" w:hAnsi="Roboto Mono"/>
         </w:rPr>
         <w:t>Example:</w:t>
       </w:r>
@@ -2191,7 +1969,6 @@
       <w:pPr>
         <w:rPr>
           <w:rFonts w:ascii="Roboto Mono" w:hAnsi="Roboto Mono"/>
-          <w:lang w:val="en-US"/>
         </w:rPr>
       </w:pPr>
       <w:r>
@@ -2199,7 +1976,7 @@
           <w:noProof/>
         </w:rPr>
         <w:drawing>
-          <wp:inline distT="0" distB="0" distL="0" distR="0" wp14:anchorId="1F06A5DB" wp14:editId="36188121">
+          <wp:inline distT="0" distB="0" distL="0" distR="0" wp14:anchorId="5F98E726" wp14:editId="07E88615">
             <wp:extent cx="5943600" cy="612140"/>
             <wp:effectExtent l="0" t="0" r="0" b="0"/>
             <wp:docPr id="2143172920" name="Picture 12"/>
@@ -2252,13 +2029,11 @@
       <w:pPr>
         <w:rPr>
           <w:rFonts w:ascii="Roboto Mono" w:hAnsi="Roboto Mono"/>
-          <w:lang w:val="en-US"/>
-        </w:rPr>
-      </w:pPr>
-      <w:r>
-        <w:rPr>
-          <w:rFonts w:ascii="Roboto Mono" w:hAnsi="Roboto Mono"/>
-          <w:lang w:val="en-US"/>
+        </w:rPr>
+      </w:pPr>
+      <w:r>
+        <w:rPr>
+          <w:rFonts w:ascii="Roboto Mono" w:hAnsi="Roboto Mono"/>
         </w:rPr>
         <w:t>SELECT * FROM Customers;</w:t>
       </w:r>
@@ -2267,16 +2042,14 @@
       <w:pPr>
         <w:rPr>
           <w:rFonts w:ascii="Roboto Mono" w:hAnsi="Roboto Mono"/>
-          <w:lang w:val="en-US"/>
-        </w:rPr>
-      </w:pPr>
-      <w:r>
-        <w:rPr>
-          <w:rFonts w:ascii="Roboto Mono" w:hAnsi="Roboto Mono"/>
-          <w:lang w:val="en-US"/>
-        </w:rPr>
-        <w:pict w14:anchorId="660FC5D2">
-          <v:rect id="_x0000_i1490" style="width:0;height:1.5pt" o:hralign="center" o:hrstd="t" o:hr="t" fillcolor="#a0a0a0" stroked="f"/>
+        </w:rPr>
+      </w:pPr>
+      <w:r>
+        <w:rPr>
+          <w:rFonts w:ascii="Roboto Mono" w:hAnsi="Roboto Mono"/>
+        </w:rPr>
+        <w:pict w14:anchorId="06227751">
+          <v:rect id="_x0000_i1032" style="width:0;height:1.5pt" o:hralign="center" o:hrstd="t" o:hr="t" fillcolor="#a0a0a0" stroked="f"/>
         </w:pict>
       </w:r>
     </w:p>
@@ -2286,7 +2059,6 @@
           <w:rFonts w:ascii="Roboto Mono" w:hAnsi="Roboto Mono"/>
           <w:b/>
           <w:bCs/>
-          <w:lang w:val="en-US"/>
         </w:rPr>
       </w:pPr>
       <w:r>
@@ -2294,7 +2066,6 @@
           <w:rFonts w:ascii="Roboto Mono" w:hAnsi="Roboto Mono"/>
           <w:b/>
           <w:bCs/>
-          <w:lang w:val="en-US"/>
         </w:rPr>
         <w:t>3. Text Values Use Quotes</w:t>
       </w:r>
@@ -2305,7 +2076,6 @@
           <w:rFonts w:ascii="Roboto Mono" w:hAnsi="Roboto Mono"/>
           <w:b/>
           <w:bCs/>
-          <w:lang w:val="en-US"/>
         </w:rPr>
       </w:pPr>
       <w:r>
@@ -2313,7 +2083,7 @@
           <w:noProof/>
         </w:rPr>
         <w:drawing>
-          <wp:inline distT="0" distB="0" distL="0" distR="0" wp14:anchorId="3C9D13A6" wp14:editId="6C78875E">
+          <wp:inline distT="0" distB="0" distL="0" distR="0" wp14:anchorId="7E6C8EF8" wp14:editId="25B5BAE7">
             <wp:extent cx="5943600" cy="592455"/>
             <wp:effectExtent l="0" t="0" r="0" b="0"/>
             <wp:docPr id="1088265236" name="Picture 13"/>
@@ -2366,13 +2136,11 @@
       <w:pPr>
         <w:rPr>
           <w:rFonts w:ascii="Roboto Mono" w:hAnsi="Roboto Mono"/>
-          <w:lang w:val="en-US"/>
-        </w:rPr>
-      </w:pPr>
-      <w:r>
-        <w:rPr>
-          <w:rFonts w:ascii="Roboto Mono" w:hAnsi="Roboto Mono"/>
-          <w:lang w:val="en-US"/>
+        </w:rPr>
+      </w:pPr>
+      <w:r>
+        <w:rPr>
+          <w:rFonts w:ascii="Roboto Mono" w:hAnsi="Roboto Mono"/>
         </w:rPr>
         <w:t>WHERE Name = 'Ali'</w:t>
       </w:r>
@@ -2381,13 +2149,11 @@
       <w:pPr>
         <w:rPr>
           <w:rFonts w:ascii="Roboto Mono" w:hAnsi="Roboto Mono"/>
-          <w:lang w:val="en-US"/>
-        </w:rPr>
-      </w:pPr>
-      <w:r>
-        <w:rPr>
-          <w:rFonts w:ascii="Roboto Mono" w:hAnsi="Roboto Mono"/>
-          <w:lang w:val="en-US"/>
+        </w:rPr>
+      </w:pPr>
+      <w:r>
+        <w:rPr>
+          <w:rFonts w:ascii="Roboto Mono" w:hAnsi="Roboto Mono"/>
         </w:rPr>
         <w:t>Text values are enclosed in single quotes.</w:t>
       </w:r>
@@ -2396,16 +2162,14 @@
       <w:pPr>
         <w:rPr>
           <w:rFonts w:ascii="Roboto Mono" w:hAnsi="Roboto Mono"/>
-          <w:lang w:val="en-US"/>
-        </w:rPr>
-      </w:pPr>
-      <w:r>
-        <w:rPr>
-          <w:rFonts w:ascii="Roboto Mono" w:hAnsi="Roboto Mono"/>
-          <w:lang w:val="en-US"/>
-        </w:rPr>
-        <w:pict w14:anchorId="06250812">
-          <v:rect id="_x0000_i1491" style="width:0;height:1.5pt" o:hralign="center" o:hrstd="t" o:hr="t" fillcolor="#a0a0a0" stroked="f"/>
+        </w:rPr>
+      </w:pPr>
+      <w:r>
+        <w:rPr>
+          <w:rFonts w:ascii="Roboto Mono" w:hAnsi="Roboto Mono"/>
+        </w:rPr>
+        <w:pict w14:anchorId="73480037">
+          <v:rect id="_x0000_i1033" style="width:0;height:1.5pt" o:hralign="center" o:hrstd="t" o:hr="t" fillcolor="#a0a0a0" stroked="f"/>
         </w:pict>
       </w:r>
     </w:p>
@@ -2415,7 +2179,6 @@
           <w:rFonts w:ascii="Roboto Mono" w:hAnsi="Roboto Mono"/>
           <w:b/>
           <w:bCs/>
-          <w:lang w:val="en-US"/>
         </w:rPr>
       </w:pPr>
       <w:r>
@@ -2423,7 +2186,6 @@
           <w:rFonts w:ascii="Roboto Mono" w:hAnsi="Roboto Mono"/>
           <w:b/>
           <w:bCs/>
-          <w:lang w:val="en-US"/>
         </w:rPr>
         <w:t>4. Numbers Do Not Use Quotes</w:t>
       </w:r>
@@ -2434,7 +2196,6 @@
           <w:rFonts w:ascii="Roboto Mono" w:hAnsi="Roboto Mono"/>
           <w:b/>
           <w:bCs/>
-          <w:lang w:val="en-US"/>
         </w:rPr>
       </w:pPr>
       <w:r>
@@ -2442,7 +2203,7 @@
           <w:noProof/>
         </w:rPr>
         <w:drawing>
-          <wp:inline distT="0" distB="0" distL="0" distR="0" wp14:anchorId="7542B3DB" wp14:editId="37CE321C">
+          <wp:inline distT="0" distB="0" distL="0" distR="0" wp14:anchorId="47CFFEAB" wp14:editId="1169BC4B">
             <wp:extent cx="5943600" cy="658495"/>
             <wp:effectExtent l="0" t="0" r="0" b="8255"/>
             <wp:docPr id="2041470160" name="Picture 14"/>
@@ -2495,13 +2256,11 @@
       <w:pPr>
         <w:rPr>
           <w:rFonts w:ascii="Roboto Mono" w:hAnsi="Roboto Mono"/>
-          <w:lang w:val="en-US"/>
-        </w:rPr>
-      </w:pPr>
-      <w:r>
-        <w:rPr>
-          <w:rFonts w:ascii="Roboto Mono" w:hAnsi="Roboto Mono"/>
-          <w:lang w:val="en-US"/>
+        </w:rPr>
+      </w:pPr>
+      <w:r>
+        <w:rPr>
+          <w:rFonts w:ascii="Roboto Mono" w:hAnsi="Roboto Mono"/>
         </w:rPr>
         <w:t>WHERE CustomerID = 1</w:t>
       </w:r>
@@ -2510,13 +2269,11 @@
       <w:pPr>
         <w:rPr>
           <w:rFonts w:ascii="Roboto Mono" w:hAnsi="Roboto Mono"/>
-          <w:lang w:val="en-US"/>
-        </w:rPr>
-      </w:pPr>
-      <w:r>
-        <w:rPr>
-          <w:rFonts w:ascii="Roboto Mono" w:hAnsi="Roboto Mono"/>
-          <w:lang w:val="en-US"/>
+        </w:rPr>
+      </w:pPr>
+      <w:r>
+        <w:rPr>
+          <w:rFonts w:ascii="Roboto Mono" w:hAnsi="Roboto Mono"/>
         </w:rPr>
         <w:t>Correct.</w:t>
       </w:r>
@@ -2525,16 +2282,14 @@
       <w:pPr>
         <w:rPr>
           <w:rFonts w:ascii="Roboto Mono" w:hAnsi="Roboto Mono"/>
-          <w:lang w:val="en-US"/>
-        </w:rPr>
-      </w:pPr>
-      <w:r>
-        <w:rPr>
-          <w:rFonts w:ascii="Roboto Mono" w:hAnsi="Roboto Mono"/>
-          <w:lang w:val="en-US"/>
-        </w:rPr>
-        <w:pict w14:anchorId="55B35AE7">
-          <v:rect id="_x0000_i1492" style="width:0;height:1.5pt" o:hralign="center" o:hrstd="t" o:hr="t" fillcolor="#a0a0a0" stroked="f"/>
+        </w:rPr>
+      </w:pPr>
+      <w:r>
+        <w:rPr>
+          <w:rFonts w:ascii="Roboto Mono" w:hAnsi="Roboto Mono"/>
+        </w:rPr>
+        <w:pict w14:anchorId="2C3D3B1D">
+          <v:rect id="_x0000_i1034" style="width:0;height:1.5pt" o:hralign="center" o:hrstd="t" o:hr="t" fillcolor="#a0a0a0" stroked="f"/>
         </w:pict>
       </w:r>
     </w:p>
@@ -2544,7 +2299,6 @@
           <w:rFonts w:ascii="Roboto Mono" w:hAnsi="Roboto Mono"/>
           <w:b/>
           <w:bCs/>
-          <w:lang w:val="en-US"/>
         </w:rPr>
       </w:pPr>
       <w:r>
@@ -2552,7 +2306,6 @@
           <w:rFonts w:ascii="Roboto Mono" w:hAnsi="Roboto Mono"/>
           <w:b/>
           <w:bCs/>
-          <w:lang w:val="en-US"/>
         </w:rPr>
         <w:t>5. Table and Column Names</w:t>
       </w:r>
@@ -2563,16 +2316,14 @@
           <w:rFonts w:ascii="Roboto Mono" w:hAnsi="Roboto Mono"/>
           <w:b/>
           <w:bCs/>
-          <w:lang w:val="en-US"/>
         </w:rPr>
       </w:pPr>
       <w:r>
         <w:rPr>
           <w:noProof/>
         </w:rPr>
-        <w:lastRenderedPageBreak/>
         <w:drawing>
-          <wp:inline distT="0" distB="0" distL="0" distR="0" wp14:anchorId="1D2A681E" wp14:editId="01A62839">
+          <wp:inline distT="0" distB="0" distL="0" distR="0" wp14:anchorId="20693861" wp14:editId="7FA49E60">
             <wp:extent cx="5943600" cy="946785"/>
             <wp:effectExtent l="0" t="0" r="0" b="5715"/>
             <wp:docPr id="633125749" name="Picture 15"/>
@@ -2625,13 +2376,11 @@
       <w:pPr>
         <w:rPr>
           <w:rFonts w:ascii="Roboto Mono" w:hAnsi="Roboto Mono"/>
-          <w:lang w:val="en-US"/>
-        </w:rPr>
-      </w:pPr>
-      <w:r>
-        <w:rPr>
-          <w:rFonts w:ascii="Roboto Mono" w:hAnsi="Roboto Mono"/>
-          <w:lang w:val="en-US"/>
+        </w:rPr>
+      </w:pPr>
+      <w:r>
+        <w:rPr>
+          <w:rFonts w:ascii="Roboto Mono" w:hAnsi="Roboto Mono"/>
         </w:rPr>
         <w:t>Customers</w:t>
       </w:r>
@@ -2640,13 +2389,11 @@
       <w:pPr>
         <w:rPr>
           <w:rFonts w:ascii="Roboto Mono" w:hAnsi="Roboto Mono"/>
-          <w:lang w:val="en-US"/>
-        </w:rPr>
-      </w:pPr>
-      <w:r>
-        <w:rPr>
-          <w:rFonts w:ascii="Roboto Mono" w:hAnsi="Roboto Mono"/>
-          <w:lang w:val="en-US"/>
+        </w:rPr>
+      </w:pPr>
+      <w:r>
+        <w:rPr>
+          <w:rFonts w:ascii="Roboto Mono" w:hAnsi="Roboto Mono"/>
         </w:rPr>
         <w:t>CustomerID</w:t>
       </w:r>
@@ -2655,13 +2402,11 @@
       <w:pPr>
         <w:rPr>
           <w:rFonts w:ascii="Roboto Mono" w:hAnsi="Roboto Mono"/>
-          <w:lang w:val="en-US"/>
-        </w:rPr>
-      </w:pPr>
-      <w:r>
-        <w:rPr>
-          <w:rFonts w:ascii="Roboto Mono" w:hAnsi="Roboto Mono"/>
-          <w:lang w:val="en-US"/>
+        </w:rPr>
+      </w:pPr>
+      <w:r>
+        <w:rPr>
+          <w:rFonts w:ascii="Roboto Mono" w:hAnsi="Roboto Mono"/>
         </w:rPr>
         <w:t>Name</w:t>
       </w:r>
@@ -2670,13 +2415,11 @@
       <w:pPr>
         <w:rPr>
           <w:rFonts w:ascii="Roboto Mono" w:hAnsi="Roboto Mono"/>
-          <w:lang w:val="en-US"/>
-        </w:rPr>
-      </w:pPr>
-      <w:r>
-        <w:rPr>
-          <w:rFonts w:ascii="Roboto Mono" w:hAnsi="Roboto Mono"/>
-          <w:lang w:val="en-US"/>
+        </w:rPr>
+      </w:pPr>
+      <w:r>
+        <w:rPr>
+          <w:rFonts w:ascii="Roboto Mono" w:hAnsi="Roboto Mono"/>
         </w:rPr>
         <w:t>Must match actual database objects.</w:t>
       </w:r>
@@ -2685,46 +2428,32 @@
       <w:pPr>
         <w:rPr>
           <w:rFonts w:ascii="Roboto Mono" w:hAnsi="Roboto Mono"/>
-          <w:lang w:val="en-US"/>
-        </w:rPr>
-      </w:pPr>
-      <w:r>
-        <w:rPr>
-          <w:rFonts w:ascii="Roboto Mono" w:hAnsi="Roboto Mono"/>
-          <w:lang w:val="en-US"/>
-        </w:rPr>
-        <w:pict w14:anchorId="5CB32AE1">
-          <v:rect id="_x0000_i1493" style="width:0;height:1.5pt" o:hralign="center" o:hrstd="t" o:hr="t" fillcolor="#a0a0a0" stroked="f"/>
+        </w:rPr>
+      </w:pPr>
+      <w:r>
+        <w:rPr>
+          <w:rFonts w:ascii="Roboto Mono" w:hAnsi="Roboto Mono"/>
+        </w:rPr>
+        <w:pict w14:anchorId="44118833">
+          <v:rect id="_x0000_i1035" style="width:0;height:1.5pt" o:hralign="center" o:hrstd="t" o:hr="t" fillcolor="#a0a0a0" stroked="f"/>
         </w:pict>
       </w:r>
     </w:p>
     <w:p>
       <w:pPr>
         <w:pStyle w:val="Heading2"/>
-        <w:rPr>
-          <w:lang w:val="en-US"/>
-        </w:rPr>
       </w:pPr>
       <w:r>
         <w:rPr>
           <w:rFonts w:ascii="Segoe UI Emoji" w:hAnsi="Segoe UI Emoji" w:cs="Segoe UI Emoji"/>
-          <w:lang w:val="en-US"/>
         </w:rPr>
         <w:t>⚠️</w:t>
       </w:r>
       <w:r>
-        <w:rPr>
-          <w:lang w:val="en-US"/>
-        </w:rPr>
         <w:t xml:space="preserve"> Syntax Error Example</w:t>
       </w:r>
     </w:p>
     <w:p>
-      <w:pPr>
-        <w:rPr>
-          <w:lang w:val="en-US"/>
-        </w:rPr>
-      </w:pPr>
       <w:r>
         <w:rPr>
           <w:b/>
@@ -2783,7 +2512,6 @@
           <w:rFonts w:ascii="Roboto Mono" w:hAnsi="Roboto Mono"/>
           <w:b/>
           <w:bCs/>
-          <w:lang w:val="en-US"/>
         </w:rPr>
       </w:pPr>
       <w:r>
@@ -2791,7 +2519,6 @@
           <w:rFonts w:ascii="Roboto Mono" w:hAnsi="Roboto Mono"/>
           <w:b/>
           <w:bCs/>
-          <w:lang w:val="en-US"/>
         </w:rPr>
         <w:t>Incorrect</w:t>
       </w:r>
@@ -2802,7 +2529,6 @@
           <w:rFonts w:ascii="Roboto Mono" w:hAnsi="Roboto Mono"/>
           <w:b/>
           <w:bCs/>
-          <w:lang w:val="en-US"/>
         </w:rPr>
       </w:pPr>
       <w:r>
@@ -2810,7 +2536,7 @@
           <w:noProof/>
         </w:rPr>
         <w:drawing>
-          <wp:inline distT="0" distB="0" distL="0" distR="0" wp14:anchorId="37E3CF3F" wp14:editId="425BC81A">
+          <wp:inline distT="0" distB="0" distL="0" distR="0" wp14:anchorId="695CD178" wp14:editId="28DCC788">
             <wp:extent cx="5943600" cy="624205"/>
             <wp:effectExtent l="0" t="0" r="0" b="4445"/>
             <wp:docPr id="2103335399" name="Picture 17"/>
@@ -2863,13 +2589,11 @@
       <w:pPr>
         <w:rPr>
           <w:rFonts w:ascii="Roboto Mono" w:hAnsi="Roboto Mono"/>
-          <w:lang w:val="en-US"/>
-        </w:rPr>
-      </w:pPr>
-      <w:r>
-        <w:rPr>
-          <w:rFonts w:ascii="Roboto Mono" w:hAnsi="Roboto Mono"/>
-          <w:lang w:val="en-US"/>
+        </w:rPr>
+      </w:pPr>
+      <w:r>
+        <w:rPr>
+          <w:rFonts w:ascii="Roboto Mono" w:hAnsi="Roboto Mono"/>
         </w:rPr>
         <w:t>SELECT FROM Customers;</w:t>
       </w:r>
@@ -2878,13 +2602,11 @@
       <w:pPr>
         <w:rPr>
           <w:rFonts w:ascii="Roboto Mono" w:hAnsi="Roboto Mono"/>
-          <w:lang w:val="en-US"/>
-        </w:rPr>
-      </w:pPr>
-      <w:r>
-        <w:rPr>
-          <w:rFonts w:ascii="Roboto Mono" w:hAnsi="Roboto Mono"/>
-          <w:lang w:val="en-US"/>
+        </w:rPr>
+      </w:pPr>
+      <w:r>
+        <w:rPr>
+          <w:rFonts w:ascii="Roboto Mono" w:hAnsi="Roboto Mono"/>
         </w:rPr>
         <w:t>Error because no column was specified.</w:t>
       </w:r>
@@ -2893,16 +2615,14 @@
       <w:pPr>
         <w:rPr>
           <w:rFonts w:ascii="Roboto Mono" w:hAnsi="Roboto Mono"/>
-          <w:lang w:val="en-US"/>
-        </w:rPr>
-      </w:pPr>
-      <w:r>
-        <w:rPr>
-          <w:rFonts w:ascii="Roboto Mono" w:hAnsi="Roboto Mono"/>
-          <w:lang w:val="en-US"/>
-        </w:rPr>
-        <w:pict w14:anchorId="6080E735">
-          <v:rect id="_x0000_i1494" style="width:0;height:1.5pt" o:hralign="center" o:hrstd="t" o:hr="t" fillcolor="#a0a0a0" stroked="f"/>
+        </w:rPr>
+      </w:pPr>
+      <w:r>
+        <w:rPr>
+          <w:rFonts w:ascii="Roboto Mono" w:hAnsi="Roboto Mono"/>
+        </w:rPr>
+        <w:pict w14:anchorId="6FA2DCFF">
+          <v:rect id="_x0000_i1036" style="width:0;height:1.5pt" o:hralign="center" o:hrstd="t" o:hr="t" fillcolor="#a0a0a0" stroked="f"/>
         </w:pict>
       </w:r>
     </w:p>
@@ -2912,7 +2632,6 @@
           <w:rFonts w:ascii="Roboto Mono" w:hAnsi="Roboto Mono"/>
           <w:b/>
           <w:bCs/>
-          <w:lang w:val="en-US"/>
         </w:rPr>
       </w:pPr>
       <w:r>
@@ -2920,7 +2639,6 @@
           <w:rFonts w:ascii="Roboto Mono" w:hAnsi="Roboto Mono"/>
           <w:b/>
           <w:bCs/>
-          <w:lang w:val="en-US"/>
         </w:rPr>
         <w:t>Correct</w:t>
       </w:r>
@@ -2931,7 +2649,6 @@
           <w:rFonts w:ascii="Roboto Mono" w:hAnsi="Roboto Mono"/>
           <w:b/>
           <w:bCs/>
-          <w:lang w:val="en-US"/>
         </w:rPr>
       </w:pPr>
       <w:r>
@@ -2939,7 +2656,7 @@
           <w:noProof/>
         </w:rPr>
         <w:drawing>
-          <wp:inline distT="0" distB="0" distL="0" distR="0" wp14:anchorId="2BEE6A08" wp14:editId="2A9836DE">
+          <wp:inline distT="0" distB="0" distL="0" distR="0" wp14:anchorId="38DF6534" wp14:editId="6D3A4997">
             <wp:extent cx="5943600" cy="787400"/>
             <wp:effectExtent l="0" t="0" r="0" b="0"/>
             <wp:docPr id="1063593748" name="Picture 18"/>
@@ -2992,13 +2709,11 @@
       <w:pPr>
         <w:rPr>
           <w:rFonts w:ascii="Roboto Mono" w:hAnsi="Roboto Mono"/>
-          <w:lang w:val="en-US"/>
-        </w:rPr>
-      </w:pPr>
-      <w:r>
-        <w:rPr>
-          <w:rFonts w:ascii="Roboto Mono" w:hAnsi="Roboto Mono"/>
-          <w:lang w:val="en-US"/>
+        </w:rPr>
+      </w:pPr>
+      <w:r>
+        <w:rPr>
+          <w:rFonts w:ascii="Roboto Mono" w:hAnsi="Roboto Mono"/>
         </w:rPr>
         <w:t>SELECT *</w:t>
       </w:r>
@@ -3007,13 +2722,11 @@
       <w:pPr>
         <w:rPr>
           <w:rFonts w:ascii="Roboto Mono" w:hAnsi="Roboto Mono"/>
-          <w:lang w:val="en-US"/>
-        </w:rPr>
-      </w:pPr>
-      <w:r>
-        <w:rPr>
-          <w:rFonts w:ascii="Roboto Mono" w:hAnsi="Roboto Mono"/>
-          <w:lang w:val="en-US"/>
+        </w:rPr>
+      </w:pPr>
+      <w:r>
+        <w:rPr>
+          <w:rFonts w:ascii="Roboto Mono" w:hAnsi="Roboto Mono"/>
         </w:rPr>
         <w:t>FROM Customers;</w:t>
       </w:r>
@@ -3022,37 +2735,28 @@
       <w:pPr>
         <w:rPr>
           <w:rFonts w:ascii="Roboto Mono" w:hAnsi="Roboto Mono"/>
-          <w:lang w:val="en-US"/>
-        </w:rPr>
-      </w:pPr>
-      <w:r>
-        <w:rPr>
-          <w:rFonts w:ascii="Roboto Mono" w:hAnsi="Roboto Mono"/>
-          <w:lang w:val="en-US"/>
-        </w:rPr>
-        <w:pict w14:anchorId="4C32C48E">
-          <v:rect id="_x0000_i1495" style="width:0;height:1.5pt" o:hralign="center" o:hrstd="t" o:hr="t" fillcolor="#a0a0a0" stroked="f"/>
+        </w:rPr>
+      </w:pPr>
+      <w:r>
+        <w:rPr>
+          <w:rFonts w:ascii="Roboto Mono" w:hAnsi="Roboto Mono"/>
+        </w:rPr>
+        <w:pict w14:anchorId="560525FC">
+          <v:rect id="_x0000_i1037" style="width:0;height:1.5pt" o:hralign="center" o:hrstd="t" o:hr="t" fillcolor="#a0a0a0" stroked="f"/>
         </w:pict>
       </w:r>
     </w:p>
     <w:p>
       <w:pPr>
         <w:pStyle w:val="Heading2"/>
-        <w:rPr>
-          <w:lang w:val="en-US"/>
-        </w:rPr>
       </w:pPr>
       <w:r>
         <w:rPr>
           <w:rFonts w:ascii="Segoe UI Emoji" w:hAnsi="Segoe UI Emoji" w:cs="Segoe UI Emoji"/>
-          <w:lang w:val="en-US"/>
         </w:rPr>
         <w:t>⚖️</w:t>
       </w:r>
       <w:r>
-        <w:rPr>
-          <w:lang w:val="en-US"/>
-        </w:rPr>
         <w:t xml:space="preserve"> Side-by-Side Comparison</w:t>
       </w:r>
     </w:p>
@@ -3116,18 +2820,12 @@
       </w:r>
     </w:p>
     <w:p>
-      <w:pPr>
-        <w:rPr>
-          <w:lang w:val="en-US"/>
-        </w:rPr>
-      </w:pPr>
       <w:r>
         <w:rPr>
           <w:noProof/>
         </w:rPr>
-        <w:lastRenderedPageBreak/>
         <w:drawing>
-          <wp:inline distT="0" distB="0" distL="0" distR="0" wp14:anchorId="027FA5E8" wp14:editId="2DB84B5B">
+          <wp:inline distT="0" distB="0" distL="0" distR="0" wp14:anchorId="70260D8E" wp14:editId="7EE2E968">
             <wp:extent cx="5943600" cy="1586230"/>
             <wp:effectExtent l="0" t="0" r="0" b="0"/>
             <wp:docPr id="619800387" name="Picture 19"/>
@@ -3189,8 +2887,8 @@
         <w:tblLook w:val="04A0" w:firstRow="1" w:lastRow="0" w:firstColumn="1" w:lastColumn="0" w:noHBand="0" w:noVBand="1"/>
       </w:tblPr>
       <w:tblGrid>
-        <w:gridCol w:w="2980"/>
         <w:gridCol w:w="3244"/>
+        <w:gridCol w:w="3532"/>
       </w:tblGrid>
       <w:tr>
         <w:trPr>
@@ -3209,7 +2907,6 @@
                 <w:rFonts w:ascii="Roboto Mono" w:hAnsi="Roboto Mono"/>
                 <w:b/>
                 <w:bCs/>
-                <w:lang w:val="en-US"/>
               </w:rPr>
             </w:pPr>
             <w:r>
@@ -3217,7 +2914,6 @@
                 <w:rFonts w:ascii="Roboto Mono" w:hAnsi="Roboto Mono"/>
                 <w:b/>
                 <w:bCs/>
-                <w:lang w:val="en-US"/>
               </w:rPr>
               <w:t>Incorrect Syntax</w:t>
             </w:r>
@@ -3235,7 +2931,6 @@
                 <w:rFonts w:ascii="Roboto Mono" w:hAnsi="Roboto Mono"/>
                 <w:b/>
                 <w:bCs/>
-                <w:lang w:val="en-US"/>
               </w:rPr>
             </w:pPr>
             <w:r>
@@ -3243,7 +2938,6 @@
                 <w:rFonts w:ascii="Roboto Mono" w:hAnsi="Roboto Mono"/>
                 <w:b/>
                 <w:bCs/>
-                <w:lang w:val="en-US"/>
               </w:rPr>
               <w:t>Correct Syntax</w:t>
             </w:r>
@@ -3264,13 +2958,11 @@
             <w:pPr>
               <w:rPr>
                 <w:rFonts w:ascii="Roboto Mono" w:hAnsi="Roboto Mono"/>
-                <w:lang w:val="en-US"/>
               </w:rPr>
             </w:pPr>
             <w:r>
               <w:rPr>
                 <w:rFonts w:ascii="Roboto Mono" w:hAnsi="Roboto Mono"/>
-                <w:lang w:val="en-US"/>
               </w:rPr>
               <w:t>SELECT FROM Customers;</w:t>
             </w:r>
@@ -3286,13 +2978,11 @@
             <w:pPr>
               <w:rPr>
                 <w:rFonts w:ascii="Roboto Mono" w:hAnsi="Roboto Mono"/>
-                <w:lang w:val="en-US"/>
               </w:rPr>
             </w:pPr>
             <w:r>
               <w:rPr>
                 <w:rFonts w:ascii="Roboto Mono" w:hAnsi="Roboto Mono"/>
-                <w:lang w:val="en-US"/>
               </w:rPr>
               <w:t>SELECT * FROM Customers;</w:t>
             </w:r>
@@ -3313,13 +3003,11 @@
             <w:pPr>
               <w:rPr>
                 <w:rFonts w:ascii="Roboto Mono" w:hAnsi="Roboto Mono"/>
-                <w:lang w:val="en-US"/>
               </w:rPr>
             </w:pPr>
             <w:r>
               <w:rPr>
                 <w:rFonts w:ascii="Roboto Mono" w:hAnsi="Roboto Mono"/>
-                <w:lang w:val="en-US"/>
               </w:rPr>
               <w:t>INSRT INTO Customers</w:t>
             </w:r>
@@ -3335,13 +3023,11 @@
             <w:pPr>
               <w:rPr>
                 <w:rFonts w:ascii="Roboto Mono" w:hAnsi="Roboto Mono"/>
-                <w:lang w:val="en-US"/>
               </w:rPr>
             </w:pPr>
             <w:r>
               <w:rPr>
                 <w:rFonts w:ascii="Roboto Mono" w:hAnsi="Roboto Mono"/>
-                <w:lang w:val="en-US"/>
               </w:rPr>
               <w:t>INSERT INTO Customers</w:t>
             </w:r>
@@ -3362,13 +3048,11 @@
             <w:pPr>
               <w:rPr>
                 <w:rFonts w:ascii="Roboto Mono" w:hAnsi="Roboto Mono"/>
-                <w:lang w:val="en-US"/>
               </w:rPr>
             </w:pPr>
             <w:r>
               <w:rPr>
                 <w:rFonts w:ascii="Roboto Mono" w:hAnsi="Roboto Mono"/>
-                <w:lang w:val="en-US"/>
               </w:rPr>
               <w:t>DELET FROM Customers</w:t>
             </w:r>
@@ -3384,13 +3068,11 @@
             <w:pPr>
               <w:rPr>
                 <w:rFonts w:ascii="Roboto Mono" w:hAnsi="Roboto Mono"/>
-                <w:lang w:val="en-US"/>
               </w:rPr>
             </w:pPr>
             <w:r>
               <w:rPr>
                 <w:rFonts w:ascii="Roboto Mono" w:hAnsi="Roboto Mono"/>
-                <w:lang w:val="en-US"/>
               </w:rPr>
               <w:t>DELETE FROM Customers</w:t>
             </w:r>
@@ -3411,13 +3093,11 @@
             <w:pPr>
               <w:rPr>
                 <w:rFonts w:ascii="Roboto Mono" w:hAnsi="Roboto Mono"/>
-                <w:lang w:val="en-US"/>
               </w:rPr>
             </w:pPr>
             <w:r>
               <w:rPr>
                 <w:rFonts w:ascii="Roboto Mono" w:hAnsi="Roboto Mono"/>
-                <w:lang w:val="en-US"/>
               </w:rPr>
               <w:t>UPDAT Customers</w:t>
             </w:r>
@@ -3433,13 +3113,11 @@
             <w:pPr>
               <w:rPr>
                 <w:rFonts w:ascii="Roboto Mono" w:hAnsi="Roboto Mono"/>
-                <w:lang w:val="en-US"/>
               </w:rPr>
             </w:pPr>
             <w:r>
               <w:rPr>
                 <w:rFonts w:ascii="Roboto Mono" w:hAnsi="Roboto Mono"/>
-                <w:lang w:val="en-US"/>
               </w:rPr>
               <w:t>UPDATE Customers</w:t>
             </w:r>
@@ -3451,46 +3129,32 @@
       <w:pPr>
         <w:rPr>
           <w:rFonts w:ascii="Roboto Mono" w:hAnsi="Roboto Mono"/>
-          <w:lang w:val="en-US"/>
-        </w:rPr>
-      </w:pPr>
-      <w:r>
-        <w:rPr>
-          <w:rFonts w:ascii="Roboto Mono" w:hAnsi="Roboto Mono"/>
-          <w:lang w:val="en-US"/>
-        </w:rPr>
-        <w:pict w14:anchorId="52AB4F6E">
-          <v:rect id="_x0000_i1496" style="width:0;height:1.5pt" o:hralign="center" o:hrstd="t" o:hr="t" fillcolor="#a0a0a0" stroked="f"/>
+        </w:rPr>
+      </w:pPr>
+      <w:r>
+        <w:rPr>
+          <w:rFonts w:ascii="Roboto Mono" w:hAnsi="Roboto Mono"/>
+        </w:rPr>
+        <w:pict w14:anchorId="1E8F1E6C">
+          <v:rect id="_x0000_i1038" style="width:0;height:1.5pt" o:hralign="center" o:hrstd="t" o:hr="t" fillcolor="#a0a0a0" stroked="f"/>
         </w:pict>
       </w:r>
     </w:p>
     <w:p>
       <w:pPr>
         <w:pStyle w:val="Heading2"/>
-        <w:rPr>
-          <w:lang w:val="en-US"/>
-        </w:rPr>
       </w:pPr>
       <w:r>
         <w:rPr>
           <w:rFonts w:ascii="Segoe UI Emoji" w:hAnsi="Segoe UI Emoji" w:cs="Segoe UI Emoji"/>
-          <w:lang w:val="en-US"/>
         </w:rPr>
         <w:t>🔢</w:t>
       </w:r>
       <w:r>
-        <w:rPr>
-          <w:lang w:val="en-US"/>
-        </w:rPr>
         <w:t xml:space="preserve"> SQL Statement Pattern</w:t>
       </w:r>
     </w:p>
     <w:p>
-      <w:pPr>
-        <w:rPr>
-          <w:lang w:val="en-US"/>
-        </w:rPr>
-      </w:pPr>
       <w:r>
         <w:rPr>
           <w:b/>
@@ -3547,13 +3211,11 @@
       <w:pPr>
         <w:rPr>
           <w:rFonts w:ascii="Roboto Mono" w:hAnsi="Roboto Mono"/>
-          <w:lang w:val="en-US"/>
-        </w:rPr>
-      </w:pPr>
-      <w:r>
-        <w:rPr>
-          <w:rFonts w:ascii="Roboto Mono" w:hAnsi="Roboto Mono"/>
-          <w:lang w:val="en-US"/>
+        </w:rPr>
+      </w:pPr>
+      <w:r>
+        <w:rPr>
+          <w:rFonts w:ascii="Roboto Mono" w:hAnsi="Roboto Mono"/>
         </w:rPr>
         <w:t>Many SQL commands follow this pattern:</w:t>
       </w:r>
@@ -3562,7 +3224,6 @@
       <w:pPr>
         <w:rPr>
           <w:rFonts w:ascii="Roboto Mono" w:hAnsi="Roboto Mono"/>
-          <w:lang w:val="en-US"/>
         </w:rPr>
       </w:pPr>
       <w:r>
@@ -3570,7 +3231,7 @@
           <w:noProof/>
         </w:rPr>
         <w:drawing>
-          <wp:inline distT="0" distB="0" distL="0" distR="0" wp14:anchorId="5BCE30FB" wp14:editId="184E1446">
+          <wp:inline distT="0" distB="0" distL="0" distR="0" wp14:anchorId="62213F7A" wp14:editId="308D1F89">
             <wp:extent cx="5943600" cy="987425"/>
             <wp:effectExtent l="0" t="0" r="0" b="3175"/>
             <wp:docPr id="101270545" name="Picture 20"/>
@@ -3623,13 +3284,11 @@
       <w:pPr>
         <w:rPr>
           <w:rFonts w:ascii="Roboto Mono" w:hAnsi="Roboto Mono"/>
-          <w:lang w:val="en-US"/>
-        </w:rPr>
-      </w:pPr>
-      <w:r>
-        <w:rPr>
-          <w:rFonts w:ascii="Roboto Mono" w:hAnsi="Roboto Mono"/>
-          <w:lang w:val="en-US"/>
+        </w:rPr>
+      </w:pPr>
+      <w:r>
+        <w:rPr>
+          <w:rFonts w:ascii="Roboto Mono" w:hAnsi="Roboto Mono"/>
         </w:rPr>
         <w:t>Command</w:t>
       </w:r>
@@ -3638,20 +3297,15 @@
       <w:pPr>
         <w:rPr>
           <w:rFonts w:ascii="Roboto Mono" w:hAnsi="Roboto Mono"/>
-          <w:lang w:val="en-US"/>
-        </w:rPr>
-      </w:pPr>
-      <w:r>
-        <w:rPr>
-          <w:rFonts w:ascii="Roboto Mono" w:hAnsi="Roboto Mono"/>
-          <w:lang w:val="en-US"/>
+        </w:rPr>
+      </w:pPr>
+      <w:r>
+        <w:rPr>
+          <w:rFonts w:ascii="Roboto Mono" w:hAnsi="Roboto Mono"/>
         </w:rPr>
         <w:t xml:space="preserve">    </w:t>
       </w:r>
       <w:r>
-        <w:rPr>
-          <w:lang w:val="en-US"/>
-        </w:rPr>
         <w:t>↓</w:t>
       </w:r>
     </w:p>
@@ -3659,13 +3313,11 @@
       <w:pPr>
         <w:rPr>
           <w:rFonts w:ascii="Roboto Mono" w:hAnsi="Roboto Mono"/>
-          <w:lang w:val="en-US"/>
-        </w:rPr>
-      </w:pPr>
-      <w:r>
-        <w:rPr>
-          <w:rFonts w:ascii="Roboto Mono" w:hAnsi="Roboto Mono"/>
-          <w:lang w:val="en-US"/>
+        </w:rPr>
+      </w:pPr>
+      <w:r>
+        <w:rPr>
+          <w:rFonts w:ascii="Roboto Mono" w:hAnsi="Roboto Mono"/>
         </w:rPr>
         <w:t>Object</w:t>
       </w:r>
@@ -3674,20 +3326,15 @@
       <w:pPr>
         <w:rPr>
           <w:rFonts w:ascii="Roboto Mono" w:hAnsi="Roboto Mono"/>
-          <w:lang w:val="en-US"/>
-        </w:rPr>
-      </w:pPr>
-      <w:r>
-        <w:rPr>
-          <w:rFonts w:ascii="Roboto Mono" w:hAnsi="Roboto Mono"/>
-          <w:lang w:val="en-US"/>
+        </w:rPr>
+      </w:pPr>
+      <w:r>
+        <w:rPr>
+          <w:rFonts w:ascii="Roboto Mono" w:hAnsi="Roboto Mono"/>
         </w:rPr>
         <w:t xml:space="preserve">    </w:t>
       </w:r>
       <w:r>
-        <w:rPr>
-          <w:lang w:val="en-US"/>
-        </w:rPr>
         <w:t>↓</w:t>
       </w:r>
     </w:p>
@@ -3695,13 +3342,11 @@
       <w:pPr>
         <w:rPr>
           <w:rFonts w:ascii="Roboto Mono" w:hAnsi="Roboto Mono"/>
-          <w:lang w:val="en-US"/>
-        </w:rPr>
-      </w:pPr>
-      <w:r>
-        <w:rPr>
-          <w:rFonts w:ascii="Roboto Mono" w:hAnsi="Roboto Mono"/>
-          <w:lang w:val="en-US"/>
+        </w:rPr>
+      </w:pPr>
+      <w:r>
+        <w:rPr>
+          <w:rFonts w:ascii="Roboto Mono" w:hAnsi="Roboto Mono"/>
         </w:rPr>
         <w:t>Conditions</w:t>
       </w:r>
@@ -3710,13 +3355,11 @@
       <w:pPr>
         <w:rPr>
           <w:rFonts w:ascii="Roboto Mono" w:hAnsi="Roboto Mono"/>
-          <w:lang w:val="en-US"/>
-        </w:rPr>
-      </w:pPr>
-      <w:r>
-        <w:rPr>
-          <w:rFonts w:ascii="Roboto Mono" w:hAnsi="Roboto Mono"/>
-          <w:lang w:val="en-US"/>
+        </w:rPr>
+      </w:pPr>
+      <w:r>
+        <w:rPr>
+          <w:rFonts w:ascii="Roboto Mono" w:hAnsi="Roboto Mono"/>
         </w:rPr>
         <w:t>Example:</w:t>
       </w:r>
@@ -3725,7 +3368,6 @@
       <w:pPr>
         <w:rPr>
           <w:rFonts w:ascii="Roboto Mono" w:hAnsi="Roboto Mono"/>
-          <w:lang w:val="en-US"/>
         </w:rPr>
       </w:pPr>
       <w:r>
@@ -3733,7 +3375,7 @@
           <w:noProof/>
         </w:rPr>
         <w:drawing>
-          <wp:inline distT="0" distB="0" distL="0" distR="0" wp14:anchorId="0327BD98" wp14:editId="516DDBFF">
+          <wp:inline distT="0" distB="0" distL="0" distR="0" wp14:anchorId="30FF9A0B" wp14:editId="58C57894">
             <wp:extent cx="5943600" cy="920750"/>
             <wp:effectExtent l="0" t="0" r="0" b="0"/>
             <wp:docPr id="738277677" name="Picture 21"/>
@@ -3786,13 +3428,11 @@
       <w:pPr>
         <w:rPr>
           <w:rFonts w:ascii="Roboto Mono" w:hAnsi="Roboto Mono"/>
-          <w:lang w:val="en-US"/>
-        </w:rPr>
-      </w:pPr>
-      <w:r>
-        <w:rPr>
-          <w:rFonts w:ascii="Roboto Mono" w:hAnsi="Roboto Mono"/>
-          <w:lang w:val="en-US"/>
+        </w:rPr>
+      </w:pPr>
+      <w:r>
+        <w:rPr>
+          <w:rFonts w:ascii="Roboto Mono" w:hAnsi="Roboto Mono"/>
         </w:rPr>
         <w:t>SELECT Name</w:t>
       </w:r>
@@ -3801,13 +3441,11 @@
       <w:pPr>
         <w:rPr>
           <w:rFonts w:ascii="Roboto Mono" w:hAnsi="Roboto Mono"/>
-          <w:lang w:val="en-US"/>
-        </w:rPr>
-      </w:pPr>
-      <w:r>
-        <w:rPr>
-          <w:rFonts w:ascii="Roboto Mono" w:hAnsi="Roboto Mono"/>
-          <w:lang w:val="en-US"/>
+        </w:rPr>
+      </w:pPr>
+      <w:r>
+        <w:rPr>
+          <w:rFonts w:ascii="Roboto Mono" w:hAnsi="Roboto Mono"/>
         </w:rPr>
         <w:t>FROM Customers</w:t>
       </w:r>
@@ -3816,13 +3454,11 @@
       <w:pPr>
         <w:rPr>
           <w:rFonts w:ascii="Roboto Mono" w:hAnsi="Roboto Mono"/>
-          <w:lang w:val="en-US"/>
-        </w:rPr>
-      </w:pPr>
-      <w:r>
-        <w:rPr>
-          <w:rFonts w:ascii="Roboto Mono" w:hAnsi="Roboto Mono"/>
-          <w:lang w:val="en-US"/>
+        </w:rPr>
+      </w:pPr>
+      <w:r>
+        <w:rPr>
+          <w:rFonts w:ascii="Roboto Mono" w:hAnsi="Roboto Mono"/>
         </w:rPr>
         <w:t>WHERE City = 'Cairo';</w:t>
       </w:r>
@@ -3831,47 +3467,32 @@
       <w:pPr>
         <w:rPr>
           <w:rFonts w:ascii="Roboto Mono" w:hAnsi="Roboto Mono"/>
-          <w:lang w:val="en-US"/>
-        </w:rPr>
-      </w:pPr>
-      <w:r>
-        <w:rPr>
-          <w:rFonts w:ascii="Roboto Mono" w:hAnsi="Roboto Mono"/>
-          <w:lang w:val="en-US"/>
-        </w:rPr>
-        <w:pict w14:anchorId="1113129E">
-          <v:rect id="_x0000_i1497" style="width:0;height:1.5pt" o:hralign="center" o:hrstd="t" o:hr="t" fillcolor="#a0a0a0" stroked="f"/>
+        </w:rPr>
+      </w:pPr>
+      <w:r>
+        <w:rPr>
+          <w:rFonts w:ascii="Roboto Mono" w:hAnsi="Roboto Mono"/>
+        </w:rPr>
+        <w:pict w14:anchorId="738EE1F5">
+          <v:rect id="_x0000_i1039" style="width:0;height:1.5pt" o:hralign="center" o:hrstd="t" o:hr="t" fillcolor="#a0a0a0" stroked="f"/>
         </w:pict>
       </w:r>
     </w:p>
     <w:p>
       <w:pPr>
         <w:pStyle w:val="Heading2"/>
-        <w:rPr>
-          <w:lang w:val="en-US"/>
-        </w:rPr>
       </w:pPr>
       <w:r>
         <w:rPr>
           <w:rFonts w:ascii="Segoe UI Emoji" w:hAnsi="Segoe UI Emoji" w:cs="Segoe UI Emoji"/>
-          <w:lang w:val="en-US"/>
-        </w:rPr>
-        <w:lastRenderedPageBreak/>
+        </w:rPr>
         <w:t>🧠</w:t>
       </w:r>
       <w:r>
-        <w:rPr>
-          <w:lang w:val="en-US"/>
-        </w:rPr>
         <w:t xml:space="preserve"> Simple Analogy</w:t>
       </w:r>
     </w:p>
     <w:p>
-      <w:pPr>
-        <w:rPr>
-          <w:lang w:val="en-US"/>
-        </w:rPr>
-      </w:pPr>
       <w:r>
         <w:rPr>
           <w:b/>
@@ -3928,13 +3549,11 @@
       <w:pPr>
         <w:rPr>
           <w:rFonts w:ascii="Roboto Mono" w:hAnsi="Roboto Mono"/>
-          <w:lang w:val="en-US"/>
-        </w:rPr>
-      </w:pPr>
-      <w:r>
-        <w:rPr>
-          <w:rFonts w:ascii="Roboto Mono" w:hAnsi="Roboto Mono"/>
-          <w:lang w:val="en-US"/>
+        </w:rPr>
+      </w:pPr>
+      <w:r>
+        <w:rPr>
+          <w:rFonts w:ascii="Roboto Mono" w:hAnsi="Roboto Mono"/>
         </w:rPr>
         <w:t>Think of SQL like English.</w:t>
       </w:r>
@@ -3943,13 +3562,11 @@
       <w:pPr>
         <w:rPr>
           <w:rFonts w:ascii="Roboto Mono" w:hAnsi="Roboto Mono"/>
-          <w:lang w:val="en-US"/>
-        </w:rPr>
-      </w:pPr>
-      <w:r>
-        <w:rPr>
-          <w:rFonts w:ascii="Roboto Mono" w:hAnsi="Roboto Mono"/>
-          <w:lang w:val="en-US"/>
+        </w:rPr>
+      </w:pPr>
+      <w:r>
+        <w:rPr>
+          <w:rFonts w:ascii="Roboto Mono" w:hAnsi="Roboto Mono"/>
         </w:rPr>
         <w:t>Correct English:</w:t>
       </w:r>
@@ -3958,7 +3575,6 @@
       <w:pPr>
         <w:rPr>
           <w:rFonts w:ascii="Roboto Mono" w:hAnsi="Roboto Mono"/>
-          <w:lang w:val="en-US"/>
         </w:rPr>
       </w:pPr>
       <w:r>
@@ -3966,7 +3582,7 @@
           <w:noProof/>
         </w:rPr>
         <w:drawing>
-          <wp:inline distT="0" distB="0" distL="0" distR="0" wp14:anchorId="2D9B58FF" wp14:editId="479B363A">
+          <wp:inline distT="0" distB="0" distL="0" distR="0" wp14:anchorId="2AAFA4C7" wp14:editId="2F51260F">
             <wp:extent cx="5943600" cy="352425"/>
             <wp:effectExtent l="0" t="0" r="0" b="9525"/>
             <wp:docPr id="975045795" name="Picture 22"/>
@@ -4019,13 +3635,11 @@
       <w:pPr>
         <w:rPr>
           <w:rFonts w:ascii="Roboto Mono" w:hAnsi="Roboto Mono"/>
-          <w:lang w:val="en-US"/>
-        </w:rPr>
-      </w:pPr>
-      <w:r>
-        <w:rPr>
-          <w:rFonts w:ascii="Roboto Mono" w:hAnsi="Roboto Mono"/>
-          <w:lang w:val="en-US"/>
+        </w:rPr>
+      </w:pPr>
+      <w:r>
+        <w:rPr>
+          <w:rFonts w:ascii="Roboto Mono" w:hAnsi="Roboto Mono"/>
         </w:rPr>
         <w:t>I am learning SQL.</w:t>
       </w:r>
@@ -4034,13 +3648,11 @@
       <w:pPr>
         <w:rPr>
           <w:rFonts w:ascii="Roboto Mono" w:hAnsi="Roboto Mono"/>
-          <w:lang w:val="en-US"/>
-        </w:rPr>
-      </w:pPr>
-      <w:r>
-        <w:rPr>
-          <w:rFonts w:ascii="Roboto Mono" w:hAnsi="Roboto Mono"/>
-          <w:lang w:val="en-US"/>
+        </w:rPr>
+      </w:pPr>
+      <w:r>
+        <w:rPr>
+          <w:rFonts w:ascii="Roboto Mono" w:hAnsi="Roboto Mono"/>
         </w:rPr>
         <w:t>Incorrect English:</w:t>
       </w:r>
@@ -4049,7 +3661,6 @@
       <w:pPr>
         <w:rPr>
           <w:rFonts w:ascii="Roboto Mono" w:hAnsi="Roboto Mono"/>
-          <w:lang w:val="en-US"/>
         </w:rPr>
       </w:pPr>
       <w:r>
@@ -4057,7 +3668,7 @@
           <w:noProof/>
         </w:rPr>
         <w:drawing>
-          <wp:inline distT="0" distB="0" distL="0" distR="0" wp14:anchorId="3CCBA90B" wp14:editId="5809469F">
+          <wp:inline distT="0" distB="0" distL="0" distR="0" wp14:anchorId="572DD707" wp14:editId="149F0F9F">
             <wp:extent cx="5943600" cy="311785"/>
             <wp:effectExtent l="0" t="0" r="0" b="0"/>
             <wp:docPr id="835515600" name="Picture 23"/>
@@ -4110,13 +3721,11 @@
       <w:pPr>
         <w:rPr>
           <w:rFonts w:ascii="Roboto Mono" w:hAnsi="Roboto Mono"/>
-          <w:lang w:val="en-US"/>
-        </w:rPr>
-      </w:pPr>
-      <w:r>
-        <w:rPr>
-          <w:rFonts w:ascii="Roboto Mono" w:hAnsi="Roboto Mono"/>
-          <w:lang w:val="en-US"/>
+        </w:rPr>
+      </w:pPr>
+      <w:r>
+        <w:rPr>
+          <w:rFonts w:ascii="Roboto Mono" w:hAnsi="Roboto Mono"/>
         </w:rPr>
         <w:t>Learning am SQL I.</w:t>
       </w:r>
@@ -4125,13 +3734,11 @@
       <w:pPr>
         <w:rPr>
           <w:rFonts w:ascii="Roboto Mono" w:hAnsi="Roboto Mono"/>
-          <w:lang w:val="en-US"/>
-        </w:rPr>
-      </w:pPr>
-      <w:r>
-        <w:rPr>
-          <w:rFonts w:ascii="Roboto Mono" w:hAnsi="Roboto Mono"/>
-          <w:lang w:val="en-US"/>
+        </w:rPr>
+      </w:pPr>
+      <w:r>
+        <w:rPr>
+          <w:rFonts w:ascii="Roboto Mono" w:hAnsi="Roboto Mono"/>
         </w:rPr>
         <w:t>The words exist, but the grammar is wrong.</w:t>
       </w:r>
@@ -4140,13 +3747,11 @@
       <w:pPr>
         <w:rPr>
           <w:rFonts w:ascii="Roboto Mono" w:hAnsi="Roboto Mono"/>
-          <w:lang w:val="en-US"/>
-        </w:rPr>
-      </w:pPr>
-      <w:r>
-        <w:rPr>
-          <w:rFonts w:ascii="Roboto Mono" w:hAnsi="Roboto Mono"/>
-          <w:lang w:val="en-US"/>
+        </w:rPr>
+      </w:pPr>
+      <w:r>
+        <w:rPr>
+          <w:rFonts w:ascii="Roboto Mono" w:hAnsi="Roboto Mono"/>
         </w:rPr>
         <w:t>Similarly:</w:t>
       </w:r>
@@ -4155,13 +3760,11 @@
       <w:pPr>
         <w:rPr>
           <w:rFonts w:ascii="Roboto Mono" w:hAnsi="Roboto Mono"/>
-          <w:lang w:val="en-US"/>
-        </w:rPr>
-      </w:pPr>
-      <w:r>
-        <w:rPr>
-          <w:rFonts w:ascii="Roboto Mono" w:hAnsi="Roboto Mono"/>
-          <w:lang w:val="en-US"/>
+        </w:rPr>
+      </w:pPr>
+      <w:r>
+        <w:rPr>
+          <w:rFonts w:ascii="Roboto Mono" w:hAnsi="Roboto Mono"/>
         </w:rPr>
         <w:t>Correct SQL:</w:t>
       </w:r>
@@ -4170,7 +3773,6 @@
       <w:pPr>
         <w:rPr>
           <w:rFonts w:ascii="Roboto Mono" w:hAnsi="Roboto Mono"/>
-          <w:lang w:val="en-US"/>
         </w:rPr>
       </w:pPr>
       <w:r>
@@ -4178,7 +3780,7 @@
           <w:noProof/>
         </w:rPr>
         <w:drawing>
-          <wp:inline distT="0" distB="0" distL="0" distR="0" wp14:anchorId="42981A32" wp14:editId="1824F428">
+          <wp:inline distT="0" distB="0" distL="0" distR="0" wp14:anchorId="352705B4" wp14:editId="3512940C">
             <wp:extent cx="5943600" cy="779780"/>
             <wp:effectExtent l="0" t="0" r="0" b="1270"/>
             <wp:docPr id="1532669203" name="Picture 24"/>
@@ -4231,13 +3833,11 @@
       <w:pPr>
         <w:rPr>
           <w:rFonts w:ascii="Roboto Mono" w:hAnsi="Roboto Mono"/>
-          <w:lang w:val="en-US"/>
-        </w:rPr>
-      </w:pPr>
-      <w:r>
-        <w:rPr>
-          <w:rFonts w:ascii="Roboto Mono" w:hAnsi="Roboto Mono"/>
-          <w:lang w:val="en-US"/>
+        </w:rPr>
+      </w:pPr>
+      <w:r>
+        <w:rPr>
+          <w:rFonts w:ascii="Roboto Mono" w:hAnsi="Roboto Mono"/>
         </w:rPr>
         <w:t>SELECT Name</w:t>
       </w:r>
@@ -4246,13 +3846,11 @@
       <w:pPr>
         <w:rPr>
           <w:rFonts w:ascii="Roboto Mono" w:hAnsi="Roboto Mono"/>
-          <w:lang w:val="en-US"/>
-        </w:rPr>
-      </w:pPr>
-      <w:r>
-        <w:rPr>
-          <w:rFonts w:ascii="Roboto Mono" w:hAnsi="Roboto Mono"/>
-          <w:lang w:val="en-US"/>
+        </w:rPr>
+      </w:pPr>
+      <w:r>
+        <w:rPr>
+          <w:rFonts w:ascii="Roboto Mono" w:hAnsi="Roboto Mono"/>
         </w:rPr>
         <w:t>FROM Customers;</w:t>
       </w:r>
@@ -4261,13 +3859,11 @@
       <w:pPr>
         <w:rPr>
           <w:rFonts w:ascii="Roboto Mono" w:hAnsi="Roboto Mono"/>
-          <w:lang w:val="en-US"/>
-        </w:rPr>
-      </w:pPr>
-      <w:r>
-        <w:rPr>
-          <w:rFonts w:ascii="Roboto Mono" w:hAnsi="Roboto Mono"/>
-          <w:lang w:val="en-US"/>
+        </w:rPr>
+      </w:pPr>
+      <w:r>
+        <w:rPr>
+          <w:rFonts w:ascii="Roboto Mono" w:hAnsi="Roboto Mono"/>
         </w:rPr>
         <w:t>Incorrect SQL:</w:t>
       </w:r>
@@ -4276,7 +3872,6 @@
       <w:pPr>
         <w:rPr>
           <w:rFonts w:ascii="Roboto Mono" w:hAnsi="Roboto Mono"/>
-          <w:lang w:val="en-US"/>
         </w:rPr>
       </w:pPr>
       <w:r>
@@ -4284,7 +3879,7 @@
           <w:noProof/>
         </w:rPr>
         <w:drawing>
-          <wp:inline distT="0" distB="0" distL="0" distR="0" wp14:anchorId="0FB88881" wp14:editId="1D85F3AB">
+          <wp:inline distT="0" distB="0" distL="0" distR="0" wp14:anchorId="24C6590B" wp14:editId="6852B5D0">
             <wp:extent cx="5943600" cy="644525"/>
             <wp:effectExtent l="0" t="0" r="0" b="3175"/>
             <wp:docPr id="2035965529" name="Picture 25"/>
@@ -4337,13 +3932,11 @@
       <w:pPr>
         <w:rPr>
           <w:rFonts w:ascii="Roboto Mono" w:hAnsi="Roboto Mono"/>
-          <w:lang w:val="en-US"/>
-        </w:rPr>
-      </w:pPr>
-      <w:r>
-        <w:rPr>
-          <w:rFonts w:ascii="Roboto Mono" w:hAnsi="Roboto Mono"/>
-          <w:lang w:val="en-US"/>
+        </w:rPr>
+      </w:pPr>
+      <w:r>
+        <w:rPr>
+          <w:rFonts w:ascii="Roboto Mono" w:hAnsi="Roboto Mono"/>
         </w:rPr>
         <w:t>Name SELECT Customers FROM;</w:t>
       </w:r>
@@ -4352,13 +3945,11 @@
       <w:pPr>
         <w:rPr>
           <w:rFonts w:ascii="Roboto Mono" w:hAnsi="Roboto Mono"/>
-          <w:lang w:val="en-US"/>
-        </w:rPr>
-      </w:pPr>
-      <w:r>
-        <w:rPr>
-          <w:rFonts w:ascii="Roboto Mono" w:hAnsi="Roboto Mono"/>
-          <w:lang w:val="en-US"/>
+        </w:rPr>
+      </w:pPr>
+      <w:r>
+        <w:rPr>
+          <w:rFonts w:ascii="Roboto Mono" w:hAnsi="Roboto Mono"/>
         </w:rPr>
         <w:t>The database cannot understand it.</w:t>
       </w:r>
@@ -4367,46 +3958,32 @@
       <w:pPr>
         <w:rPr>
           <w:rFonts w:ascii="Roboto Mono" w:hAnsi="Roboto Mono"/>
-          <w:lang w:val="en-US"/>
-        </w:rPr>
-      </w:pPr>
-      <w:r>
-        <w:rPr>
-          <w:rFonts w:ascii="Roboto Mono" w:hAnsi="Roboto Mono"/>
-          <w:lang w:val="en-US"/>
-        </w:rPr>
-        <w:pict w14:anchorId="4B40FE82">
-          <v:rect id="_x0000_i1499" style="width:0;height:1.5pt" o:hralign="center" o:hrstd="t" o:hr="t" fillcolor="#a0a0a0" stroked="f"/>
+        </w:rPr>
+      </w:pPr>
+      <w:r>
+        <w:rPr>
+          <w:rFonts w:ascii="Roboto Mono" w:hAnsi="Roboto Mono"/>
+        </w:rPr>
+        <w:pict w14:anchorId="4B7F7435">
+          <v:rect id="_x0000_i1040" style="width:0;height:1.5pt" o:hralign="center" o:hrstd="t" o:hr="t" fillcolor="#a0a0a0" stroked="f"/>
         </w:pict>
       </w:r>
     </w:p>
     <w:p>
       <w:pPr>
         <w:pStyle w:val="Heading2"/>
-        <w:rPr>
-          <w:lang w:val="en-US"/>
-        </w:rPr>
       </w:pPr>
       <w:r>
         <w:rPr>
           <w:rFonts w:ascii="Segoe UI Emoji" w:hAnsi="Segoe UI Emoji" w:cs="Segoe UI Emoji"/>
-          <w:lang w:val="en-US"/>
         </w:rPr>
         <w:t>🧭</w:t>
       </w:r>
       <w:r>
-        <w:rPr>
-          <w:lang w:val="en-US"/>
-        </w:rPr>
         <w:t xml:space="preserve"> Summary</w:t>
       </w:r>
     </w:p>
     <w:p>
-      <w:pPr>
-        <w:rPr>
-          <w:lang w:val="en-US"/>
-        </w:rPr>
-      </w:pPr>
       <w:r>
         <w:rPr>
           <w:b/>
@@ -4463,7 +4040,6 @@
       <w:pPr>
         <w:rPr>
           <w:rFonts w:ascii="Roboto Mono" w:hAnsi="Roboto Mono"/>
-          <w:lang w:val="en-US"/>
         </w:rPr>
       </w:pPr>
       <w:r>
@@ -4471,14 +4047,12 @@
           <w:rFonts w:ascii="Roboto Mono" w:hAnsi="Roboto Mono"/>
           <w:b/>
           <w:bCs/>
-          <w:lang w:val="en-US"/>
         </w:rPr>
         <w:t>SQL Syntax</w:t>
       </w:r>
       <w:r>
         <w:rPr>
           <w:rFonts w:ascii="Roboto Mono" w:hAnsi="Roboto Mono"/>
-          <w:lang w:val="en-US"/>
         </w:rPr>
         <w:t xml:space="preserve"> is the set of rules and structure used to write valid SQL statements. It defines how commands such as SELECT, INSERT, UPDATE, DELETE, and CREATE TABLE must be written so that a database can understand and execute them correctly. Following proper SQL syntax is essential for querying and managing data successfully.</w:t>
       </w:r>
@@ -4487,15 +4061,15 @@
       <w:pPr>
         <w:rPr>
           <w:rFonts w:ascii="Roboto Mono" w:hAnsi="Roboto Mono"/>
-          <w:lang w:val="en-US"/>
-        </w:rPr>
-      </w:pPr>
-    </w:p>
+        </w:rPr>
+      </w:pPr>
+    </w:p>
+    <w:p/>
     <w:sectPr>
       <w:pgSz w:w="12240" w:h="15840"/>
       <w:pgMar w:top="1440" w:right="1440" w:bottom="1440" w:left="1440" w:header="720" w:footer="720" w:gutter="0"/>
-      <w:pgNumType w:start="1"/>
       <w:cols w:space="720"/>
+      <w:docGrid w:linePitch="360"/>
     </w:sectPr>
   </w:body>
 </w:document>
@@ -4504,122 +4078,6 @@
 <file path=word/numbering.xml><?xml version="1.0" encoding="utf-8"?>
 <w:numbering xmlns:wpc="http://schemas.microsoft.com/office/word/2010/wordprocessingCanvas" xmlns:cx="http://schemas.microsoft.com/office/drawing/2014/chartex" xmlns:cx1="http://schemas.microsoft.com/office/drawing/2015/9/8/chartex" xmlns:cx2="http://schemas.microsoft.com/office/drawing/2015/10/21/chartex" xmlns:cx3="http://schemas.microsoft.com/office/drawing/2016/5/9/chartex" xmlns:cx4="http://schemas.microsoft.com/office/drawing/2016/5/10/chartex" xmlns:cx5="http://schemas.microsoft.com/office/drawing/2016/5/11/chartex" xmlns:cx6="http://schemas.microsoft.com/office/drawing/2016/5/12/chartex" xmlns:cx7="http://schemas.microsoft.com/office/drawing/2016/5/13/chartex" xmlns:cx8="http://schemas.microsoft.com/office/drawing/2016/5/14/chartex" xmlns:mc="http://schemas.openxmlformats.org/markup-compatibility/2006" xmlns:aink="http://schemas.microsoft.com/office/drawing/2016/ink" xmlns:am3d="http://schemas.microsoft.com/office/drawing/2017/model3d" xmlns:o="urn:schemas-microsoft-com:office:office" xmlns:oel="http://schemas.microsoft.com/office/2019/extlst" xmlns:r="http://schemas.openxmlformats.org/officeDocument/2006/relationships" xmlns:m="http://schemas.openxmlformats.org/officeDocument/2006/math" xmlns:v="urn:schemas-microsoft-com:vml" xmlns:wp14="http://schemas.microsoft.com/office/word/2010/wordprocessingDrawing" xmlns:wp="http://schemas.openxmlformats.org/drawingml/2006/wordprocessingDrawing" xmlns:w10="urn:schemas-microsoft-com:office:word" xmlns:w="http://schemas.openxmlformats.org/wordprocessingml/2006/main" xmlns:w14="http://schemas.microsoft.com/office/word/2010/wordml" xmlns:w15="http://schemas.microsoft.com/office/word/2012/wordml" xmlns:w16cex="http://schemas.microsoft.com/office/word/2018/wordml/cex" xmlns:w16cid="http://schemas.microsoft.com/office/word/2016/wordml/cid" xmlns:w16="http://schemas.microsoft.com/office/word/2018/wordml" xmlns:w16du="http://schemas.microsoft.com/office/word/2023/wordml/word16du" xmlns:w16sdtdh="http://schemas.microsoft.com/office/word/2020/wordml/sdtdatahash" xmlns:w16sdtfl="http://schemas.microsoft.com/office/word/2024/wordml/sdtformatlock" xmlns:w16se="http://schemas.microsoft.com/office/word/2015/wordml/symex" xmlns:wpg="http://schemas.microsoft.com/office/word/2010/wordprocessingGroup" xmlns:wpi="http://schemas.microsoft.com/office/word/2010/wordprocessingInk" xmlns:wne="http://schemas.microsoft.com/office/word/2006/wordml" xmlns:wps="http://schemas.microsoft.com/office/word/2010/wordprocessingShape" mc:Ignorable="w14 w15 w16se w16cid w16 w16cex w16sdtdh w16sdtfl w16du wp14">
   <w:abstractNum w:abstractNumId="0" w15:restartNumberingAfterBreak="0">
-    <w:nsid w:val="24A57999"/>
-    <w:multiLevelType w:val="multilevel"/>
-    <w:tmpl w:val="609846FA"/>
-    <w:lvl w:ilvl="0">
-      <w:start w:val="1"/>
-      <w:numFmt w:val="bullet"/>
-      <w:lvlText w:val="●"/>
-      <w:lvlJc w:val="left"/>
-      <w:pPr>
-        <w:ind w:left="720" w:hanging="360"/>
-      </w:pPr>
-      <w:rPr>
-        <w:rFonts w:ascii="Verdana" w:eastAsia="Verdana" w:hAnsi="Verdana" w:cs="Verdana"/>
-        <w:sz w:val="23"/>
-        <w:szCs w:val="23"/>
-        <w:u w:val="none"/>
-      </w:rPr>
-    </w:lvl>
-    <w:lvl w:ilvl="1">
-      <w:start w:val="1"/>
-      <w:numFmt w:val="bullet"/>
-      <w:lvlText w:val="○"/>
-      <w:lvlJc w:val="left"/>
-      <w:pPr>
-        <w:ind w:left="1440" w:hanging="360"/>
-      </w:pPr>
-      <w:rPr>
-        <w:u w:val="none"/>
-      </w:rPr>
-    </w:lvl>
-    <w:lvl w:ilvl="2">
-      <w:start w:val="1"/>
-      <w:numFmt w:val="bullet"/>
-      <w:lvlText w:val="■"/>
-      <w:lvlJc w:val="left"/>
-      <w:pPr>
-        <w:ind w:left="2160" w:hanging="360"/>
-      </w:pPr>
-      <w:rPr>
-        <w:u w:val="none"/>
-      </w:rPr>
-    </w:lvl>
-    <w:lvl w:ilvl="3">
-      <w:start w:val="1"/>
-      <w:numFmt w:val="bullet"/>
-      <w:lvlText w:val="●"/>
-      <w:lvlJc w:val="left"/>
-      <w:pPr>
-        <w:ind w:left="2880" w:hanging="360"/>
-      </w:pPr>
-      <w:rPr>
-        <w:u w:val="none"/>
-      </w:rPr>
-    </w:lvl>
-    <w:lvl w:ilvl="4">
-      <w:start w:val="1"/>
-      <w:numFmt w:val="bullet"/>
-      <w:lvlText w:val="○"/>
-      <w:lvlJc w:val="left"/>
-      <w:pPr>
-        <w:ind w:left="3600" w:hanging="360"/>
-      </w:pPr>
-      <w:rPr>
-        <w:u w:val="none"/>
-      </w:rPr>
-    </w:lvl>
-    <w:lvl w:ilvl="5">
-      <w:start w:val="1"/>
-      <w:numFmt w:val="bullet"/>
-      <w:lvlText w:val="■"/>
-      <w:lvlJc w:val="left"/>
-      <w:pPr>
-        <w:ind w:left="4320" w:hanging="360"/>
-      </w:pPr>
-      <w:rPr>
-        <w:u w:val="none"/>
-      </w:rPr>
-    </w:lvl>
-    <w:lvl w:ilvl="6">
-      <w:start w:val="1"/>
-      <w:numFmt w:val="bullet"/>
-      <w:lvlText w:val="●"/>
-      <w:lvlJc w:val="left"/>
-      <w:pPr>
-        <w:ind w:left="5040" w:hanging="360"/>
-      </w:pPr>
-      <w:rPr>
-        <w:u w:val="none"/>
-      </w:rPr>
-    </w:lvl>
-    <w:lvl w:ilvl="7">
-      <w:start w:val="1"/>
-      <w:numFmt w:val="bullet"/>
-      <w:lvlText w:val="○"/>
-      <w:lvlJc w:val="left"/>
-      <w:pPr>
-        <w:ind w:left="5760" w:hanging="360"/>
-      </w:pPr>
-      <w:rPr>
-        <w:u w:val="none"/>
-      </w:rPr>
-    </w:lvl>
-    <w:lvl w:ilvl="8">
-      <w:start w:val="1"/>
-      <w:numFmt w:val="bullet"/>
-      <w:lvlText w:val="■"/>
-      <w:lvlJc w:val="left"/>
-      <w:pPr>
-        <w:ind w:left="6480" w:hanging="360"/>
-      </w:pPr>
-      <w:rPr>
-        <w:u w:val="none"/>
-      </w:rPr>
-    </w:lvl>
-  </w:abstractNum>
-  <w:abstractNum w:abstractNumId="1" w15:restartNumberingAfterBreak="0">
     <w:nsid w:val="2E413D75"/>
     <w:multiLevelType w:val="multilevel"/>
     <w:tmpl w:val="D834F54E"/>
@@ -4768,130 +4226,8 @@
       </w:rPr>
     </w:lvl>
   </w:abstractNum>
-  <w:abstractNum w:abstractNumId="2" w15:restartNumberingAfterBreak="0">
-    <w:nsid w:val="3B9A545C"/>
-    <w:multiLevelType w:val="multilevel"/>
-    <w:tmpl w:val="09E28B76"/>
-    <w:lvl w:ilvl="0">
-      <w:start w:val="1"/>
-      <w:numFmt w:val="bullet"/>
-      <w:lvlText w:val="●"/>
-      <w:lvlJc w:val="left"/>
-      <w:pPr>
-        <w:ind w:left="720" w:hanging="360"/>
-      </w:pPr>
-      <w:rPr>
-        <w:rFonts w:ascii="Verdana" w:eastAsia="Verdana" w:hAnsi="Verdana" w:cs="Verdana"/>
-        <w:sz w:val="23"/>
-        <w:szCs w:val="23"/>
-        <w:u w:val="none"/>
-      </w:rPr>
-    </w:lvl>
-    <w:lvl w:ilvl="1">
-      <w:start w:val="1"/>
-      <w:numFmt w:val="bullet"/>
-      <w:lvlText w:val="○"/>
-      <w:lvlJc w:val="left"/>
-      <w:pPr>
-        <w:ind w:left="1440" w:hanging="360"/>
-      </w:pPr>
-      <w:rPr>
-        <w:u w:val="none"/>
-      </w:rPr>
-    </w:lvl>
-    <w:lvl w:ilvl="2">
-      <w:start w:val="1"/>
-      <w:numFmt w:val="bullet"/>
-      <w:lvlText w:val="■"/>
-      <w:lvlJc w:val="left"/>
-      <w:pPr>
-        <w:ind w:left="2160" w:hanging="360"/>
-      </w:pPr>
-      <w:rPr>
-        <w:u w:val="none"/>
-      </w:rPr>
-    </w:lvl>
-    <w:lvl w:ilvl="3">
-      <w:start w:val="1"/>
-      <w:numFmt w:val="bullet"/>
-      <w:lvlText w:val="●"/>
-      <w:lvlJc w:val="left"/>
-      <w:pPr>
-        <w:ind w:left="2880" w:hanging="360"/>
-      </w:pPr>
-      <w:rPr>
-        <w:u w:val="none"/>
-      </w:rPr>
-    </w:lvl>
-    <w:lvl w:ilvl="4">
-      <w:start w:val="1"/>
-      <w:numFmt w:val="bullet"/>
-      <w:lvlText w:val="○"/>
-      <w:lvlJc w:val="left"/>
-      <w:pPr>
-        <w:ind w:left="3600" w:hanging="360"/>
-      </w:pPr>
-      <w:rPr>
-        <w:u w:val="none"/>
-      </w:rPr>
-    </w:lvl>
-    <w:lvl w:ilvl="5">
-      <w:start w:val="1"/>
-      <w:numFmt w:val="bullet"/>
-      <w:lvlText w:val="■"/>
-      <w:lvlJc w:val="left"/>
-      <w:pPr>
-        <w:ind w:left="4320" w:hanging="360"/>
-      </w:pPr>
-      <w:rPr>
-        <w:u w:val="none"/>
-      </w:rPr>
-    </w:lvl>
-    <w:lvl w:ilvl="6">
-      <w:start w:val="1"/>
-      <w:numFmt w:val="bullet"/>
-      <w:lvlText w:val="●"/>
-      <w:lvlJc w:val="left"/>
-      <w:pPr>
-        <w:ind w:left="5040" w:hanging="360"/>
-      </w:pPr>
-      <w:rPr>
-        <w:u w:val="none"/>
-      </w:rPr>
-    </w:lvl>
-    <w:lvl w:ilvl="7">
-      <w:start w:val="1"/>
-      <w:numFmt w:val="bullet"/>
-      <w:lvlText w:val="○"/>
-      <w:lvlJc w:val="left"/>
-      <w:pPr>
-        <w:ind w:left="5760" w:hanging="360"/>
-      </w:pPr>
-      <w:rPr>
-        <w:u w:val="none"/>
-      </w:rPr>
-    </w:lvl>
-    <w:lvl w:ilvl="8">
-      <w:start w:val="1"/>
-      <w:numFmt w:val="bullet"/>
-      <w:lvlText w:val="■"/>
-      <w:lvlJc w:val="left"/>
-      <w:pPr>
-        <w:ind w:left="6480" w:hanging="360"/>
-      </w:pPr>
-      <w:rPr>
-        <w:u w:val="none"/>
-      </w:rPr>
-    </w:lvl>
-  </w:abstractNum>
-  <w:num w:numId="1" w16cid:durableId="1656497483">
-    <w:abstractNumId w:val="2"/>
-  </w:num>
-  <w:num w:numId="2" w16cid:durableId="1576091804">
+  <w:num w:numId="1" w16cid:durableId="1034771448">
     <w:abstractNumId w:val="0"/>
-  </w:num>
-  <w:num w:numId="3" w16cid:durableId="1034771448">
-    <w:abstractNumId w:val="1"/>
   </w:num>
 </w:numbering>
 </file>
@@ -4901,15 +4237,17 @@
   <w:docDefaults>
     <w:rPrDefault>
       <w:rPr>
-        <w:rFonts w:ascii="Arial" w:eastAsia="Arial" w:hAnsi="Arial" w:cs="Arial"/>
-        <w:sz w:val="22"/>
-        <w:szCs w:val="22"/>
-        <w:lang w:val="en" w:eastAsia="en-US" w:bidi="ar-SA"/>
+        <w:rFonts w:asciiTheme="minorHAnsi" w:eastAsiaTheme="minorHAnsi" w:hAnsiTheme="minorHAnsi" w:cstheme="minorBidi"/>
+        <w:kern w:val="2"/>
+        <w:sz w:val="24"/>
+        <w:szCs w:val="24"/>
+        <w:lang w:val="en-US" w:eastAsia="en-US" w:bidi="ar-SA"/>
+        <w14:ligatures w14:val="standardContextual"/>
       </w:rPr>
     </w:rPrDefault>
     <w:pPrDefault>
       <w:pPr>
-        <w:spacing w:line="276" w:lineRule="auto"/>
+        <w:spacing w:after="160" w:line="278" w:lineRule="auto"/>
       </w:pPr>
     </w:pPrDefault>
   </w:docDefaults>
@@ -5299,15 +4637,19 @@
     <w:name w:val="heading 1"/>
     <w:basedOn w:val="Normal"/>
     <w:next w:val="Normal"/>
+    <w:link w:val="Heading1Char"/>
     <w:uiPriority w:val="9"/>
     <w:qFormat/>
+    <w:rsid w:val="003C1593"/>
     <w:pPr>
       <w:keepNext/>
       <w:keepLines/>
-      <w:spacing w:before="400" w:after="120"/>
+      <w:spacing w:before="360" w:after="80"/>
       <w:outlineLvl w:val="0"/>
     </w:pPr>
     <w:rPr>
+      <w:rFonts w:asciiTheme="majorHAnsi" w:eastAsiaTheme="majorEastAsia" w:hAnsiTheme="majorHAnsi" w:cstheme="majorBidi"/>
+      <w:color w:val="2F5496" w:themeColor="accent1" w:themeShade="BF"/>
       <w:sz w:val="40"/>
       <w:szCs w:val="40"/>
     </w:rPr>
@@ -5316,16 +4658,20 @@
     <w:name w:val="heading 2"/>
     <w:basedOn w:val="Normal"/>
     <w:next w:val="Normal"/>
+    <w:link w:val="Heading2Char"/>
     <w:uiPriority w:val="9"/>
     <w:unhideWhenUsed/>
     <w:qFormat/>
+    <w:rsid w:val="003C1593"/>
     <w:pPr>
       <w:keepNext/>
       <w:keepLines/>
-      <w:spacing w:before="360" w:after="120"/>
+      <w:spacing w:before="160" w:after="80"/>
       <w:outlineLvl w:val="1"/>
     </w:pPr>
     <w:rPr>
+      <w:rFonts w:asciiTheme="majorHAnsi" w:eastAsiaTheme="majorEastAsia" w:hAnsiTheme="majorHAnsi" w:cstheme="majorBidi"/>
+      <w:color w:val="2F5496" w:themeColor="accent1" w:themeShade="BF"/>
       <w:sz w:val="32"/>
       <w:szCs w:val="32"/>
     </w:rPr>
@@ -5334,18 +4680,21 @@
     <w:name w:val="heading 3"/>
     <w:basedOn w:val="Normal"/>
     <w:next w:val="Normal"/>
+    <w:link w:val="Heading3Char"/>
     <w:uiPriority w:val="9"/>
     <w:semiHidden/>
     <w:unhideWhenUsed/>
     <w:qFormat/>
+    <w:rsid w:val="003C1593"/>
     <w:pPr>
       <w:keepNext/>
       <w:keepLines/>
-      <w:spacing w:before="320" w:after="80"/>
+      <w:spacing w:before="160" w:after="80"/>
       <w:outlineLvl w:val="2"/>
     </w:pPr>
     <w:rPr>
-      <w:color w:val="434343"/>
+      <w:rFonts w:eastAsiaTheme="majorEastAsia" w:cstheme="majorBidi"/>
+      <w:color w:val="2F5496" w:themeColor="accent1" w:themeShade="BF"/>
       <w:sz w:val="28"/>
       <w:szCs w:val="28"/>
     </w:rPr>
@@ -5354,63 +4703,138 @@
     <w:name w:val="heading 4"/>
     <w:basedOn w:val="Normal"/>
     <w:next w:val="Normal"/>
+    <w:link w:val="Heading4Char"/>
     <w:uiPriority w:val="9"/>
     <w:semiHidden/>
     <w:unhideWhenUsed/>
     <w:qFormat/>
+    <w:rsid w:val="003C1593"/>
     <w:pPr>
       <w:keepNext/>
       <w:keepLines/>
-      <w:spacing w:before="280" w:after="80"/>
+      <w:spacing w:before="80" w:after="40"/>
       <w:outlineLvl w:val="3"/>
     </w:pPr>
     <w:rPr>
-      <w:color w:val="666666"/>
-      <w:sz w:val="24"/>
-      <w:szCs w:val="24"/>
+      <w:rFonts w:eastAsiaTheme="majorEastAsia" w:cstheme="majorBidi"/>
+      <w:i/>
+      <w:iCs/>
+      <w:color w:val="2F5496" w:themeColor="accent1" w:themeShade="BF"/>
     </w:rPr>
   </w:style>
   <w:style w:type="paragraph" w:styleId="Heading5">
     <w:name w:val="heading 5"/>
     <w:basedOn w:val="Normal"/>
     <w:next w:val="Normal"/>
+    <w:link w:val="Heading5Char"/>
     <w:uiPriority w:val="9"/>
     <w:semiHidden/>
     <w:unhideWhenUsed/>
     <w:qFormat/>
+    <w:rsid w:val="003C1593"/>
     <w:pPr>
       <w:keepNext/>
       <w:keepLines/>
-      <w:spacing w:before="240" w:after="80"/>
+      <w:spacing w:before="80" w:after="40"/>
       <w:outlineLvl w:val="4"/>
     </w:pPr>
     <w:rPr>
-      <w:color w:val="666666"/>
+      <w:rFonts w:eastAsiaTheme="majorEastAsia" w:cstheme="majorBidi"/>
+      <w:color w:val="2F5496" w:themeColor="accent1" w:themeShade="BF"/>
     </w:rPr>
   </w:style>
   <w:style w:type="paragraph" w:styleId="Heading6">
     <w:name w:val="heading 6"/>
     <w:basedOn w:val="Normal"/>
     <w:next w:val="Normal"/>
+    <w:link w:val="Heading6Char"/>
     <w:uiPriority w:val="9"/>
     <w:semiHidden/>
     <w:unhideWhenUsed/>
     <w:qFormat/>
+    <w:rsid w:val="003C1593"/>
     <w:pPr>
       <w:keepNext/>
       <w:keepLines/>
-      <w:spacing w:before="240" w:after="80"/>
+      <w:spacing w:before="40" w:after="0"/>
       <w:outlineLvl w:val="5"/>
     </w:pPr>
     <w:rPr>
+      <w:rFonts w:eastAsiaTheme="majorEastAsia" w:cstheme="majorBidi"/>
       <w:i/>
       <w:iCs/>
-      <w:color w:val="666666"/>
+      <w:color w:val="595959" w:themeColor="text1" w:themeTint="A6"/>
+    </w:rPr>
+  </w:style>
+  <w:style w:type="paragraph" w:styleId="Heading7">
+    <w:name w:val="heading 7"/>
+    <w:basedOn w:val="Normal"/>
+    <w:next w:val="Normal"/>
+    <w:link w:val="Heading7Char"/>
+    <w:uiPriority w:val="9"/>
+    <w:semiHidden/>
+    <w:unhideWhenUsed/>
+    <w:qFormat/>
+    <w:rsid w:val="003C1593"/>
+    <w:pPr>
+      <w:keepNext/>
+      <w:keepLines/>
+      <w:spacing w:before="40" w:after="0"/>
+      <w:outlineLvl w:val="6"/>
+    </w:pPr>
+    <w:rPr>
+      <w:rFonts w:eastAsiaTheme="majorEastAsia" w:cstheme="majorBidi"/>
+      <w:color w:val="595959" w:themeColor="text1" w:themeTint="A6"/>
+    </w:rPr>
+  </w:style>
+  <w:style w:type="paragraph" w:styleId="Heading8">
+    <w:name w:val="heading 8"/>
+    <w:basedOn w:val="Normal"/>
+    <w:next w:val="Normal"/>
+    <w:link w:val="Heading8Char"/>
+    <w:uiPriority w:val="9"/>
+    <w:semiHidden/>
+    <w:unhideWhenUsed/>
+    <w:qFormat/>
+    <w:rsid w:val="003C1593"/>
+    <w:pPr>
+      <w:keepNext/>
+      <w:keepLines/>
+      <w:spacing w:after="0"/>
+      <w:outlineLvl w:val="7"/>
+    </w:pPr>
+    <w:rPr>
+      <w:rFonts w:eastAsiaTheme="majorEastAsia" w:cstheme="majorBidi"/>
+      <w:i/>
+      <w:iCs/>
+      <w:color w:val="272727" w:themeColor="text1" w:themeTint="D8"/>
+    </w:rPr>
+  </w:style>
+  <w:style w:type="paragraph" w:styleId="Heading9">
+    <w:name w:val="heading 9"/>
+    <w:basedOn w:val="Normal"/>
+    <w:next w:val="Normal"/>
+    <w:link w:val="Heading9Char"/>
+    <w:uiPriority w:val="9"/>
+    <w:semiHidden/>
+    <w:unhideWhenUsed/>
+    <w:qFormat/>
+    <w:rsid w:val="003C1593"/>
+    <w:pPr>
+      <w:keepNext/>
+      <w:keepLines/>
+      <w:spacing w:after="0"/>
+      <w:outlineLvl w:val="8"/>
+    </w:pPr>
+    <w:rPr>
+      <w:rFonts w:eastAsiaTheme="majorEastAsia" w:cstheme="majorBidi"/>
+      <w:color w:val="272727" w:themeColor="text1" w:themeTint="D8"/>
     </w:rPr>
   </w:style>
   <w:style w:type="character" w:default="1" w:styleId="DefaultParagraphFont">
     <w:name w:val="Default Paragraph Font"/>
     <w:uiPriority w:val="1"/>
+    <w:semiHidden/>
     <w:unhideWhenUsed/>
   </w:style>
   <w:style w:type="table" w:default="1" w:styleId="TableNormal">
@@ -5434,48 +4858,294 @@
     <w:semiHidden/>
     <w:unhideWhenUsed/>
   </w:style>
-  <w:style w:type="table" w:customStyle="1" w:styleId="TableNormal0">
-    <w:name w:val="TableNormal"/>
-    <w:tblPr>
-      <w:tblCellMar>
-        <w:top w:w="100" w:type="dxa"/>
-        <w:left w:w="100" w:type="dxa"/>
-        <w:bottom w:w="100" w:type="dxa"/>
-        <w:right w:w="100" w:type="dxa"/>
-      </w:tblCellMar>
-    </w:tblPr>
+  <w:style w:type="character" w:customStyle="1" w:styleId="Heading1Char">
+    <w:name w:val="Heading 1 Char"/>
+    <w:basedOn w:val="DefaultParagraphFont"/>
+    <w:link w:val="Heading1"/>
+    <w:uiPriority w:val="9"/>
+    <w:rsid w:val="003C1593"/>
+    <w:rPr>
+      <w:rFonts w:asciiTheme="majorHAnsi" w:eastAsiaTheme="majorEastAsia" w:hAnsiTheme="majorHAnsi" w:cstheme="majorBidi"/>
+      <w:color w:val="2F5496" w:themeColor="accent1" w:themeShade="BF"/>
+      <w:sz w:val="40"/>
+      <w:szCs w:val="40"/>
+    </w:rPr>
+  </w:style>
+  <w:style w:type="character" w:customStyle="1" w:styleId="Heading2Char">
+    <w:name w:val="Heading 2 Char"/>
+    <w:basedOn w:val="DefaultParagraphFont"/>
+    <w:link w:val="Heading2"/>
+    <w:uiPriority w:val="9"/>
+    <w:semiHidden/>
+    <w:rsid w:val="003C1593"/>
+    <w:rPr>
+      <w:rFonts w:asciiTheme="majorHAnsi" w:eastAsiaTheme="majorEastAsia" w:hAnsiTheme="majorHAnsi" w:cstheme="majorBidi"/>
+      <w:color w:val="2F5496" w:themeColor="accent1" w:themeShade="BF"/>
+      <w:sz w:val="32"/>
+      <w:szCs w:val="32"/>
+    </w:rPr>
+  </w:style>
+  <w:style w:type="character" w:customStyle="1" w:styleId="Heading3Char">
+    <w:name w:val="Heading 3 Char"/>
+    <w:basedOn w:val="DefaultParagraphFont"/>
+    <w:link w:val="Heading3"/>
+    <w:uiPriority w:val="9"/>
+    <w:semiHidden/>
+    <w:rsid w:val="003C1593"/>
+    <w:rPr>
+      <w:rFonts w:eastAsiaTheme="majorEastAsia" w:cstheme="majorBidi"/>
+      <w:color w:val="2F5496" w:themeColor="accent1" w:themeShade="BF"/>
+      <w:sz w:val="28"/>
+      <w:szCs w:val="28"/>
+    </w:rPr>
+  </w:style>
+  <w:style w:type="character" w:customStyle="1" w:styleId="Heading4Char">
+    <w:name w:val="Heading 4 Char"/>
+    <w:basedOn w:val="DefaultParagraphFont"/>
+    <w:link w:val="Heading4"/>
+    <w:uiPriority w:val="9"/>
+    <w:semiHidden/>
+    <w:rsid w:val="003C1593"/>
+    <w:rPr>
+      <w:rFonts w:eastAsiaTheme="majorEastAsia" w:cstheme="majorBidi"/>
+      <w:i/>
+      <w:iCs/>
+      <w:color w:val="2F5496" w:themeColor="accent1" w:themeShade="BF"/>
+    </w:rPr>
+  </w:style>
+  <w:style w:type="character" w:customStyle="1" w:styleId="Heading5Char">
+    <w:name w:val="Heading 5 Char"/>
+    <w:basedOn w:val="DefaultParagraphFont"/>
+    <w:link w:val="Heading5"/>
+    <w:uiPriority w:val="9"/>
+    <w:semiHidden/>
+    <w:rsid w:val="003C1593"/>
+    <w:rPr>
+      <w:rFonts w:eastAsiaTheme="majorEastAsia" w:cstheme="majorBidi"/>
+      <w:color w:val="2F5496" w:themeColor="accent1" w:themeShade="BF"/>
+    </w:rPr>
+  </w:style>
+  <w:style w:type="character" w:customStyle="1" w:styleId="Heading6Char">
+    <w:name w:val="Heading 6 Char"/>
+    <w:basedOn w:val="DefaultParagraphFont"/>
+    <w:link w:val="Heading6"/>
+    <w:uiPriority w:val="9"/>
+    <w:semiHidden/>
+    <w:rsid w:val="003C1593"/>
+    <w:rPr>
+      <w:rFonts w:eastAsiaTheme="majorEastAsia" w:cstheme="majorBidi"/>
+      <w:i/>
+      <w:iCs/>
+      <w:color w:val="595959" w:themeColor="text1" w:themeTint="A6"/>
+    </w:rPr>
+  </w:style>
+  <w:style w:type="character" w:customStyle="1" w:styleId="Heading7Char">
+    <w:name w:val="Heading 7 Char"/>
+    <w:basedOn w:val="DefaultParagraphFont"/>
+    <w:link w:val="Heading7"/>
+    <w:uiPriority w:val="9"/>
+    <w:semiHidden/>
+    <w:rsid w:val="003C1593"/>
+    <w:rPr>
+      <w:rFonts w:eastAsiaTheme="majorEastAsia" w:cstheme="majorBidi"/>
+      <w:color w:val="595959" w:themeColor="text1" w:themeTint="A6"/>
+    </w:rPr>
+  </w:style>
+  <w:style w:type="character" w:customStyle="1" w:styleId="Heading8Char">
+    <w:name w:val="Heading 8 Char"/>
+    <w:basedOn w:val="DefaultParagraphFont"/>
+    <w:link w:val="Heading8"/>
+    <w:uiPriority w:val="9"/>
+    <w:semiHidden/>
+    <w:rsid w:val="003C1593"/>
+    <w:rPr>
+      <w:rFonts w:eastAsiaTheme="majorEastAsia" w:cstheme="majorBidi"/>
+      <w:i/>
+      <w:iCs/>
+      <w:color w:val="272727" w:themeColor="text1" w:themeTint="D8"/>
+    </w:rPr>
+  </w:style>
+  <w:style w:type="character" w:customStyle="1" w:styleId="Heading9Char">
+    <w:name w:val="Heading 9 Char"/>
+    <w:basedOn w:val="DefaultParagraphFont"/>
+    <w:link w:val="Heading9"/>
+    <w:uiPriority w:val="9"/>
+    <w:semiHidden/>
+    <w:rsid w:val="003C1593"/>
+    <w:rPr>
+      <w:rFonts w:eastAsiaTheme="majorEastAsia" w:cstheme="majorBidi"/>
+      <w:color w:val="272727" w:themeColor="text1" w:themeTint="D8"/>
+    </w:rPr>
   </w:style>
   <w:style w:type="paragraph" w:styleId="Title">
     <w:name w:val="Title"/>
     <w:basedOn w:val="Normal"/>
     <w:next w:val="Normal"/>
+    <w:link w:val="TitleChar"/>
     <w:uiPriority w:val="10"/>
     <w:qFormat/>
+    <w:rsid w:val="003C1593"/>
     <w:pPr>
-      <w:keepNext/>
-      <w:keepLines/>
-      <w:spacing w:after="60"/>
+      <w:spacing w:after="80" w:line="240" w:lineRule="auto"/>
+      <w:contextualSpacing/>
     </w:pPr>
     <w:rPr>
-      <w:sz w:val="52"/>
-      <w:szCs w:val="52"/>
+      <w:rFonts w:asciiTheme="majorHAnsi" w:eastAsiaTheme="majorEastAsia" w:hAnsiTheme="majorHAnsi" w:cstheme="majorBidi"/>
+      <w:spacing w:val="-10"/>
+      <w:kern w:val="28"/>
+      <w:sz w:val="56"/>
+      <w:szCs w:val="56"/>
+    </w:rPr>
+  </w:style>
+  <w:style w:type="character" w:customStyle="1" w:styleId="TitleChar">
+    <w:name w:val="Title Char"/>
+    <w:basedOn w:val="DefaultParagraphFont"/>
+    <w:link w:val="Title"/>
+    <w:uiPriority w:val="10"/>
+    <w:rsid w:val="003C1593"/>
+    <w:rPr>
+      <w:rFonts w:asciiTheme="majorHAnsi" w:eastAsiaTheme="majorEastAsia" w:hAnsiTheme="majorHAnsi" w:cstheme="majorBidi"/>
+      <w:spacing w:val="-10"/>
+      <w:kern w:val="28"/>
+      <w:sz w:val="56"/>
+      <w:szCs w:val="56"/>
     </w:rPr>
   </w:style>
   <w:style w:type="paragraph" w:styleId="Subtitle">
     <w:name w:val="Subtitle"/>
     <w:basedOn w:val="Normal"/>
     <w:next w:val="Normal"/>
+    <w:link w:val="SubtitleChar"/>
     <w:uiPriority w:val="11"/>
     <w:qFormat/>
+    <w:rsid w:val="003C1593"/>
     <w:pPr>
-      <w:keepNext/>
-      <w:keepLines/>
-      <w:spacing w:after="320"/>
+      <w:numPr>
+        <w:ilvl w:val="1"/>
+      </w:numPr>
     </w:pPr>
     <w:rPr>
-      <w:color w:val="666666"/>
-      <w:sz w:val="30"/>
-      <w:szCs w:val="30"/>
+      <w:rFonts w:eastAsiaTheme="majorEastAsia" w:cstheme="majorBidi"/>
+      <w:color w:val="595959" w:themeColor="text1" w:themeTint="A6"/>
+      <w:spacing w:val="15"/>
+      <w:sz w:val="28"/>
+      <w:szCs w:val="28"/>
+    </w:rPr>
+  </w:style>
+  <w:style w:type="character" w:customStyle="1" w:styleId="SubtitleChar">
+    <w:name w:val="Subtitle Char"/>
+    <w:basedOn w:val="DefaultParagraphFont"/>
+    <w:link w:val="Subtitle"/>
+    <w:uiPriority w:val="11"/>
+    <w:rsid w:val="003C1593"/>
+    <w:rPr>
+      <w:rFonts w:eastAsiaTheme="majorEastAsia" w:cstheme="majorBidi"/>
+      <w:color w:val="595959" w:themeColor="text1" w:themeTint="A6"/>
+      <w:spacing w:val="15"/>
+      <w:sz w:val="28"/>
+      <w:szCs w:val="28"/>
+    </w:rPr>
+  </w:style>
+  <w:style w:type="paragraph" w:styleId="Quote">
+    <w:name w:val="Quote"/>
+    <w:basedOn w:val="Normal"/>
+    <w:next w:val="Normal"/>
+    <w:link w:val="QuoteChar"/>
+    <w:uiPriority w:val="29"/>
+    <w:qFormat/>
+    <w:rsid w:val="003C1593"/>
+    <w:pPr>
+      <w:spacing w:before="160"/>
+      <w:jc w:val="center"/>
+    </w:pPr>
+    <w:rPr>
+      <w:i/>
+      <w:iCs/>
+      <w:color w:val="404040" w:themeColor="text1" w:themeTint="BF"/>
+    </w:rPr>
+  </w:style>
+  <w:style w:type="character" w:customStyle="1" w:styleId="QuoteChar">
+    <w:name w:val="Quote Char"/>
+    <w:basedOn w:val="DefaultParagraphFont"/>
+    <w:link w:val="Quote"/>
+    <w:uiPriority w:val="29"/>
+    <w:rsid w:val="003C1593"/>
+    <w:rPr>
+      <w:i/>
+      <w:iCs/>
+      <w:color w:val="404040" w:themeColor="text1" w:themeTint="BF"/>
+    </w:rPr>
+  </w:style>
+  <w:style w:type="paragraph" w:styleId="ListParagraph">
+    <w:name w:val="List Paragraph"/>
+    <w:basedOn w:val="Normal"/>
+    <w:uiPriority w:val="34"/>
+    <w:qFormat/>
+    <w:rsid w:val="003C1593"/>
+    <w:pPr>
+      <w:ind w:left="720"/>
+      <w:contextualSpacing/>
+    </w:pPr>
+  </w:style>
+  <w:style w:type="character" w:styleId="IntenseEmphasis">
+    <w:name w:val="Intense Emphasis"/>
+    <w:basedOn w:val="DefaultParagraphFont"/>
+    <w:uiPriority w:val="21"/>
+    <w:qFormat/>
+    <w:rsid w:val="003C1593"/>
+    <w:rPr>
+      <w:i/>
+      <w:iCs/>
+      <w:color w:val="2F5496" w:themeColor="accent1" w:themeShade="BF"/>
+    </w:rPr>
+  </w:style>
+  <w:style w:type="paragraph" w:styleId="IntenseQuote">
+    <w:name w:val="Intense Quote"/>
+    <w:basedOn w:val="Normal"/>
+    <w:next w:val="Normal"/>
+    <w:link w:val="IntenseQuoteChar"/>
+    <w:uiPriority w:val="30"/>
+    <w:qFormat/>
+    <w:rsid w:val="003C1593"/>
+    <w:pPr>
+      <w:pBdr>
+        <w:top w:val="single" w:sz="4" w:space="10" w:color="2F5496" w:themeColor="accent1" w:themeShade="BF"/>
+        <w:bottom w:val="single" w:sz="4" w:space="10" w:color="2F5496" w:themeColor="accent1" w:themeShade="BF"/>
+      </w:pBdr>
+      <w:spacing w:before="360" w:after="360"/>
+      <w:ind w:left="864" w:right="864"/>
+      <w:jc w:val="center"/>
+    </w:pPr>
+    <w:rPr>
+      <w:i/>
+      <w:iCs/>
+      <w:color w:val="2F5496" w:themeColor="accent1" w:themeShade="BF"/>
+    </w:rPr>
+  </w:style>
+  <w:style w:type="character" w:customStyle="1" w:styleId="IntenseQuoteChar">
+    <w:name w:val="Intense Quote Char"/>
+    <w:basedOn w:val="DefaultParagraphFont"/>
+    <w:link w:val="IntenseQuote"/>
+    <w:uiPriority w:val="30"/>
+    <w:rsid w:val="003C1593"/>
+    <w:rPr>
+      <w:i/>
+      <w:iCs/>
+      <w:color w:val="2F5496" w:themeColor="accent1" w:themeShade="BF"/>
+    </w:rPr>
+  </w:style>
+  <w:style w:type="character" w:styleId="IntenseReference">
+    <w:name w:val="Intense Reference"/>
+    <w:basedOn w:val="DefaultParagraphFont"/>
+    <w:uiPriority w:val="32"/>
+    <w:qFormat/>
+    <w:rsid w:val="003C1593"/>
+    <w:rPr>
+      <w:b/>
+      <w:bCs/>
+      <w:smallCaps/>
+      <w:color w:val="2F5496" w:themeColor="accent1" w:themeShade="BF"/>
+      <w:spacing w:val="5"/>
     </w:rPr>
   </w:style>
 </w:styles>
@@ -5492,44 +5162,44 @@
         <a:sysClr val="window" lastClr="FFFFFF"/>
       </a:lt1>
       <a:dk2>
-        <a:srgbClr val="1F497D"/>
+        <a:srgbClr val="44546A"/>
       </a:dk2>
       <a:lt2>
-        <a:srgbClr val="EEECE1"/>
+        <a:srgbClr val="E7E6E6"/>
       </a:lt2>
       <a:accent1>
-        <a:srgbClr val="4F81BD"/>
+        <a:srgbClr val="4472C4"/>
       </a:accent1>
       <a:accent2>
-        <a:srgbClr val="C0504D"/>
+        <a:srgbClr val="ED7D31"/>
       </a:accent2>
       <a:accent3>
-        <a:srgbClr val="9BBB59"/>
+        <a:srgbClr val="A5A5A5"/>
       </a:accent3>
       <a:accent4>
-        <a:srgbClr val="8064A2"/>
+        <a:srgbClr val="FFC000"/>
       </a:accent4>
       <a:accent5>
-        <a:srgbClr val="4BACC6"/>
+        <a:srgbClr val="5B9BD5"/>
       </a:accent5>
       <a:accent6>
-        <a:srgbClr val="F79646"/>
+        <a:srgbClr val="70AD47"/>
       </a:accent6>
       <a:hlink>
-        <a:srgbClr val="0000FF"/>
+        <a:srgbClr val="0563C1"/>
       </a:hlink>
       <a:folHlink>
-        <a:srgbClr val="800080"/>
+        <a:srgbClr val="954F72"/>
       </a:folHlink>
     </a:clrScheme>
     <a:fontScheme name="Office">
       <a:majorFont>
-        <a:latin typeface="Calibri"/>
+        <a:latin typeface="Calibri Light" panose="020F0302020204030204"/>
         <a:ea typeface=""/>
         <a:cs typeface=""/>
-        <a:font script="Jpan" typeface="ＭＳ ゴシック"/>
+        <a:font script="Jpan" typeface="游ゴシック Light"/>
         <a:font script="Hang" typeface="맑은 고딕"/>
-        <a:font script="Hans" typeface="宋体"/>
+        <a:font script="Hans" typeface="等线 Light"/>
         <a:font script="Hant" typeface="新細明體"/>
         <a:font script="Arab" typeface="Times New Roman"/>
         <a:font script="Hebr" typeface="Times New Roman"/>
@@ -5557,14 +5227,31 @@
         <a:font script="Viet" typeface="Times New Roman"/>
         <a:font script="Uigh" typeface="Microsoft Uighur"/>
         <a:font script="Geor" typeface="Sylfaen"/>
+        <a:font script="Armn" typeface="Arial"/>
+        <a:font script="Bugi" typeface="Leelawadee UI"/>
+        <a:font script="Bopo" typeface="Microsoft JhengHei"/>
+        <a:font script="Java" typeface="Javanese Text"/>
+        <a:font script="Lisu" typeface="Segoe UI"/>
+        <a:font script="Mymr" typeface="Myanmar Text"/>
+        <a:font script="Nkoo" typeface="Ebrima"/>
+        <a:font script="Olck" typeface="Nirmala UI"/>
+        <a:font script="Osma" typeface="Ebrima"/>
+        <a:font script="Phag" typeface="Phagspa"/>
+        <a:font script="Syrn" typeface="Estrangelo Edessa"/>
+        <a:font script="Syrj" typeface="Estrangelo Edessa"/>
+        <a:font script="Syre" typeface="Estrangelo Edessa"/>
+        <a:font script="Sora" typeface="Nirmala UI"/>
+        <a:font script="Tale" typeface="Microsoft Tai Le"/>
+        <a:font script="Talu" typeface="Microsoft New Tai Lue"/>
+        <a:font script="Tfng" typeface="Ebrima"/>
       </a:majorFont>
       <a:minorFont>
-        <a:latin typeface="Cambria"/>
+        <a:latin typeface="Calibri" panose="020F0502020204030204"/>
         <a:ea typeface=""/>
         <a:cs typeface=""/>
-        <a:font script="Jpan" typeface="ＭＳ 明朝"/>
+        <a:font script="Jpan" typeface="游ゴシック"/>
         <a:font script="Hang" typeface="맑은 고딕"/>
-        <a:font script="Hans" typeface="宋体"/>
+        <a:font script="Hans" typeface="等线"/>
         <a:font script="Hant" typeface="新細明體"/>
         <a:font script="Arab" typeface="Arial"/>
         <a:font script="Hebr" typeface="Arial"/>
@@ -5592,6 +5279,23 @@
         <a:font script="Viet" typeface="Arial"/>
         <a:font script="Uigh" typeface="Microsoft Uighur"/>
         <a:font script="Geor" typeface="Sylfaen"/>
+        <a:font script="Armn" typeface="Arial"/>
+        <a:font script="Bugi" typeface="Leelawadee UI"/>
+        <a:font script="Bopo" typeface="Microsoft JhengHei"/>
+        <a:font script="Java" typeface="Javanese Text"/>
+        <a:font script="Lisu" typeface="Segoe UI"/>
+        <a:font script="Mymr" typeface="Myanmar Text"/>
+        <a:font script="Nkoo" typeface="Ebrima"/>
+        <a:font script="Olck" typeface="Nirmala UI"/>
+        <a:font script="Osma" typeface="Ebrima"/>
+        <a:font script="Phag" typeface="Phagspa"/>
+        <a:font script="Syrn" typeface="Estrangelo Edessa"/>
+        <a:font script="Syrj" typeface="Estrangelo Edessa"/>
+        <a:font script="Syre" typeface="Estrangelo Edessa"/>
+        <a:font script="Sora" typeface="Nirmala UI"/>
+        <a:font script="Tale" typeface="Microsoft Tai Le"/>
+        <a:font script="Talu" typeface="Microsoft New Tai Lue"/>
+        <a:font script="Tfng" typeface="Ebrima"/>
       </a:minorFont>
     </a:fontScheme>
     <a:fmtScheme name="Office">
@@ -5603,200 +5307,141 @@
           <a:gsLst>
             <a:gs pos="0">
               <a:schemeClr val="phClr">
-                <a:tint val="50000"/>
-                <a:satMod val="300000"/>
+                <a:lumMod val="110000"/>
+                <a:satMod val="105000"/>
+                <a:tint val="67000"/>
               </a:schemeClr>
             </a:gs>
-            <a:gs pos="35000">
+            <a:gs pos="50000">
               <a:schemeClr val="phClr">
-                <a:tint val="37000"/>
-                <a:satMod val="300000"/>
+                <a:lumMod val="105000"/>
+                <a:satMod val="103000"/>
+                <a:tint val="73000"/>
               </a:schemeClr>
             </a:gs>
             <a:gs pos="100000">
               <a:schemeClr val="phClr">
-                <a:tint val="15000"/>
-                <a:satMod val="350000"/>
+                <a:lumMod val="105000"/>
+                <a:satMod val="109000"/>
+                <a:tint val="81000"/>
               </a:schemeClr>
             </a:gs>
           </a:gsLst>
-          <a:lin ang="16200000" scaled="1"/>
+          <a:lin ang="5400000" scaled="0"/>
         </a:gradFill>
         <a:gradFill rotWithShape="1">
           <a:gsLst>
             <a:gs pos="0">
               <a:schemeClr val="phClr">
-                <a:tint val="100000"/>
+                <a:satMod val="103000"/>
+                <a:lumMod val="102000"/>
+                <a:tint val="94000"/>
+              </a:schemeClr>
+            </a:gs>
+            <a:gs pos="50000">
+              <a:schemeClr val="phClr">
+                <a:satMod val="110000"/>
+                <a:lumMod val="100000"/>
                 <a:shade val="100000"/>
-                <a:satMod val="130000"/>
               </a:schemeClr>
             </a:gs>
             <a:gs pos="100000">
               <a:schemeClr val="phClr">
-                <a:tint val="50000"/>
-                <a:shade val="100000"/>
-                <a:satMod val="350000"/>
+                <a:lumMod val="99000"/>
+                <a:satMod val="120000"/>
+                <a:shade val="78000"/>
               </a:schemeClr>
             </a:gs>
           </a:gsLst>
-          <a:lin ang="16200000" scaled="0"/>
+          <a:lin ang="5400000" scaled="0"/>
         </a:gradFill>
       </a:fillStyleLst>
       <a:lnStyleLst>
-        <a:ln w="9525" cap="flat" cmpd="sng" algn="ctr">
-          <a:solidFill>
-            <a:schemeClr val="phClr">
-              <a:shade val="95000"/>
-              <a:satMod val="105000"/>
-            </a:schemeClr>
-          </a:solidFill>
-          <a:prstDash val="solid"/>
-        </a:ln>
-        <a:ln w="25400" cap="flat" cmpd="sng" algn="ctr">
+        <a:ln w="6350" cap="flat" cmpd="sng" algn="ctr">
           <a:solidFill>
             <a:schemeClr val="phClr"/>
           </a:solidFill>
           <a:prstDash val="solid"/>
+          <a:miter lim="800000"/>
         </a:ln>
-        <a:ln w="38100" cap="flat" cmpd="sng" algn="ctr">
+        <a:ln w="12700" cap="flat" cmpd="sng" algn="ctr">
           <a:solidFill>
             <a:schemeClr val="phClr"/>
           </a:solidFill>
           <a:prstDash val="solid"/>
+          <a:miter lim="800000"/>
+        </a:ln>
+        <a:ln w="19050" cap="flat" cmpd="sng" algn="ctr">
+          <a:solidFill>
+            <a:schemeClr val="phClr"/>
+          </a:solidFill>
+          <a:prstDash val="solid"/>
+          <a:miter lim="800000"/>
         </a:ln>
       </a:lnStyleLst>
       <a:effectStyleLst>
         <a:effectStyle>
+          <a:effectLst/>
+        </a:effectStyle>
+        <a:effectStyle>
+          <a:effectLst/>
+        </a:effectStyle>
+        <a:effectStyle>
           <a:effectLst>
-            <a:outerShdw blurRad="40000" dist="20000" dir="5400000" rotWithShape="0">
+            <a:outerShdw blurRad="57150" dist="19050" dir="5400000" algn="ctr" rotWithShape="0">
               <a:srgbClr val="000000">
-                <a:alpha val="38000"/>
+                <a:alpha val="63000"/>
               </a:srgbClr>
             </a:outerShdw>
           </a:effectLst>
-        </a:effectStyle>
-        <a:effectStyle>
-          <a:effectLst>
-            <a:outerShdw blurRad="40000" dist="23000" dir="5400000" rotWithShape="0">
-              <a:srgbClr val="000000">
-                <a:alpha val="35000"/>
-              </a:srgbClr>
-            </a:outerShdw>
-          </a:effectLst>
-        </a:effectStyle>
-        <a:effectStyle>
-          <a:effectLst>
-            <a:outerShdw blurRad="40000" dist="23000" dir="5400000" rotWithShape="0">
-              <a:srgbClr val="000000">
-                <a:alpha val="35000"/>
-              </a:srgbClr>
-            </a:outerShdw>
-          </a:effectLst>
-          <a:scene3d>
-            <a:camera prst="orthographicFront">
-              <a:rot lat="0" lon="0" rev="0"/>
-            </a:camera>
-            <a:lightRig rig="threePt" dir="t">
-              <a:rot lat="0" lon="0" rev="1200000"/>
-            </a:lightRig>
-          </a:scene3d>
-          <a:sp3d>
-            <a:bevelT w="63500" h="25400"/>
-          </a:sp3d>
         </a:effectStyle>
       </a:effectStyleLst>
       <a:bgFillStyleLst>
         <a:solidFill>
           <a:schemeClr val="phClr"/>
         </a:solidFill>
+        <a:solidFill>
+          <a:schemeClr val="phClr">
+            <a:tint val="95000"/>
+            <a:satMod val="170000"/>
+          </a:schemeClr>
+        </a:solidFill>
         <a:gradFill rotWithShape="1">
           <a:gsLst>
             <a:gs pos="0">
               <a:schemeClr val="phClr">
-                <a:tint val="40000"/>
-                <a:satMod val="350000"/>
+                <a:tint val="93000"/>
+                <a:satMod val="150000"/>
+                <a:shade val="98000"/>
+                <a:lumMod val="102000"/>
               </a:schemeClr>
             </a:gs>
-            <a:gs pos="40000">
+            <a:gs pos="50000">
               <a:schemeClr val="phClr">
-                <a:tint val="45000"/>
-                <a:shade val="99000"/>
-                <a:satMod val="350000"/>
+                <a:tint val="98000"/>
+                <a:satMod val="130000"/>
+                <a:shade val="90000"/>
+                <a:lumMod val="103000"/>
               </a:schemeClr>
             </a:gs>
             <a:gs pos="100000">
               <a:schemeClr val="phClr">
-                <a:shade val="20000"/>
-                <a:satMod val="255000"/>
+                <a:shade val="63000"/>
+                <a:satMod val="120000"/>
               </a:schemeClr>
             </a:gs>
           </a:gsLst>
-          <a:path path="circle">
-            <a:fillToRect l="50000" t="-80000" r="50000" b="180000"/>
-          </a:path>
-        </a:gradFill>
-        <a:gradFill rotWithShape="1">
-          <a:gsLst>
-            <a:gs pos="0">
-              <a:schemeClr val="phClr">
-                <a:tint val="80000"/>
-                <a:satMod val="300000"/>
-              </a:schemeClr>
-            </a:gs>
-            <a:gs pos="100000">
-              <a:schemeClr val="phClr">
-                <a:shade val="30000"/>
-                <a:satMod val="200000"/>
-              </a:schemeClr>
-            </a:gs>
-          </a:gsLst>
-          <a:path path="circle">
-            <a:fillToRect l="50000" t="50000" r="50000" b="50000"/>
-          </a:path>
+          <a:lin ang="5400000" scaled="0"/>
         </a:gradFill>
       </a:bgFillStyleLst>
     </a:fmtScheme>
   </a:themeElements>
-  <a:objectDefaults>
-    <a:spDef>
-      <a:spPr/>
-      <a:bodyPr/>
-      <a:lstStyle/>
-      <a:style>
-        <a:lnRef idx="1">
-          <a:schemeClr val="accent1"/>
-        </a:lnRef>
-        <a:fillRef idx="3">
-          <a:schemeClr val="accent1"/>
-        </a:fillRef>
-        <a:effectRef idx="2">
-          <a:schemeClr val="accent1"/>
-        </a:effectRef>
-        <a:fontRef idx="minor">
-          <a:schemeClr val="lt1"/>
-        </a:fontRef>
-      </a:style>
-    </a:spDef>
-    <a:lnDef>
-      <a:spPr/>
-      <a:bodyPr/>
-      <a:lstStyle/>
-      <a:style>
-        <a:lnRef idx="2">
-          <a:schemeClr val="accent1"/>
-        </a:lnRef>
-        <a:fillRef idx="0">
-          <a:schemeClr val="accent1"/>
-        </a:fillRef>
-        <a:effectRef idx="1">
-          <a:schemeClr val="accent1"/>
-        </a:effectRef>
-        <a:fontRef idx="minor">
-          <a:schemeClr val="tx1"/>
-        </a:fontRef>
-      </a:style>
-    </a:lnDef>
-  </a:objectDefaults>
+  <a:objectDefaults/>
   <a:extraClrSchemeLst/>
+  <a:extLst>
+    <a:ext uri="{05A4C25C-085E-4340-85A3-A5531E510DB2}">
+      <thm15:themeFamily xmlns:thm15="http://schemas.microsoft.com/office/thememl/2012/main" name="Office Theme" id="{62F939B6-93AF-4DB8-9C6B-D6C7DFDC589F}" vid="{4A3C46E8-61CC-4603-A589-7422A47A8E4A}"/>
+    </a:ext>
+  </a:extLst>
 </a:theme>
 </file>
--- a/Knowledge/3-Work knowledge/1-Software Engineering/2-General Technologies/9-Databases/5-My Source/2-SQL/1-Intro to SQL/3-SQL Syntax.docx
+++ b/Knowledge/3-Work knowledge/1-Software Engineering/2-General Technologies/9-Databases/5-My Source/2-SQL/1-Intro to SQL/3-SQL Syntax.docx
@@ -27,8 +27,14 @@
       </w:r>
     </w:p>
     <w:p>
-      <w:r>
-        <w:rPr>
+      <w:pPr>
+        <w:rPr>
+          <w:rFonts w:ascii="Arial" w:hAnsi="Arial" w:cs="Arial"/>
+        </w:rPr>
+      </w:pPr>
+      <w:r>
+        <w:rPr>
+          <w:rFonts w:ascii="Arial" w:hAnsi="Arial" w:cs="Arial"/>
           <w:b/>
           <w:color w:val="000000"/>
           <w:sz w:val="18"/>
@@ -38,14 +44,36 @@
       </w:r>
       <w:r>
         <w:rPr>
-          <w:color w:val="000000"/>
-          <w:sz w:val="18"/>
-          <w:highlight w:val="lightGray"/>
-        </w:rPr>
-        <w:t xml:space="preserve">: Persons Table -&gt; ID Column: 1, Name_En Column: Motasem Essam] -&gt; </w:t>
-      </w:r>
-      <w:r>
-        <w:rPr>
+          <w:rFonts w:ascii="Arial" w:hAnsi="Arial" w:cs="Arial"/>
+          <w:color w:val="000000"/>
+          <w:sz w:val="18"/>
+          <w:highlight w:val="lightGray"/>
+        </w:rPr>
+        <w:t xml:space="preserve">: Persons Table -&gt; ID Column: 1, </w:t>
+      </w:r>
+      <w:proofErr w:type="spellStart"/>
+      <w:r>
+        <w:rPr>
+          <w:rFonts w:ascii="Arial" w:hAnsi="Arial" w:cs="Arial"/>
+          <w:color w:val="000000"/>
+          <w:sz w:val="18"/>
+          <w:highlight w:val="lightGray"/>
+        </w:rPr>
+        <w:t>Name_En</w:t>
+      </w:r>
+      <w:proofErr w:type="spellEnd"/>
+      <w:r>
+        <w:rPr>
+          <w:rFonts w:ascii="Arial" w:hAnsi="Arial" w:cs="Arial"/>
+          <w:color w:val="000000"/>
+          <w:sz w:val="18"/>
+          <w:highlight w:val="lightGray"/>
+        </w:rPr>
+        <w:t xml:space="preserve"> Column: Motasem Essam] -&gt; </w:t>
+      </w:r>
+      <w:r>
+        <w:rPr>
+          <w:rFonts w:ascii="Arial" w:hAnsi="Arial" w:cs="Arial"/>
           <w:b/>
           <w:color w:val="000000"/>
           <w:sz w:val="18"/>
@@ -55,6 +83,7 @@
       </w:r>
       <w:r>
         <w:rPr>
+          <w:rFonts w:ascii="Arial" w:hAnsi="Arial" w:cs="Arial"/>
           <w:color w:val="000000"/>
           <w:sz w:val="18"/>
           <w:highlight w:val="lightGray"/>
@@ -63,6 +92,7 @@
       </w:r>
       <w:r>
         <w:rPr>
+          <w:rFonts w:ascii="Arial" w:hAnsi="Arial" w:cs="Arial"/>
           <w:b/>
           <w:color w:val="000000"/>
           <w:sz w:val="18"/>
@@ -72,6 +102,7 @@
       </w:r>
       <w:r>
         <w:rPr>
+          <w:rFonts w:ascii="Arial" w:hAnsi="Arial" w:cs="Arial"/>
           <w:color w:val="000000"/>
           <w:sz w:val="18"/>
           <w:highlight w:val="lightGray"/>
@@ -159,6 +190,7 @@
     <w:p>
       <w:r>
         <w:rPr>
+          <w:rFonts w:ascii="Arial" w:hAnsi="Arial" w:cs="Arial"/>
           <w:b/>
           <w:color w:val="000000"/>
           <w:sz w:val="18"/>
@@ -168,14 +200,36 @@
       </w:r>
       <w:r>
         <w:rPr>
-          <w:color w:val="000000"/>
-          <w:sz w:val="18"/>
-          <w:highlight w:val="lightGray"/>
-        </w:rPr>
-        <w:t xml:space="preserve">: Persons Table -&gt; ID Column: 1, Name_En Column: Motasem Essam] -&gt; </w:t>
-      </w:r>
-      <w:r>
-        <w:rPr>
+          <w:rFonts w:ascii="Arial" w:hAnsi="Arial" w:cs="Arial"/>
+          <w:color w:val="000000"/>
+          <w:sz w:val="18"/>
+          <w:highlight w:val="lightGray"/>
+        </w:rPr>
+        <w:t xml:space="preserve">: Persons Table -&gt; ID Column: 1, </w:t>
+      </w:r>
+      <w:proofErr w:type="spellStart"/>
+      <w:r>
+        <w:rPr>
+          <w:rFonts w:ascii="Arial" w:hAnsi="Arial" w:cs="Arial"/>
+          <w:color w:val="000000"/>
+          <w:sz w:val="18"/>
+          <w:highlight w:val="lightGray"/>
+        </w:rPr>
+        <w:t>Name_En</w:t>
+      </w:r>
+      <w:proofErr w:type="spellEnd"/>
+      <w:r>
+        <w:rPr>
+          <w:rFonts w:ascii="Arial" w:hAnsi="Arial" w:cs="Arial"/>
+          <w:color w:val="000000"/>
+          <w:sz w:val="18"/>
+          <w:highlight w:val="lightGray"/>
+        </w:rPr>
+        <w:t xml:space="preserve"> Column: Motasem Essam] -&gt; </w:t>
+      </w:r>
+      <w:r>
+        <w:rPr>
+          <w:rFonts w:ascii="Arial" w:hAnsi="Arial" w:cs="Arial"/>
           <w:b/>
           <w:color w:val="000000"/>
           <w:sz w:val="18"/>
@@ -185,6 +239,7 @@
       </w:r>
       <w:r>
         <w:rPr>
+          <w:rFonts w:ascii="Arial" w:hAnsi="Arial" w:cs="Arial"/>
           <w:color w:val="000000"/>
           <w:sz w:val="18"/>
           <w:highlight w:val="lightGray"/>
@@ -193,6 +248,7 @@
       </w:r>
       <w:r>
         <w:rPr>
+          <w:rFonts w:ascii="Arial" w:hAnsi="Arial" w:cs="Arial"/>
           <w:b/>
           <w:color w:val="000000"/>
           <w:sz w:val="18"/>
@@ -202,6 +258,7 @@
       </w:r>
       <w:r>
         <w:rPr>
+          <w:rFonts w:ascii="Arial" w:hAnsi="Arial" w:cs="Arial"/>
           <w:color w:val="000000"/>
           <w:sz w:val="18"/>
           <w:highlight w:val="lightGray"/>
@@ -339,6 +396,7 @@
     <w:p>
       <w:r>
         <w:rPr>
+          <w:rFonts w:ascii="Arial" w:hAnsi="Arial" w:cs="Arial"/>
           <w:b/>
           <w:color w:val="000000"/>
           <w:sz w:val="18"/>
@@ -348,14 +406,36 @@
       </w:r>
       <w:r>
         <w:rPr>
-          <w:color w:val="000000"/>
-          <w:sz w:val="18"/>
-          <w:highlight w:val="lightGray"/>
-        </w:rPr>
-        <w:t xml:space="preserve">: Persons Table -&gt; ID Column: 1, Name_En Column: Motasem Essam] -&gt; </w:t>
-      </w:r>
-      <w:r>
-        <w:rPr>
+          <w:rFonts w:ascii="Arial" w:hAnsi="Arial" w:cs="Arial"/>
+          <w:color w:val="000000"/>
+          <w:sz w:val="18"/>
+          <w:highlight w:val="lightGray"/>
+        </w:rPr>
+        <w:t xml:space="preserve">: Persons Table -&gt; ID Column: 1, </w:t>
+      </w:r>
+      <w:proofErr w:type="spellStart"/>
+      <w:r>
+        <w:rPr>
+          <w:rFonts w:ascii="Arial" w:hAnsi="Arial" w:cs="Arial"/>
+          <w:color w:val="000000"/>
+          <w:sz w:val="18"/>
+          <w:highlight w:val="lightGray"/>
+        </w:rPr>
+        <w:t>Name_En</w:t>
+      </w:r>
+      <w:proofErr w:type="spellEnd"/>
+      <w:r>
+        <w:rPr>
+          <w:rFonts w:ascii="Arial" w:hAnsi="Arial" w:cs="Arial"/>
+          <w:color w:val="000000"/>
+          <w:sz w:val="18"/>
+          <w:highlight w:val="lightGray"/>
+        </w:rPr>
+        <w:t xml:space="preserve"> Column: Motasem Essam] -&gt; </w:t>
+      </w:r>
+      <w:r>
+        <w:rPr>
+          <w:rFonts w:ascii="Arial" w:hAnsi="Arial" w:cs="Arial"/>
           <w:b/>
           <w:color w:val="000000"/>
           <w:sz w:val="18"/>
@@ -365,6 +445,7 @@
       </w:r>
       <w:r>
         <w:rPr>
+          <w:rFonts w:ascii="Arial" w:hAnsi="Arial" w:cs="Arial"/>
           <w:color w:val="000000"/>
           <w:sz w:val="18"/>
           <w:highlight w:val="lightGray"/>
@@ -373,6 +454,7 @@
       </w:r>
       <w:r>
         <w:rPr>
+          <w:rFonts w:ascii="Arial" w:hAnsi="Arial" w:cs="Arial"/>
           <w:b/>
           <w:color w:val="000000"/>
           <w:sz w:val="18"/>
@@ -382,6 +464,7 @@
       </w:r>
       <w:r>
         <w:rPr>
+          <w:rFonts w:ascii="Arial" w:hAnsi="Arial" w:cs="Arial"/>
           <w:color w:val="000000"/>
           <w:sz w:val="18"/>
           <w:highlight w:val="lightGray"/>
@@ -491,6 +574,7 @@
         <w:rPr>
           <w:rFonts w:ascii="Roboto Mono" w:hAnsi="Roboto Mono"/>
         </w:rPr>
+        <w:lastRenderedPageBreak/>
         <w:t>FROM Customers;</w:t>
       </w:r>
     </w:p>
@@ -709,6 +793,7 @@
     <w:p>
       <w:r>
         <w:rPr>
+          <w:rFonts w:ascii="Arial" w:hAnsi="Arial" w:cs="Arial"/>
           <w:b/>
           <w:color w:val="000000"/>
           <w:sz w:val="18"/>
@@ -718,14 +803,36 @@
       </w:r>
       <w:r>
         <w:rPr>
-          <w:color w:val="000000"/>
-          <w:sz w:val="18"/>
-          <w:highlight w:val="lightGray"/>
-        </w:rPr>
-        <w:t xml:space="preserve">: Persons Table -&gt; ID Column: 1, Name_En Column: Motasem Essam] -&gt; </w:t>
-      </w:r>
-      <w:r>
-        <w:rPr>
+          <w:rFonts w:ascii="Arial" w:hAnsi="Arial" w:cs="Arial"/>
+          <w:color w:val="000000"/>
+          <w:sz w:val="18"/>
+          <w:highlight w:val="lightGray"/>
+        </w:rPr>
+        <w:t xml:space="preserve">: Persons Table -&gt; ID Column: 1, </w:t>
+      </w:r>
+      <w:proofErr w:type="spellStart"/>
+      <w:r>
+        <w:rPr>
+          <w:rFonts w:ascii="Arial" w:hAnsi="Arial" w:cs="Arial"/>
+          <w:color w:val="000000"/>
+          <w:sz w:val="18"/>
+          <w:highlight w:val="lightGray"/>
+        </w:rPr>
+        <w:t>Name_En</w:t>
+      </w:r>
+      <w:proofErr w:type="spellEnd"/>
+      <w:r>
+        <w:rPr>
+          <w:rFonts w:ascii="Arial" w:hAnsi="Arial" w:cs="Arial"/>
+          <w:color w:val="000000"/>
+          <w:sz w:val="18"/>
+          <w:highlight w:val="lightGray"/>
+        </w:rPr>
+        <w:t xml:space="preserve"> Column: Motasem Essam] -&gt; </w:t>
+      </w:r>
+      <w:r>
+        <w:rPr>
+          <w:rFonts w:ascii="Arial" w:hAnsi="Arial" w:cs="Arial"/>
           <w:b/>
           <w:color w:val="000000"/>
           <w:sz w:val="18"/>
@@ -735,6 +842,7 @@
       </w:r>
       <w:r>
         <w:rPr>
+          <w:rFonts w:ascii="Arial" w:hAnsi="Arial" w:cs="Arial"/>
           <w:color w:val="000000"/>
           <w:sz w:val="18"/>
           <w:highlight w:val="lightGray"/>
@@ -743,6 +851,7 @@
       </w:r>
       <w:r>
         <w:rPr>
+          <w:rFonts w:ascii="Arial" w:hAnsi="Arial" w:cs="Arial"/>
           <w:b/>
           <w:color w:val="000000"/>
           <w:sz w:val="18"/>
@@ -752,6 +861,7 @@
       </w:r>
       <w:r>
         <w:rPr>
+          <w:rFonts w:ascii="Arial" w:hAnsi="Arial" w:cs="Arial"/>
           <w:color w:val="000000"/>
           <w:sz w:val="18"/>
           <w:highlight w:val="lightGray"/>
@@ -848,20 +958,42 @@
         <w:rPr>
           <w:rFonts w:ascii="Roboto Mono" w:hAnsi="Roboto Mono"/>
         </w:rPr>
-        <w:t>SELECT column_name</w:t>
-      </w:r>
-    </w:p>
-    <w:p>
-      <w:pPr>
-        <w:rPr>
-          <w:rFonts w:ascii="Roboto Mono" w:hAnsi="Roboto Mono"/>
-        </w:rPr>
-      </w:pPr>
-      <w:r>
-        <w:rPr>
-          <w:rFonts w:ascii="Roboto Mono" w:hAnsi="Roboto Mono"/>
-        </w:rPr>
-        <w:t>FROM table_name;</w:t>
+        <w:t xml:space="preserve">SELECT </w:t>
+      </w:r>
+      <w:proofErr w:type="spellStart"/>
+      <w:r>
+        <w:rPr>
+          <w:rFonts w:ascii="Roboto Mono" w:hAnsi="Roboto Mono"/>
+        </w:rPr>
+        <w:t>column_name</w:t>
+      </w:r>
+      <w:proofErr w:type="spellEnd"/>
+    </w:p>
+    <w:p>
+      <w:pPr>
+        <w:rPr>
+          <w:rFonts w:ascii="Roboto Mono" w:hAnsi="Roboto Mono"/>
+        </w:rPr>
+      </w:pPr>
+      <w:r>
+        <w:rPr>
+          <w:rFonts w:ascii="Roboto Mono" w:hAnsi="Roboto Mono"/>
+        </w:rPr>
+        <w:t xml:space="preserve">FROM </w:t>
+      </w:r>
+      <w:proofErr w:type="spellStart"/>
+      <w:r>
+        <w:rPr>
+          <w:rFonts w:ascii="Roboto Mono" w:hAnsi="Roboto Mono"/>
+        </w:rPr>
+        <w:t>table_name</w:t>
+      </w:r>
+      <w:proofErr w:type="spellEnd"/>
+      <w:r>
+        <w:rPr>
+          <w:rFonts w:ascii="Roboto Mono" w:hAnsi="Roboto Mono"/>
+        </w:rPr>
+        <w:t>;</w:t>
       </w:r>
     </w:p>
     <w:p>
@@ -973,6 +1105,7 @@
         <w:rPr>
           <w:rFonts w:ascii="Roboto Mono" w:hAnsi="Roboto Mono"/>
         </w:rPr>
+        <w:lastRenderedPageBreak/>
         <w:pict w14:anchorId="18291101">
           <v:rect id="_x0000_i1028" style="width:0;height:1.5pt" o:hralign="center" o:hrstd="t" o:hr="t" fillcolor="#a0a0a0" stroked="f"/>
         </w:pict>
@@ -1001,6 +1134,7 @@
       </w:pPr>
       <w:r>
         <w:rPr>
+          <w:rFonts w:ascii="Arial" w:hAnsi="Arial" w:cs="Arial"/>
           <w:b/>
           <w:color w:val="000000"/>
           <w:sz w:val="18"/>
@@ -1010,14 +1144,36 @@
       </w:r>
       <w:r>
         <w:rPr>
-          <w:color w:val="000000"/>
-          <w:sz w:val="18"/>
-          <w:highlight w:val="lightGray"/>
-        </w:rPr>
-        <w:t xml:space="preserve">: Persons Table -&gt; ID Column: 1, Name_En Column: Motasem Essam] -&gt; </w:t>
-      </w:r>
-      <w:r>
-        <w:rPr>
+          <w:rFonts w:ascii="Arial" w:hAnsi="Arial" w:cs="Arial"/>
+          <w:color w:val="000000"/>
+          <w:sz w:val="18"/>
+          <w:highlight w:val="lightGray"/>
+        </w:rPr>
+        <w:t xml:space="preserve">: Persons Table -&gt; ID Column: 1, </w:t>
+      </w:r>
+      <w:proofErr w:type="spellStart"/>
+      <w:r>
+        <w:rPr>
+          <w:rFonts w:ascii="Arial" w:hAnsi="Arial" w:cs="Arial"/>
+          <w:color w:val="000000"/>
+          <w:sz w:val="18"/>
+          <w:highlight w:val="lightGray"/>
+        </w:rPr>
+        <w:t>Name_En</w:t>
+      </w:r>
+      <w:proofErr w:type="spellEnd"/>
+      <w:r>
+        <w:rPr>
+          <w:rFonts w:ascii="Arial" w:hAnsi="Arial" w:cs="Arial"/>
+          <w:color w:val="000000"/>
+          <w:sz w:val="18"/>
+          <w:highlight w:val="lightGray"/>
+        </w:rPr>
+        <w:t xml:space="preserve"> Column: Motasem Essam] -&gt; </w:t>
+      </w:r>
+      <w:r>
+        <w:rPr>
+          <w:rFonts w:ascii="Arial" w:hAnsi="Arial" w:cs="Arial"/>
           <w:b/>
           <w:color w:val="000000"/>
           <w:sz w:val="18"/>
@@ -1027,6 +1183,7 @@
       </w:r>
       <w:r>
         <w:rPr>
+          <w:rFonts w:ascii="Arial" w:hAnsi="Arial" w:cs="Arial"/>
           <w:color w:val="000000"/>
           <w:sz w:val="18"/>
           <w:highlight w:val="lightGray"/>
@@ -1035,6 +1192,7 @@
       </w:r>
       <w:r>
         <w:rPr>
+          <w:rFonts w:ascii="Arial" w:hAnsi="Arial" w:cs="Arial"/>
           <w:b/>
           <w:color w:val="000000"/>
           <w:sz w:val="18"/>
@@ -1044,6 +1202,7 @@
       </w:r>
       <w:r>
         <w:rPr>
+          <w:rFonts w:ascii="Arial" w:hAnsi="Arial" w:cs="Arial"/>
           <w:color w:val="000000"/>
           <w:sz w:val="18"/>
           <w:highlight w:val="lightGray"/>
@@ -1556,6 +1715,7 @@
               <w:rPr>
                 <w:rFonts w:ascii="Roboto Mono" w:hAnsi="Roboto Mono"/>
               </w:rPr>
+              <w:lastRenderedPageBreak/>
               <w:t>DROP TABLE</w:t>
             </w:r>
           </w:p>
@@ -1629,6 +1789,7 @@
     <w:p>
       <w:r>
         <w:rPr>
+          <w:rFonts w:ascii="Arial" w:hAnsi="Arial" w:cs="Arial"/>
           <w:b/>
           <w:color w:val="000000"/>
           <w:sz w:val="18"/>
@@ -1638,14 +1799,36 @@
       </w:r>
       <w:r>
         <w:rPr>
-          <w:color w:val="000000"/>
-          <w:sz w:val="18"/>
-          <w:highlight w:val="lightGray"/>
-        </w:rPr>
-        <w:t xml:space="preserve">: Persons Table -&gt; ID Column: 1, Name_En Column: Motasem Essam] -&gt; </w:t>
-      </w:r>
-      <w:r>
-        <w:rPr>
+          <w:rFonts w:ascii="Arial" w:hAnsi="Arial" w:cs="Arial"/>
+          <w:color w:val="000000"/>
+          <w:sz w:val="18"/>
+          <w:highlight w:val="lightGray"/>
+        </w:rPr>
+        <w:t xml:space="preserve">: Persons Table -&gt; ID Column: 1, </w:t>
+      </w:r>
+      <w:proofErr w:type="spellStart"/>
+      <w:r>
+        <w:rPr>
+          <w:rFonts w:ascii="Arial" w:hAnsi="Arial" w:cs="Arial"/>
+          <w:color w:val="000000"/>
+          <w:sz w:val="18"/>
+          <w:highlight w:val="lightGray"/>
+        </w:rPr>
+        <w:t>Name_En</w:t>
+      </w:r>
+      <w:proofErr w:type="spellEnd"/>
+      <w:r>
+        <w:rPr>
+          <w:rFonts w:ascii="Arial" w:hAnsi="Arial" w:cs="Arial"/>
+          <w:color w:val="000000"/>
+          <w:sz w:val="18"/>
+          <w:highlight w:val="lightGray"/>
+        </w:rPr>
+        <w:t xml:space="preserve"> Column: Motasem Essam] -&gt; </w:t>
+      </w:r>
+      <w:r>
+        <w:rPr>
+          <w:rFonts w:ascii="Arial" w:hAnsi="Arial" w:cs="Arial"/>
           <w:b/>
           <w:color w:val="000000"/>
           <w:sz w:val="18"/>
@@ -1655,6 +1838,7 @@
       </w:r>
       <w:r>
         <w:rPr>
+          <w:rFonts w:ascii="Arial" w:hAnsi="Arial" w:cs="Arial"/>
           <w:color w:val="000000"/>
           <w:sz w:val="18"/>
           <w:highlight w:val="lightGray"/>
@@ -1663,6 +1847,7 @@
       </w:r>
       <w:r>
         <w:rPr>
+          <w:rFonts w:ascii="Arial" w:hAnsi="Arial" w:cs="Arial"/>
           <w:b/>
           <w:color w:val="000000"/>
           <w:sz w:val="18"/>
@@ -1672,6 +1857,7 @@
       </w:r>
       <w:r>
         <w:rPr>
+          <w:rFonts w:ascii="Arial" w:hAnsi="Arial" w:cs="Arial"/>
           <w:color w:val="000000"/>
           <w:sz w:val="18"/>
           <w:highlight w:val="lightGray"/>
@@ -1975,6 +2161,7 @@
         <w:rPr>
           <w:noProof/>
         </w:rPr>
+        <w:lastRenderedPageBreak/>
         <w:drawing>
           <wp:inline distT="0" distB="0" distL="0" distR="0" wp14:anchorId="5F98E726" wp14:editId="07E88615">
             <wp:extent cx="5943600" cy="612140"/>
@@ -2262,7 +2449,21 @@
         <w:rPr>
           <w:rFonts w:ascii="Roboto Mono" w:hAnsi="Roboto Mono"/>
         </w:rPr>
-        <w:t>WHERE CustomerID = 1</w:t>
+        <w:t xml:space="preserve">WHERE </w:t>
+      </w:r>
+      <w:proofErr w:type="spellStart"/>
+      <w:r>
+        <w:rPr>
+          <w:rFonts w:ascii="Roboto Mono" w:hAnsi="Roboto Mono"/>
+        </w:rPr>
+        <w:t>CustomerID</w:t>
+      </w:r>
+      <w:proofErr w:type="spellEnd"/>
+      <w:r>
+        <w:rPr>
+          <w:rFonts w:ascii="Roboto Mono" w:hAnsi="Roboto Mono"/>
+        </w:rPr>
+        <w:t xml:space="preserve"> = 1</w:t>
       </w:r>
     </w:p>
     <w:p>
@@ -2391,12 +2592,14 @@
           <w:rFonts w:ascii="Roboto Mono" w:hAnsi="Roboto Mono"/>
         </w:rPr>
       </w:pPr>
+      <w:proofErr w:type="spellStart"/>
       <w:r>
         <w:rPr>
           <w:rFonts w:ascii="Roboto Mono" w:hAnsi="Roboto Mono"/>
         </w:rPr>
         <w:t>CustomerID</w:t>
       </w:r>
+      <w:proofErr w:type="spellEnd"/>
     </w:p>
     <w:p>
       <w:pPr>
@@ -2421,6 +2624,7 @@
         <w:rPr>
           <w:rFonts w:ascii="Roboto Mono" w:hAnsi="Roboto Mono"/>
         </w:rPr>
+        <w:lastRenderedPageBreak/>
         <w:t>Must match actual database objects.</w:t>
       </w:r>
     </w:p>
@@ -2456,6 +2660,7 @@
     <w:p>
       <w:r>
         <w:rPr>
+          <w:rFonts w:ascii="Arial" w:hAnsi="Arial" w:cs="Arial"/>
           <w:b/>
           <w:color w:val="000000"/>
           <w:sz w:val="18"/>
@@ -2465,14 +2670,36 @@
       </w:r>
       <w:r>
         <w:rPr>
-          <w:color w:val="000000"/>
-          <w:sz w:val="18"/>
-          <w:highlight w:val="lightGray"/>
-        </w:rPr>
-        <w:t xml:space="preserve">: Persons Table -&gt; ID Column: 1, Name_En Column: Motasem Essam] -&gt; </w:t>
-      </w:r>
-      <w:r>
-        <w:rPr>
+          <w:rFonts w:ascii="Arial" w:hAnsi="Arial" w:cs="Arial"/>
+          <w:color w:val="000000"/>
+          <w:sz w:val="18"/>
+          <w:highlight w:val="lightGray"/>
+        </w:rPr>
+        <w:t xml:space="preserve">: Persons Table -&gt; ID Column: 1, </w:t>
+      </w:r>
+      <w:proofErr w:type="spellStart"/>
+      <w:r>
+        <w:rPr>
+          <w:rFonts w:ascii="Arial" w:hAnsi="Arial" w:cs="Arial"/>
+          <w:color w:val="000000"/>
+          <w:sz w:val="18"/>
+          <w:highlight w:val="lightGray"/>
+        </w:rPr>
+        <w:t>Name_En</w:t>
+      </w:r>
+      <w:proofErr w:type="spellEnd"/>
+      <w:r>
+        <w:rPr>
+          <w:rFonts w:ascii="Arial" w:hAnsi="Arial" w:cs="Arial"/>
+          <w:color w:val="000000"/>
+          <w:sz w:val="18"/>
+          <w:highlight w:val="lightGray"/>
+        </w:rPr>
+        <w:t xml:space="preserve"> Column: Motasem Essam] -&gt; </w:t>
+      </w:r>
+      <w:r>
+        <w:rPr>
+          <w:rFonts w:ascii="Arial" w:hAnsi="Arial" w:cs="Arial"/>
           <w:b/>
           <w:color w:val="000000"/>
           <w:sz w:val="18"/>
@@ -2482,6 +2709,7 @@
       </w:r>
       <w:r>
         <w:rPr>
+          <w:rFonts w:ascii="Arial" w:hAnsi="Arial" w:cs="Arial"/>
           <w:color w:val="000000"/>
           <w:sz w:val="18"/>
           <w:highlight w:val="lightGray"/>
@@ -2490,6 +2718,7 @@
       </w:r>
       <w:r>
         <w:rPr>
+          <w:rFonts w:ascii="Arial" w:hAnsi="Arial" w:cs="Arial"/>
           <w:b/>
           <w:color w:val="000000"/>
           <w:sz w:val="18"/>
@@ -2499,6 +2728,7 @@
       </w:r>
       <w:r>
         <w:rPr>
+          <w:rFonts w:ascii="Arial" w:hAnsi="Arial" w:cs="Arial"/>
           <w:color w:val="000000"/>
           <w:sz w:val="18"/>
           <w:highlight w:val="lightGray"/>
@@ -2769,6 +2999,7 @@
       </w:pPr>
       <w:r>
         <w:rPr>
+          <w:rFonts w:ascii="Arial" w:hAnsi="Arial" w:cs="Arial"/>
           <w:b/>
           <w:color w:val="000000"/>
           <w:sz w:val="18"/>
@@ -2778,14 +3009,36 @@
       </w:r>
       <w:r>
         <w:rPr>
-          <w:color w:val="000000"/>
-          <w:sz w:val="18"/>
-          <w:highlight w:val="lightGray"/>
-        </w:rPr>
-        <w:t xml:space="preserve">: Persons Table -&gt; ID Column: 1, Name_En Column: Motasem Essam] -&gt; </w:t>
-      </w:r>
-      <w:r>
-        <w:rPr>
+          <w:rFonts w:ascii="Arial" w:hAnsi="Arial" w:cs="Arial"/>
+          <w:color w:val="000000"/>
+          <w:sz w:val="18"/>
+          <w:highlight w:val="lightGray"/>
+        </w:rPr>
+        <w:t xml:space="preserve">: Persons Table -&gt; ID Column: 1, </w:t>
+      </w:r>
+      <w:proofErr w:type="spellStart"/>
+      <w:r>
+        <w:rPr>
+          <w:rFonts w:ascii="Arial" w:hAnsi="Arial" w:cs="Arial"/>
+          <w:color w:val="000000"/>
+          <w:sz w:val="18"/>
+          <w:highlight w:val="lightGray"/>
+        </w:rPr>
+        <w:t>Name_En</w:t>
+      </w:r>
+      <w:proofErr w:type="spellEnd"/>
+      <w:r>
+        <w:rPr>
+          <w:rFonts w:ascii="Arial" w:hAnsi="Arial" w:cs="Arial"/>
+          <w:color w:val="000000"/>
+          <w:sz w:val="18"/>
+          <w:highlight w:val="lightGray"/>
+        </w:rPr>
+        <w:t xml:space="preserve"> Column: Motasem Essam] -&gt; </w:t>
+      </w:r>
+      <w:r>
+        <w:rPr>
+          <w:rFonts w:ascii="Arial" w:hAnsi="Arial" w:cs="Arial"/>
           <w:b/>
           <w:color w:val="000000"/>
           <w:sz w:val="18"/>
@@ -2795,6 +3048,7 @@
       </w:r>
       <w:r>
         <w:rPr>
+          <w:rFonts w:ascii="Arial" w:hAnsi="Arial" w:cs="Arial"/>
           <w:color w:val="000000"/>
           <w:sz w:val="18"/>
           <w:highlight w:val="lightGray"/>
@@ -2803,6 +3057,7 @@
       </w:r>
       <w:r>
         <w:rPr>
+          <w:rFonts w:ascii="Arial" w:hAnsi="Arial" w:cs="Arial"/>
           <w:b/>
           <w:color w:val="000000"/>
           <w:sz w:val="18"/>
@@ -2812,6 +3067,7 @@
       </w:r>
       <w:r>
         <w:rPr>
+          <w:rFonts w:ascii="Arial" w:hAnsi="Arial" w:cs="Arial"/>
           <w:color w:val="000000"/>
           <w:sz w:val="18"/>
           <w:highlight w:val="lightGray"/>
@@ -2915,6 +3171,7 @@
                 <w:b/>
                 <w:bCs/>
               </w:rPr>
+              <w:lastRenderedPageBreak/>
               <w:t>Incorrect Syntax</w:t>
             </w:r>
           </w:p>
@@ -3157,6 +3414,7 @@
     <w:p>
       <w:r>
         <w:rPr>
+          <w:rFonts w:ascii="Arial" w:hAnsi="Arial" w:cs="Arial"/>
           <w:b/>
           <w:color w:val="000000"/>
           <w:sz w:val="18"/>
@@ -3166,14 +3424,36 @@
       </w:r>
       <w:r>
         <w:rPr>
-          <w:color w:val="000000"/>
-          <w:sz w:val="18"/>
-          <w:highlight w:val="lightGray"/>
-        </w:rPr>
-        <w:t xml:space="preserve">: Persons Table -&gt; ID Column: 1, Name_En Column: Motasem Essam] -&gt; </w:t>
-      </w:r>
-      <w:r>
-        <w:rPr>
+          <w:rFonts w:ascii="Arial" w:hAnsi="Arial" w:cs="Arial"/>
+          <w:color w:val="000000"/>
+          <w:sz w:val="18"/>
+          <w:highlight w:val="lightGray"/>
+        </w:rPr>
+        <w:t xml:space="preserve">: Persons Table -&gt; ID Column: 1, </w:t>
+      </w:r>
+      <w:proofErr w:type="spellStart"/>
+      <w:r>
+        <w:rPr>
+          <w:rFonts w:ascii="Arial" w:hAnsi="Arial" w:cs="Arial"/>
+          <w:color w:val="000000"/>
+          <w:sz w:val="18"/>
+          <w:highlight w:val="lightGray"/>
+        </w:rPr>
+        <w:t>Name_En</w:t>
+      </w:r>
+      <w:proofErr w:type="spellEnd"/>
+      <w:r>
+        <w:rPr>
+          <w:rFonts w:ascii="Arial" w:hAnsi="Arial" w:cs="Arial"/>
+          <w:color w:val="000000"/>
+          <w:sz w:val="18"/>
+          <w:highlight w:val="lightGray"/>
+        </w:rPr>
+        <w:t xml:space="preserve"> Column: Motasem Essam] -&gt; </w:t>
+      </w:r>
+      <w:r>
+        <w:rPr>
+          <w:rFonts w:ascii="Arial" w:hAnsi="Arial" w:cs="Arial"/>
           <w:b/>
           <w:color w:val="000000"/>
           <w:sz w:val="18"/>
@@ -3183,6 +3463,7 @@
       </w:r>
       <w:r>
         <w:rPr>
+          <w:rFonts w:ascii="Arial" w:hAnsi="Arial" w:cs="Arial"/>
           <w:color w:val="000000"/>
           <w:sz w:val="18"/>
           <w:highlight w:val="lightGray"/>
@@ -3191,6 +3472,7 @@
       </w:r>
       <w:r>
         <w:rPr>
+          <w:rFonts w:ascii="Arial" w:hAnsi="Arial" w:cs="Arial"/>
           <w:b/>
           <w:color w:val="000000"/>
           <w:sz w:val="18"/>
@@ -3200,6 +3482,7 @@
       </w:r>
       <w:r>
         <w:rPr>
+          <w:rFonts w:ascii="Arial" w:hAnsi="Arial" w:cs="Arial"/>
           <w:color w:val="000000"/>
           <w:sz w:val="18"/>
           <w:highlight w:val="lightGray"/>
@@ -3460,6 +3743,7 @@
         <w:rPr>
           <w:rFonts w:ascii="Roboto Mono" w:hAnsi="Roboto Mono"/>
         </w:rPr>
+        <w:lastRenderedPageBreak/>
         <w:t>WHERE City = 'Cairo';</w:t>
       </w:r>
     </w:p>
@@ -3495,6 +3779,7 @@
     <w:p>
       <w:r>
         <w:rPr>
+          <w:rFonts w:ascii="Arial" w:hAnsi="Arial" w:cs="Arial"/>
           <w:b/>
           <w:color w:val="000000"/>
           <w:sz w:val="18"/>
@@ -3504,14 +3789,36 @@
       </w:r>
       <w:r>
         <w:rPr>
-          <w:color w:val="000000"/>
-          <w:sz w:val="18"/>
-          <w:highlight w:val="lightGray"/>
-        </w:rPr>
-        <w:t xml:space="preserve">: Persons Table -&gt; ID Column: 1, Name_En Column: Motasem Essam] -&gt; </w:t>
-      </w:r>
-      <w:r>
-        <w:rPr>
+          <w:rFonts w:ascii="Arial" w:hAnsi="Arial" w:cs="Arial"/>
+          <w:color w:val="000000"/>
+          <w:sz w:val="18"/>
+          <w:highlight w:val="lightGray"/>
+        </w:rPr>
+        <w:t xml:space="preserve">: Persons Table -&gt; ID Column: 1, </w:t>
+      </w:r>
+      <w:proofErr w:type="spellStart"/>
+      <w:r>
+        <w:rPr>
+          <w:rFonts w:ascii="Arial" w:hAnsi="Arial" w:cs="Arial"/>
+          <w:color w:val="000000"/>
+          <w:sz w:val="18"/>
+          <w:highlight w:val="lightGray"/>
+        </w:rPr>
+        <w:t>Name_En</w:t>
+      </w:r>
+      <w:proofErr w:type="spellEnd"/>
+      <w:r>
+        <w:rPr>
+          <w:rFonts w:ascii="Arial" w:hAnsi="Arial" w:cs="Arial"/>
+          <w:color w:val="000000"/>
+          <w:sz w:val="18"/>
+          <w:highlight w:val="lightGray"/>
+        </w:rPr>
+        <w:t xml:space="preserve"> Column: Motasem Essam] -&gt; </w:t>
+      </w:r>
+      <w:r>
+        <w:rPr>
+          <w:rFonts w:ascii="Arial" w:hAnsi="Arial" w:cs="Arial"/>
           <w:b/>
           <w:color w:val="000000"/>
           <w:sz w:val="18"/>
@@ -3521,6 +3828,7 @@
       </w:r>
       <w:r>
         <w:rPr>
+          <w:rFonts w:ascii="Arial" w:hAnsi="Arial" w:cs="Arial"/>
           <w:color w:val="000000"/>
           <w:sz w:val="18"/>
           <w:highlight w:val="lightGray"/>
@@ -3529,6 +3837,7 @@
       </w:r>
       <w:r>
         <w:rPr>
+          <w:rFonts w:ascii="Arial" w:hAnsi="Arial" w:cs="Arial"/>
           <w:b/>
           <w:color w:val="000000"/>
           <w:sz w:val="18"/>
@@ -3538,6 +3847,7 @@
       </w:r>
       <w:r>
         <w:rPr>
+          <w:rFonts w:ascii="Arial" w:hAnsi="Arial" w:cs="Arial"/>
           <w:color w:val="000000"/>
           <w:sz w:val="18"/>
           <w:highlight w:val="lightGray"/>
@@ -3951,6 +4261,7 @@
         <w:rPr>
           <w:rFonts w:ascii="Roboto Mono" w:hAnsi="Roboto Mono"/>
         </w:rPr>
+        <w:lastRenderedPageBreak/>
         <w:t>The database cannot understand it.</w:t>
       </w:r>
     </w:p>
@@ -3986,6 +4297,7 @@
     <w:p>
       <w:r>
         <w:rPr>
+          <w:rFonts w:ascii="Arial" w:hAnsi="Arial" w:cs="Arial"/>
           <w:b/>
           <w:color w:val="000000"/>
           <w:sz w:val="18"/>
@@ -3995,14 +4307,36 @@
       </w:r>
       <w:r>
         <w:rPr>
-          <w:color w:val="000000"/>
-          <w:sz w:val="18"/>
-          <w:highlight w:val="lightGray"/>
-        </w:rPr>
-        <w:t xml:space="preserve">: Persons Table -&gt; ID Column: 1, Name_En Column: Motasem Essam] -&gt; </w:t>
-      </w:r>
-      <w:r>
-        <w:rPr>
+          <w:rFonts w:ascii="Arial" w:hAnsi="Arial" w:cs="Arial"/>
+          <w:color w:val="000000"/>
+          <w:sz w:val="18"/>
+          <w:highlight w:val="lightGray"/>
+        </w:rPr>
+        <w:t xml:space="preserve">: Persons Table -&gt; ID Column: 1, </w:t>
+      </w:r>
+      <w:proofErr w:type="spellStart"/>
+      <w:r>
+        <w:rPr>
+          <w:rFonts w:ascii="Arial" w:hAnsi="Arial" w:cs="Arial"/>
+          <w:color w:val="000000"/>
+          <w:sz w:val="18"/>
+          <w:highlight w:val="lightGray"/>
+        </w:rPr>
+        <w:t>Name_En</w:t>
+      </w:r>
+      <w:proofErr w:type="spellEnd"/>
+      <w:r>
+        <w:rPr>
+          <w:rFonts w:ascii="Arial" w:hAnsi="Arial" w:cs="Arial"/>
+          <w:color w:val="000000"/>
+          <w:sz w:val="18"/>
+          <w:highlight w:val="lightGray"/>
+        </w:rPr>
+        <w:t xml:space="preserve"> Column: Motasem Essam] -&gt; </w:t>
+      </w:r>
+      <w:r>
+        <w:rPr>
+          <w:rFonts w:ascii="Arial" w:hAnsi="Arial" w:cs="Arial"/>
           <w:b/>
           <w:color w:val="000000"/>
           <w:sz w:val="18"/>
@@ -4012,6 +4346,7 @@
       </w:r>
       <w:r>
         <w:rPr>
+          <w:rFonts w:ascii="Arial" w:hAnsi="Arial" w:cs="Arial"/>
           <w:color w:val="000000"/>
           <w:sz w:val="18"/>
           <w:highlight w:val="lightGray"/>
@@ -4020,6 +4355,7 @@
       </w:r>
       <w:r>
         <w:rPr>
+          <w:rFonts w:ascii="Arial" w:hAnsi="Arial" w:cs="Arial"/>
           <w:b/>
           <w:color w:val="000000"/>
           <w:sz w:val="18"/>
@@ -4029,6 +4365,7 @@
       </w:r>
       <w:r>
         <w:rPr>
+          <w:rFonts w:ascii="Arial" w:hAnsi="Arial" w:cs="Arial"/>
           <w:color w:val="000000"/>
           <w:sz w:val="18"/>
           <w:highlight w:val="lightGray"/>
